--- a/TEMPLATE LAPORAN PROJECT AKHIR-IFB 208-2026.docx
+++ b/TEMPLATE LAPORAN PROJECT AKHIR-IFB 208-2026.docx
@@ -3243,7 +3243,21 @@
                 <w:rStyle w:val="Hyperlink"/>
                 <w:noProof/>
               </w:rPr>
-              <w:t>2.1  Pengolahan Citra Digital</w:t>
+              <w:t>2.1  Pengola</w:t>
+            </w:r>
+            <w:r>
+              <w:rPr>
+                <w:rStyle w:val="Hyperlink"/>
+                <w:noProof/>
+              </w:rPr>
+              <w:t>h</w:t>
+            </w:r>
+            <w:r>
+              <w:rPr>
+                <w:rStyle w:val="Hyperlink"/>
+                <w:noProof/>
+              </w:rPr>
+              <w:t>an Citra Digital</w:t>
             </w:r>
             <w:r>
               <w:rPr>
@@ -6632,7 +6646,49 @@
         <w:jc w:val="both"/>
       </w:pPr>
       <w:r>
-        <w:t>Grayscale Conversion: Mengubah citra RGB menjadi skala keabuan (grayscale). Hal ini dilakukan untuk mengurangi kompleksitas komputasi karena algoritma SIFT utamanya beroperasi pada intensitas cahaya (gradien), bukan warna.</w:t>
+        <w:t xml:space="preserve">Konversi </w:t>
+      </w:r>
+      <w:r>
+        <w:t>Grayscale</w:t>
+      </w:r>
+    </w:p>
+    <w:p>
+      <w:pPr>
+        <w:spacing w:after="200"/>
+        <w:ind w:left="720"/>
+        <w:jc w:val="both"/>
+      </w:pPr>
+      <w:r>
+        <w:t>Citra masukan yang ditangkap oleh perangkat kamera pada umumnya berada dalam format ruang warna RGB (Red, Green, Blue), di mana warna visual merupakan kombinasi intensitas cahaya pada saluran merah, hijau, dan biru (Gonzalez &amp; Woods, 2018). Namun, dalam sistem pengenalan tekstur sampah ini, ruang warna RGB tidak diproses secara mentah.</w:t>
+      </w:r>
+    </w:p>
+    <w:p>
+      <w:pPr>
+        <w:spacing w:after="200"/>
+        <w:ind w:left="720"/>
+        <w:jc w:val="both"/>
+      </w:pPr>
+      <w:r>
+        <w:t>Sistem secara eksplisit mengkonversi citra RGB ke dalam format tunggal Grayscale (skala keabuan). Hal ini dikarenakan algoritma SIFT secara fungsional melakukan komputasi terhadap magnitudo gradien (perbedaan gelap-terang piksel) sehingga informasi kromatis (warna) tidak diperlukan dan membebani komputasi. Konversi citra ke Grayscale dilakukan dengan menggunakan rasio pembobotan terhadap sensitivitas mata manusia terhadap berbagai panjang gelombang warna. Persamaan matematis konversi tersebut adalah:</w:t>
+      </w:r>
+    </w:p>
+    <w:p>
+      <w:pPr>
+        <w:spacing w:after="200"/>
+        <w:ind w:left="720"/>
+        <w:jc w:val="center"/>
+      </w:pPr>
+      <w:r>
+        <w:t>$$Gray = 0.299R + 0.587G + 0.114B$$</w:t>
+      </w:r>
+    </w:p>
+    <w:p>
+      <w:pPr>
+        <w:spacing w:after="200"/>
+        <w:ind w:left="720"/>
+      </w:pPr>
+      <w:r>
+        <w:t>Di mana $R$, $G$, dan $B$ merupakan intensitas piksel masing-masing saluran warna pada citra (Gonzalez &amp; Woods, 2018).</w:t>
       </w:r>
     </w:p>
     <w:p>
@@ -6645,7 +6701,31 @@
         <w:jc w:val="both"/>
       </w:pPr>
       <w:r>
-        <w:t>CLAHE (Contrast Limited Adaptive Histogram Equalization): Digunakan untuk meningkatkan kontras lokal pada citra tanpa memperkuat noise (derau). Sistem menggunakan parameter clipLimit=2.0 dan ukuran grid 8x8. CLAHE sangat membantu dalam menonjolkan tekstur pada objek sampah, terutama pada area yang mengalami bayangan atau pencahayaan tidak merata.</w:t>
+        <w:t>CLAHE (Contrast Limited Adaptive Histogram Equalization)</w:t>
+      </w:r>
+    </w:p>
+    <w:p>
+      <w:pPr>
+        <w:spacing w:after="200"/>
+        <w:ind w:left="720"/>
+        <w:jc w:val="both"/>
+      </w:pPr>
+      <w:r>
+        <w:t xml:space="preserve">CLAHE adalah varian dari Adaptive Histogram Equalization (AHE) yang dirancang untuk meningkatkan kontras lokal pada citra (Zuiderveld, 1994). Berbeda dengan Histogram Equalization (HE) konvensional yang beroperasi pada keseluruhan citra secara global, CLAHE membagi matriks </w:t>
+      </w:r>
+      <w:r>
+        <w:lastRenderedPageBreak/>
+        <w:t>citra menjadi beberapa wilayah kecil yang disebut tiles atau blocks. Ekualisasi histogram kemudian dilakukan secara independen pada masing-masing blok tersebut.</w:t>
+      </w:r>
+    </w:p>
+    <w:p>
+      <w:pPr>
+        <w:spacing w:after="200"/>
+        <w:ind w:left="720"/>
+        <w:jc w:val="both"/>
+      </w:pPr>
+      <w:r>
+        <w:t>Masalah utama pada ekualisasi adaptif standar (AHE) adalah kecenderungannya untuk memperkuat derau (noise amplifier) pada area citra yang relatif homogen atau memiliki variasi intensitas yang rendah. CLAHE mengatasi masalah ini dengan membatasi peningkatan kontras (contrast limiting). Sebelum fungsi distribusi kumulatif atau Cumulative Distribution Function (CDF) dihitung, histogram dari setiap blok dipotong pada nilai ambang puncak tertentu (clip limit). Piksel-piksel yang berada di atas ambang batas tersebut kemudian didistribusikan kembali secara merata ke seluruh keranjang (bins) histogram (Zuiderveld, 1994). Pendekatan matematis ini sangat efektif untuk menonjolkan detail tekstur lokal pada citra yang mengalami pencahayaan tidak merata tanpa menghasilkan noise yang berlebihan.</w:t>
       </w:r>
     </w:p>
     <w:p>
@@ -6658,7 +6738,107 @@
         <w:jc w:val="both"/>
       </w:pPr>
       <w:r>
-        <w:t>Gaussian Blur: Penerapan filter Gaussian berukuran 3x3 untuk menghaluskan citra hasil CLAHE. Tujuannya adalah menghilangkan noise frekuensi tinggi yang dapat memicu deteksi keypoint (titik kunci) palsu.</w:t>
+        <w:t>Gaussian Blur</w:t>
+      </w:r>
+    </w:p>
+    <w:p>
+      <w:pPr>
+        <w:spacing w:after="200"/>
+        <w:ind w:left="720"/>
+        <w:jc w:val="both"/>
+      </w:pPr>
+      <w:r>
+        <w:t>Gaussian Blur (atau filter Gaussian) adalah salah satu teknik penghalusan citra (image smoothing) yang beroperasi dalam domain spasial menggunakan konvolusi matriks (Szeliski, 2022). Filter ini bertindak sebagai low-pass filter yang bertujuan untuk mereduksi derau (noise) frekuensi tinggi dan detail-detail kecil yang tidak relevan pada citra. Gaussian Blur mengaplikasikan kernel (matriks konvolusi) yang nilai bobotnya mengikuti distribusi probabilitas Gaussian yang berbentuk seperti lonceng.</w:t>
+      </w:r>
+    </w:p>
+    <w:p>
+      <w:pPr>
+        <w:spacing w:after="200"/>
+        <w:ind w:left="720"/>
+        <w:jc w:val="both"/>
+      </w:pPr>
+      <w:r>
+        <w:t>Dalam ruang spasial dua dimensi, fungsi distribusi probabilitas Gaussian didefinisikan dengan persamaan matematis berikut:</w:t>
+      </w:r>
+    </w:p>
+    <w:p>
+      <w:pPr>
+        <w:spacing w:after="200"/>
+        <w:ind w:left="720"/>
+        <w:jc w:val="center"/>
+      </w:pPr>
+      <w:r>
+        <w:t>$$G(x,y) = \frac{1}{2\pi\sigma^2} e^{-\frac{x^2+y^2}{2\sigma^2}}$$</w:t>
+      </w:r>
+    </w:p>
+    <w:p>
+      <w:pPr>
+        <w:spacing w:after="200"/>
+        <w:ind w:left="720"/>
+        <w:jc w:val="both"/>
+      </w:pPr>
+      <w:r>
+        <w:t xml:space="preserve">Di mana $x$ dan $y$ adalah jarak spasial piksel dari titik pusat </w:t>
+      </w:r>
+      <w:r>
+        <w:rPr>
+          <w:i/>
+          <w:iCs/>
+        </w:rPr>
+        <w:t>kernel</w:t>
+      </w:r>
+      <w:r>
+        <w:t xml:space="preserve">, serta $\sigma$ (standar deviasi) adalah parameter yang mengontrol tingkat kehalusan atau seberapa lebar penyebaran lonceng Gaussian tersebut (Gonzalez &amp; Woods, 2018). Karena bobot piksel di pusat </w:t>
+      </w:r>
+      <w:r>
+        <w:rPr>
+          <w:i/>
+          <w:iCs/>
+        </w:rPr>
+        <w:t>kernel</w:t>
+      </w:r>
+      <w:r>
+        <w:t xml:space="preserve"> diberikan nilai paling besar dan secara gradual semakin mengecil ke arah tepi batas </w:t>
+      </w:r>
+      <w:r>
+        <w:rPr>
+          <w:i/>
+          <w:iCs/>
+        </w:rPr>
+        <w:t>kernel</w:t>
+      </w:r>
+      <w:r>
+        <w:t xml:space="preserve">, </w:t>
+      </w:r>
+      <w:r>
+        <w:rPr>
+          <w:i/>
+          <w:iCs/>
+        </w:rPr>
+        <w:t>Gaussian Blur</w:t>
+      </w:r>
+      <w:r>
+        <w:t xml:space="preserve"> mampu menghaluskan citra dengan tetap mempertahankan struktur garis batas objek (</w:t>
+      </w:r>
+      <w:r>
+        <w:rPr>
+          <w:i/>
+          <w:iCs/>
+        </w:rPr>
+        <w:t>edge preservation</w:t>
+      </w:r>
+      <w:r>
+        <w:t>) jauh lebih baik dibandingkan dengan filter linier rata-rata (</w:t>
+      </w:r>
+      <w:r>
+        <w:rPr>
+          <w:i/>
+          <w:iCs/>
+        </w:rPr>
+        <w:t>mean filter</w:t>
+      </w:r>
+      <w:r>
+        <w:t>) biasa (Szeliski, 2022).</w:t>
       </w:r>
     </w:p>
     <w:p>
@@ -6677,7 +6857,16 @@
         <w:jc w:val="both"/>
       </w:pPr>
       <w:r>
-        <w:t>Ekstraksi ciri merupakan proses transformasi citra dari domain spasial piksel ke dalam representasi numerik yang kompak dan diskriminatif. Vektor ciri yang dihasilkan menjadi input bagi algoritma klasifikasi (Szeliski, 2022).</w:t>
+        <w:t>Ekstraksi ciri merupakan proses transformasi citra dari domain spasial piksel ke dal</w:t>
+      </w:r>
+      <w:r>
+        <w:t xml:space="preserve"> </w:t>
+      </w:r>
+      <w:r>
+        <w:tab/>
+      </w:r>
+      <w:r>
+        <w:t>am representasi numerik yang kompak dan diskriminatif. Vektor ciri yang dihasilkan menjadi input bagi algoritma klasifikasi (Szeliski, 2022).</w:t>
       </w:r>
     </w:p>
     <w:p>
@@ -6706,14 +6895,8 @@
         <w:rPr>
           <w:color w:val="EE0000"/>
         </w:rPr>
-        <w:t xml:space="preserve">[Jelaskan secara detail metode ekstraksi ciri yang menjadi fokus kelompok. Sertakan: (a) prinsip kerja, (b) persamaan matematis, (c) parameter yang terlibat, (d) kelebihan dan kekurangan. Contoh: jika menggunakan GLCM, jelaskan matriks </w:t>
-      </w:r>
-      <w:r>
-        <w:rPr>
-          <w:color w:val="EE0000"/>
-        </w:rPr>
         <w:lastRenderedPageBreak/>
-        <w:t>co-occurrence, fitur Haralick (contrast, energy, homogeneity, correlation, entropy), dan cara komputasinya.]</w:t>
+        <w:t>[Jelaskan secara detail metode ekstraksi ciri yang menjadi fokus kelompok. Sertakan: (a) prinsip kerja, (b) persamaan matematis, (c) parameter yang terlibat, (d) kelebihan dan kekurangan. Contoh: jika menggunakan GLCM, jelaskan matriks co-occurrence, fitur Haralick (contrast, energy, homogeneity, correlation, entropy), dan cara komputasinya.]</w:t>
       </w:r>
     </w:p>
     <w:p>
@@ -6760,7 +6943,24 @@
         <w:jc w:val="both"/>
       </w:pPr>
       <w:r>
-        <w:t>Scale-Invariant Feature Transform (SIFT) adalah algoritma visi komputer yang digunakan untuk mendeteksi dan mendeskripsikan fitur lokal pada citra. Keunggulan utama SIFT adalah kemampuannya menghasilkan fitur yang invarian (tidak berubah) terhadap skala citra, rotasi, dan perubahan iluminasi. Tahapan algoritma SIFT meliputi:</w:t>
+        <w:rPr>
+          <w:i/>
+          <w:iCs/>
+        </w:rPr>
+        <w:t>Scale-Invariant Feature Transform</w:t>
+      </w:r>
+      <w:r>
+        <w:t xml:space="preserve"> (SIFT) adalah algoritma visi komputer yang berfungsi untuk mengekstrak fitur lokal invariant dari sebuah citra (Lowe, 2004). Karakteristik utama dari fitur SIFT adalah sifatnya yang invarian (tidak berubah) terhadap perubahan skala citra, rotasi spasial, tingkat pencahayaan (iluminasi), serta pergeseran sudut pandang kamera (</w:t>
+      </w:r>
+      <w:r>
+        <w:rPr>
+          <w:i/>
+          <w:iCs/>
+        </w:rPr>
+        <w:t>3D viewpoint</w:t>
+      </w:r>
+      <w:r>
+        <w:t>) (Lowe, 2004). Algoritma SIFT secara matematis dibagi ke dalam empat tahapan konseptual utama, yaitu:</w:t>
       </w:r>
     </w:p>
     <w:p>
@@ -6773,7 +6973,36 @@
         <w:jc w:val="both"/>
       </w:pPr>
       <w:r>
-        <w:t>Deteksi Ekstremum Ruang-Skala (Scale-Space Extrema Detection): Langkah pertama adalah mencari titik-titik yang stabil pada berbagai skala. SIFT menggunakan fungsi Difference of Gaussian (DoG) yang dihitung dari selisih dua citra yang telah diblur dengan filter Gaussian pada skala yang berbeda. Persamaannya adalah: D(x, y, σ) = (G(x, y, kσ) - G(x, y, σ)) * I(x, y) [Persamaan 2.1 – Fungsi Difference of Gaussian (DoG)]</w:t>
+        <w:t>Deteksi Ekstremum Ruang-Skala (Scale-Space Extrema Detection)</w:t>
+      </w:r>
+    </w:p>
+    <w:p>
+      <w:pPr>
+        <w:spacing w:after="200"/>
+        <w:ind w:left="720"/>
+        <w:jc w:val="both"/>
+      </w:pPr>
+      <w:r>
+        <w:t>Tahap awal ini bertujuan untuk mengidentifikasi lokasi titik-titik kandidat potensial yang stabil pada berbagai tingkatan skala citra melalui fungsi konstanta skala. SIFT mengimplementasikan fungsi Difference of Gaussian (DoG) yang diperoleh dari hasil selisih konvolusi gambar pada dua ruang skala ($\sigma$) yang berurutan (Lowe, 2004). Persamaan matematis DoG dirumuskan sebagai berikut:</w:t>
+      </w:r>
+    </w:p>
+    <w:p>
+      <w:pPr>
+        <w:spacing w:after="200"/>
+        <w:ind w:left="720"/>
+        <w:jc w:val="center"/>
+      </w:pPr>
+      <w:r>
+        <w:t>$$D(x, y, \sigma) = L(x, y, k\sigma) - L(x, y, \sigma)$$</w:t>
+      </w:r>
+    </w:p>
+    <w:p>
+      <w:pPr>
+        <w:spacing w:after="200"/>
+        <w:ind w:left="720"/>
+      </w:pPr>
+      <w:r>
+        <w:t>Di mana $L(x, y, \sigma)$ adalah representasi ruang skala citra hasil konvolusi dengan fungsi Gaussian, dan $k$ adalah faktor perkalian skala konstan (Lowe, 2004). Piksel ekstremum didapatkan dengan membandingkan nilai piksel target terhadap 26 piksel tetangganya dalam ruang 3D (8 tetangga skala yang sama, 9 skala di atas, dan 9 skala di bawah) (Lowe, 2004).</w:t>
       </w:r>
     </w:p>
     <w:p>
@@ -6786,7 +7015,20 @@
         <w:jc w:val="both"/>
       </w:pPr>
       <w:r>
-        <w:t>Lokalisasi Titik Kunci (Keypoint Localization): Kandidat titik kunci diseleksi lebih lanjut dengan menghilangkan titik-titik yang memiliki kontras rendah atau berada di sepanjang tepi (edge) yang lokasinya kurang stabil.</w:t>
+        <w:t>Lokalisasi Titik Kunci (Keypoint Localization)</w:t>
+      </w:r>
+    </w:p>
+    <w:p>
+      <w:pPr>
+        <w:spacing w:after="200"/>
+        <w:ind w:left="720"/>
+        <w:jc w:val="both"/>
+      </w:pPr>
+      <w:r>
+        <w:t>Tahap seleksi untuk mengeliminasi titik kunci yang tidak stabil. Kandidat keypoint yang memiliki nilai kontras rendah di bawah ambang batas (low contrast) atau berada di sepanjang tepi linier (edge response) akan dibuang menggunakan pendekatan matriks Hessian karena memiliki sensitivitas tinggi terhadap derau dan kurang akurat secara spasial (Lowe, 2004).</w:t>
+      </w:r>
+      <w:r>
+        <w:t>Penugasan Orientasi (Orientation Assignment): Setiap titik kunci diberi orientasi berdasarkan arah gradien lokal citra. Hal ini membuat SIFT invarian terhadap rotasi gambar.</w:t>
       </w:r>
     </w:p>
     <w:p>
@@ -6799,11 +7041,83 @@
         <w:jc w:val="both"/>
       </w:pPr>
       <w:r>
-        <w:t>Penugasan Orientasi (Orientation Assignment): Setiap titik kunci diberi orientasi berdasarkan arah gradien lokal citra. Hal ini membuat SIFT invarian terhadap rotasi gambar.</w:t>
-      </w:r>
-    </w:p>
-    <w:p>
-      <w:pPr>
+        <w:t>Pembuatan Deskriptor (Keypoint Descriptor)</w:t>
+      </w:r>
+    </w:p>
+    <w:p>
+      <w:pPr>
+        <w:pStyle w:val="ListParagraph"/>
+        <w:ind w:left="720"/>
+      </w:pPr>
+      <w:r>
+        <w:t xml:space="preserve">Tahap ini memberikan arah orientasi dominan pada setiap </w:t>
+      </w:r>
+      <w:r>
+        <w:rPr>
+          <w:rFonts w:ascii="Arial" w:hAnsi="Arial" w:cs="Arial"/>
+          <w:i/>
+          <w:iCs/>
+        </w:rPr>
+        <w:t>keypoint</w:t>
+      </w:r>
+      <w:r>
+        <w:t xml:space="preserve"> tunggal agar fitur yang dihasilkan memiliki sifat invarian terhadap rotasi gambar. Nilai magnitudo gradien </w:t>
+      </w:r>
+      <w:r>
+        <w:rPr>
+          <w:rStyle w:val="math-inline"/>
+          <w:rFonts w:ascii="Arial" w:hAnsi="Arial" w:cs="Arial"/>
+        </w:rPr>
+        <w:t>$m(x,y)$</w:t>
+      </w:r>
+      <w:r>
+        <w:t xml:space="preserve"> dan orientasi </w:t>
+      </w:r>
+      <w:r>
+        <w:rPr>
+          <w:rStyle w:val="math-inline"/>
+          <w:rFonts w:ascii="Arial" w:hAnsi="Arial" w:cs="Arial"/>
+        </w:rPr>
+        <w:t>$\theta(x,y)$</w:t>
+      </w:r>
+      <w:r>
+        <w:t xml:space="preserve"> </w:t>
+      </w:r>
+      <w:r>
+        <w:lastRenderedPageBreak/>
+        <w:t>dihitung berdasarkan perbedaan intensitas piksel tetangga lokal menggunakan rumus matematika berikut:</w:t>
+      </w:r>
+    </w:p>
+    <w:p>
+      <w:pPr>
+        <w:pStyle w:val="ListParagraph"/>
+        <w:ind w:left="720"/>
+        <w:jc w:val="center"/>
+      </w:pPr>
+      <w:r>
+        <w:t>$$m(x, y) = \sqrt{(L(x+1, y) - L(x-1, y))^2 + (L(x, y+1) - L(x, y-1))^2}$$</w:t>
+      </w:r>
+    </w:p>
+    <w:p>
+      <w:pPr>
+        <w:pStyle w:val="ListParagraph"/>
+        <w:ind w:left="720"/>
+        <w:jc w:val="center"/>
+      </w:pPr>
+      <w:r>
+        <w:t>$$\theta(x, y) = \tan^{-1} \left( \frac{L(x, y+1) - L(x, y-1)}{L(x+1, y) - L(x-1, y)} \right)$$</w:t>
+      </w:r>
+    </w:p>
+    <w:p>
+      <w:pPr>
+        <w:pStyle w:val="ListParagraph"/>
+        <w:ind w:left="720"/>
+        <w:jc w:val="center"/>
+      </w:pPr>
+    </w:p>
+    <w:p>
+      <w:pPr>
+        <w:pStyle w:val="ListParagraph"/>
         <w:numPr>
           <w:ilvl w:val="0"/>
           <w:numId w:val="12"/>
@@ -6812,7 +7126,41 @@
         <w:jc w:val="both"/>
       </w:pPr>
       <w:r>
-        <w:t>Pembuatan Deskriptor (Keypoint Descriptor): SIFT membentuk vektor ciri (deskriptor) 128-dimensi untuk setiap titik kunci. Vektor ini merangkum orientasi gradien di area sekitar titik kunci.</w:t>
+        <w:t>Pembentukan Deskriptor (</w:t>
+      </w:r>
+      <w:r>
+        <w:rPr>
+          <w:i/>
+          <w:iCs/>
+        </w:rPr>
+        <w:t>Keypoint Descriptor</w:t>
+      </w:r>
+      <w:r>
+        <w:t>)</w:t>
+      </w:r>
+    </w:p>
+    <w:p>
+      <w:pPr>
+        <w:pStyle w:val="ListParagraph"/>
+        <w:spacing w:after="200"/>
+        <w:ind w:left="720"/>
+        <w:jc w:val="both"/>
+      </w:pPr>
+      <w:r>
+        <w:t>Setelah posisi, skala, dan orientasi ditetapkan, koordinat lokal gambar ditransformasikan ke dalam representasi vektor deskriptor unik. Wilayah sekitar ketetanggaan keypoint berukuran $16 \times 16$ piksel dibagi menjadi 16 sub-blok berukuran $4 \times 4$ piksel. Pada setiap sub-blok dibuat histogram orientasi 8 arah mata angin (bins). Gabungan nilai histogram dari keseluruhan sub-blok menghasilkan susunan array satu dimensi berdimensi: $16 \text{ sub-blok} \times 8 \text{ bins} = 128 \text{ dimensi}$. Vektor 128-dimensi ini dinormalisasi untuk meminimalkan pengaruh variasi iluminasi pencahayaan global.</w:t>
+      </w:r>
+    </w:p>
+    <w:p>
+      <w:pPr>
+        <w:pStyle w:val="Heading3"/>
+      </w:pPr>
+      <w:bookmarkStart w:id="8" w:name="_Toc225325067"/>
+      <w:r>
+        <w:t xml:space="preserve">2.2.2  </w:t>
+      </w:r>
+      <w:bookmarkEnd w:id="8"/>
+      <w:r>
+        <w:t>Random Sample Consensus (RANSAC) dan Homography</w:t>
       </w:r>
     </w:p>
     <w:p>
@@ -6820,22 +7168,15 @@
         <w:spacing w:after="200"/>
         <w:ind w:firstLine="720"/>
         <w:jc w:val="both"/>
-      </w:pPr>
-      <w:r>
-        <w:t>Dalam sistem ini, SIFT (menggunakan pustaka cv2.SIFT_create()) bertugas mencari pola tekstur spesifik seperti logo kemasan, teks, atau pola serat pada sampah organik dan anorganik.</w:t>
-      </w:r>
-    </w:p>
-    <w:p>
-      <w:pPr>
-        <w:pStyle w:val="Heading3"/>
-      </w:pPr>
-      <w:bookmarkStart w:id="8" w:name="_Toc225325067"/>
-      <w:r>
-        <w:t xml:space="preserve">2.2.2  </w:t>
-      </w:r>
-      <w:bookmarkEnd w:id="8"/>
-      <w:r>
-        <w:t>Random Sample Consensus (RANSAC) dan Homography</w:t>
+        <w:rPr>
+          <w:color w:val="EE0000"/>
+        </w:rPr>
+      </w:pPr>
+      <w:r>
+        <w:rPr>
+          <w:color w:val="EE0000"/>
+        </w:rPr>
+        <w:t>[Jelaskan metode ekstraksi ciri lain yang digunakan sebagai pembanding atau pendukung, misalnya LBP, HOG, atau histogram warna. Struktur penjelasan sama dengan 2.2.1.]</w:t>
       </w:r>
     </w:p>
     <w:p>
@@ -6843,15 +7184,29 @@
         <w:spacing w:after="200"/>
         <w:ind w:firstLine="720"/>
         <w:jc w:val="both"/>
-        <w:rPr>
-          <w:color w:val="EE0000"/>
-        </w:rPr>
-      </w:pPr>
-      <w:r>
-        <w:rPr>
-          <w:color w:val="EE0000"/>
-        </w:rPr>
-        <w:t>[Jelaskan metode ekstraksi ciri lain yang digunakan sebagai pembanding atau pendukung, misalnya LBP, HOG, atau histogram warna. Struktur penjelasan sama dengan 2.2.1.]</w:t>
+      </w:pPr>
+      <w:r>
+        <w:t>Ketika melakukan pencocokan deskriptor antar dua citra yang berbeda, korespondensi fitur sering kali menghasilkan banyak pasangan titik pencocokan yang salah (</w:t>
+      </w:r>
+      <w:r>
+        <w:rPr>
+          <w:i/>
+          <w:iCs/>
+        </w:rPr>
+        <w:t>false matches/outliers</w:t>
+      </w:r>
+      <w:r>
+        <w:t xml:space="preserve">) akibat kesamaan tekstur latar belakang. Masalah anomali spasial ini diatasi menggunakan kombinasi fungsi matriks </w:t>
+      </w:r>
+      <w:r>
+        <w:rPr>
+          <w:i/>
+          <w:iCs/>
+        </w:rPr>
+        <w:t>Homography</w:t>
+      </w:r>
+      <w:r>
+        <w:t xml:space="preserve"> dan algoritma RANSAC.</w:t>
       </w:r>
     </w:p>
     <w:p>
@@ -6861,7 +7216,17 @@
         <w:jc w:val="both"/>
       </w:pPr>
       <w:r>
-        <w:t>Sebagai metode pendukung validasi geometri, sistem menggunakan RANSAC. Algoritma ini dirancang untuk mengestimasi parameter model matematis secara robust dari sekumpulan data yang mengandung banyak outliers (data pencilan).</w:t>
+        <w:t xml:space="preserve">Matriks </w:t>
+      </w:r>
+      <w:r>
+        <w:rPr>
+          <w:i/>
+          <w:iCs/>
+        </w:rPr>
+        <w:t>Homography</w:t>
+      </w:r>
+      <w:r>
+        <w:t xml:space="preserve"> ($H$) adalah matriks transformasi proyeksi berukuran $3 \times 3$ yang memetakan hubungan posisi titik koordinat dua dimensi dari bidang citra pertama $(x, y)$ menuju bidang citra kedua $(x', y')$ secara linear (Szeliski, 2022). Hubungan matematis proyeksi ini dirumuskan sebagai berikut:</w:t>
       </w:r>
     </w:p>
     <w:p>
@@ -6871,11 +7236,7 @@
         <w:jc w:val="both"/>
       </w:pPr>
       <w:r>
-        <w:t xml:space="preserve">Dalam konteks pencocokan SIFT, titik-titik hasil pencocokan sering kali salah (false matches). Sistem menggunakan fungsi Homography yang dikombinasikan dengan RANSAC (cv2.findHomography dengan metode cv2.RANSAC) untuk membedakan inliers (titik kecocokan yang benar secara </w:t>
-      </w:r>
-      <w:r>
-        <w:lastRenderedPageBreak/>
-        <w:t>spasial) dan outliers. Jika jumlah inliers memenuhi ambang batas tertentu (MIN_INLIER = 10), maka objek sampah dianggap valid dan bounding box dapat digambar mengikuti matriks transformasi homografi tersebut.</w:t>
+        <w:t>$$s \begin{bmatrix} x' \\ y' \\ 1 \end{bmatrix} = H \begin{bmatrix} x \\ y \\ 1 \end{bmatrix} = \begin{bmatrix} h_{11} &amp; h_{12} &amp; h_{13} \\ h_{21} &amp; h_{22} &amp; h_{23} \\ h_{31} &amp; h_{32} &amp; h_{33} \end{bmatrix} \begin{bmatrix} x \\ y \\ 1 \end{bmatrix}$$</w:t>
       </w:r>
     </w:p>
     <w:p>
@@ -6884,31 +7245,131 @@
         <w:ind w:firstLine="720"/>
         <w:jc w:val="both"/>
       </w:pPr>
-    </w:p>
-    <w:p>
-      <w:pPr>
-        <w:pStyle w:val="Heading2"/>
-      </w:pPr>
-      <w:bookmarkStart w:id="9" w:name="_Toc225325068"/>
-      <w:r>
-        <w:t>2.3  Klasifikasi</w:t>
-      </w:r>
-      <w:bookmarkEnd w:id="9"/>
+      <w:r>
+        <w:t>Di mana $s$ menyatakan faktor skala skalar, dan $H$ memiliki 8 derajat kebebasan (</w:t>
+      </w:r>
+      <w:r>
+        <w:rPr>
+          <w:i/>
+          <w:iCs/>
+        </w:rPr>
+        <w:t>degrees of freedom</w:t>
+      </w:r>
+      <w:r>
+        <w:t>) yang memerlukan minimal 4 pasang titik korespondensi unik untuk dipecahkan (Szeliski, 2022).</w:t>
+      </w:r>
     </w:p>
     <w:p>
       <w:pPr>
         <w:spacing w:after="200"/>
         <w:ind w:firstLine="720"/>
         <w:jc w:val="both"/>
-        <w:rPr>
-          <w:color w:val="EE0000"/>
-        </w:rPr>
-      </w:pPr>
-      <w:r>
-        <w:rPr>
-          <w:color w:val="EE0000"/>
-        </w:rPr>
-        <w:t>[Jelaskan algoritma klasifikasi yang digunakan, misalnya SVM, k-NN, Random Forest, atau MLP. Sertakan prinsip kerja dan parameter utama. Jika menggunakan deep learning, jelaskan arsitektur yang digunakan.]</w:t>
+      </w:pPr>
+      <w:r>
+        <w:t xml:space="preserve">Untuk mengestimasi nilai matriks $H$ secara akurat di tengah kepungan data </w:t>
+      </w:r>
+      <w:r>
+        <w:rPr>
+          <w:i/>
+          <w:iCs/>
+        </w:rPr>
+        <w:t>outliers</w:t>
+      </w:r>
+      <w:r>
+        <w:t>, diimplementasikan algoritma RANSAC (</w:t>
+      </w:r>
+      <w:r>
+        <w:rPr>
+          <w:i/>
+          <w:iCs/>
+        </w:rPr>
+        <w:t>Random Sample Consensus</w:t>
+      </w:r>
+      <w:r>
+        <w:t>) (Fischler &amp; Bolles, 1981). RANSAC bekerja melalui mekanisme iterasi berulang dengan langkah-langkah berikut:</w:t>
+      </w:r>
+    </w:p>
+    <w:p>
+      <w:pPr>
+        <w:numPr>
+          <w:ilvl w:val="0"/>
+          <w:numId w:val="35"/>
+        </w:numPr>
+        <w:spacing w:after="200"/>
+        <w:jc w:val="both"/>
+      </w:pPr>
+      <w:r>
+        <w:lastRenderedPageBreak/>
+        <w:t>Memilih subset minimum sebanyak 4 pasang titik pencocokan secara acak (Fischler &amp; Bolles, 1981).</w:t>
+      </w:r>
+    </w:p>
+    <w:p>
+      <w:pPr>
+        <w:numPr>
+          <w:ilvl w:val="0"/>
+          <w:numId w:val="35"/>
+        </w:numPr>
+        <w:spacing w:after="200"/>
+        <w:jc w:val="both"/>
+      </w:pPr>
+      <w:r>
+        <w:t>Menghitung estimasi model matriks Homografi dari subset acak tersebut (Szeliski, 2022).</w:t>
+      </w:r>
+    </w:p>
+    <w:p>
+      <w:pPr>
+        <w:numPr>
+          <w:ilvl w:val="0"/>
+          <w:numId w:val="35"/>
+        </w:numPr>
+        <w:spacing w:after="200"/>
+        <w:jc w:val="both"/>
+      </w:pPr>
+      <w:r>
+        <w:t>Menguji kecocokan model terhadap seluruh sisa pasang titik lainnya menggunakan batas toleransi jarak reproyeksi tertentu (Fischler &amp; Bolles, 1981). Titik yang konsisten secara spasial dikelompokkan sebagai data yang benar (</w:t>
+      </w:r>
+      <w:r>
+        <w:rPr>
+          <w:i/>
+          <w:iCs/>
+        </w:rPr>
+        <w:t>inliers</w:t>
+      </w:r>
+      <w:r>
+        <w:t>), sedangkan yang melenceng dibuang sebagai data pencilan (</w:t>
+      </w:r>
+      <w:r>
+        <w:rPr>
+          <w:i/>
+          <w:iCs/>
+        </w:rPr>
+        <w:t>outliers</w:t>
+      </w:r>
+      <w:r>
+        <w:t>).</w:t>
+      </w:r>
+    </w:p>
+    <w:p>
+      <w:pPr>
+        <w:numPr>
+          <w:ilvl w:val="0"/>
+          <w:numId w:val="35"/>
+        </w:numPr>
+        <w:spacing w:after="200"/>
+        <w:jc w:val="both"/>
+      </w:pPr>
+      <w:r>
+        <w:t xml:space="preserve">Mengulangi proses tersebut dan memilih matriks transformasi akhir yang menghasilkan jumlah </w:t>
+      </w:r>
+      <w:r>
+        <w:rPr>
+          <w:i/>
+          <w:iCs/>
+        </w:rPr>
+        <w:t>inliers</w:t>
+      </w:r>
+      <w:r>
+        <w:t xml:space="preserve"> terbanyak (Fischler &amp; Bolles, 1981).</w:t>
       </w:r>
     </w:p>
     <w:p>
@@ -6917,18 +7378,31 @@
         <w:ind w:firstLine="720"/>
         <w:jc w:val="both"/>
       </w:pPr>
-      <w:r>
-        <w:t>Karena sistem ini berbasis pengenalan pola lokal (local feature recognition) alih-alih pembelajaran mesin tradisional (seperti SVM), proses "klasifikasi" dilakukan melalui mekanisme Feature Matching (pencocokan fitur) antara citra input dan citra dataset referensi.</w:t>
-      </w:r>
+    </w:p>
+    <w:p>
+      <w:pPr>
+        <w:pStyle w:val="Heading2"/>
+      </w:pPr>
+      <w:bookmarkStart w:id="9" w:name="_Toc225325068"/>
+      <w:r>
+        <w:t>2.3  Klasifikasi</w:t>
+      </w:r>
+      <w:bookmarkEnd w:id="9"/>
     </w:p>
     <w:p>
       <w:pPr>
         <w:spacing w:after="200"/>
         <w:ind w:firstLine="720"/>
         <w:jc w:val="both"/>
-      </w:pPr>
-      <w:r>
-        <w:t>Algoritma yang digunakan adalah Brute-Force Matcher (BFMatcher) dengan pendekatan k-Nearest Neighbors (k-NN), di mana nilai k=2. Untuk setiap deskriptor pada citra input, BFMatcher mencari dua deskriptor terdekat di citra dataset.</w:t>
+        <w:rPr>
+          <w:color w:val="EE0000"/>
+        </w:rPr>
+      </w:pPr>
+      <w:r>
+        <w:rPr>
+          <w:color w:val="EE0000"/>
+        </w:rPr>
+        <w:t>[Jelaskan algoritma klasifikasi yang digunakan, misalnya SVM, k-NN, Random Forest, atau MLP. Sertakan prinsip kerja dan parameter utama. Jika menggunakan deep learning, jelaskan arsitektur yang digunakan.]</w:t>
       </w:r>
     </w:p>
     <w:p>
@@ -6938,18 +7412,38 @@
         <w:jc w:val="both"/>
       </w:pPr>
       <w:r>
-        <w:t>Untuk membuang kecocokan yang meragukan, sistem menerapkan Lowe's Ratio Test. Sebuah kecocokan dianggap valid (good match) hanya jika jarak (distance) antara kecocokan terbaik pertama dan kedua memenuhi syarat: D(m1) &lt; Ratio * D(m2) [Persamaan 2.2 – Lowe's Ratio Test] Pada sistem yang dibangun, nilai ambang batas (RATIO_LOWE) ditetapkan sebesar 0.75. Objek akhir diklasifikasikan ke dalam kategori ("Organik" atau "Anorganik") berdasarkan label metadata dari dataset yang memiliki jumlah inliers terbanyak yang lolos seleksi RANSAC.</w:t>
-      </w:r>
-    </w:p>
-    <w:p>
-      <w:pPr>
-        <w:pStyle w:val="Heading2"/>
-      </w:pPr>
-      <w:bookmarkStart w:id="10" w:name="_Toc225325069"/>
-      <w:r>
-        <w:t>2.4  Metrik Evaluasi</w:t>
-      </w:r>
-      <w:bookmarkEnd w:id="10"/>
+        <w:t xml:space="preserve">Berbeda dengan pendekatan klasifikasi citra konvensional yang menggunakan model pembelajaran mesin berbobot iteratif (seperti </w:t>
+      </w:r>
+      <w:r>
+        <w:rPr>
+          <w:i/>
+          <w:iCs/>
+        </w:rPr>
+        <w:t>Support Vector Machine</w:t>
+      </w:r>
+      <w:r>
+        <w:t xml:space="preserve"> atau </w:t>
+      </w:r>
+      <w:r>
+        <w:rPr>
+          <w:i/>
+          <w:iCs/>
+        </w:rPr>
+        <w:t>Convolutional Neural Network</w:t>
+      </w:r>
+      <w:r>
+        <w:t>), sistem pengenalan objek berbasis fitur lokal seperti SIFT melakukan klasifikasi melalui mekanisme pencocokan fitur (</w:t>
+      </w:r>
+      <w:r>
+        <w:rPr>
+          <w:i/>
+          <w:iCs/>
+        </w:rPr>
+        <w:t>feature matching</w:t>
+      </w:r>
+      <w:r>
+        <w:t>). Kategori atau kelas dari suatu objek pada citra masukan ditentukan berdasarkan tingkat kemiripan (jarak matematis) kumpulan deskriptornya terhadap pustaka deskriptor referensi yang sudah diketahui kelasnya (Szeliski, 2022).</w:t>
+      </w:r>
     </w:p>
     <w:p>
       <w:pPr>
@@ -6958,6 +7452,270 @@
         <w:jc w:val="both"/>
       </w:pPr>
       <w:r>
+        <w:rPr>
+          <w:b/>
+          <w:bCs/>
+        </w:rPr>
+        <w:t>2.3.1 Brute-Force Matcher (BFMatcher)</w:t>
+      </w:r>
+    </w:p>
+    <w:p>
+      <w:pPr>
+        <w:spacing w:after="200"/>
+        <w:ind w:firstLine="720"/>
+        <w:jc w:val="both"/>
+      </w:pPr>
+      <w:r>
+        <w:rPr>
+          <w:i/>
+          <w:iCs/>
+        </w:rPr>
+        <w:t>Brute-Force Matcher</w:t>
+      </w:r>
+      <w:r>
+        <w:t xml:space="preserve"> (BFMatcher) adalah algoritma pencocokan fitur yang bekerja dengan cara membandingkan satu deskriptor fitur dari citra masukan dengan seluruh deskriptor fitur yang ada pada citra referensi secara komprehensif (Szeliski, 2022). Karena deskriptor SIFT merupakan vektor kontinu berdimensi 128, tingkat kemiripan antar deskriptor dievaluasi menggunakan metrik pengukuran Jarak Euclidean (</w:t>
+      </w:r>
+      <w:r>
+        <w:rPr>
+          <w:i/>
+          <w:iCs/>
+        </w:rPr>
+        <w:t>Euclidean Distance</w:t>
+      </w:r>
+      <w:r>
+        <w:t>).</w:t>
+      </w:r>
+    </w:p>
+    <w:p>
+      <w:pPr>
+        <w:spacing w:after="200"/>
+        <w:ind w:firstLine="720"/>
+        <w:jc w:val="both"/>
+      </w:pPr>
+      <w:r>
+        <w:t>Persamaan matematis Jarak Euclidean antara deskriptor citra masukan $p$ dan deskriptor citra referensi $q$ yang masing-masing memiliki dimensi $n$ (dengan $n=128$) dirumuskan sebagai berikut:</w:t>
+      </w:r>
+    </w:p>
+    <w:p>
+      <w:pPr>
+        <w:spacing w:after="200"/>
+        <w:ind w:firstLine="720"/>
+        <w:jc w:val="center"/>
+      </w:pPr>
+      <w:r>
+        <w:t>$$d(p, q) = \sqrt{\sum_{i=1}^{n} (p_i - q_i)^2}$$</w:t>
+      </w:r>
+    </w:p>
+    <w:p>
+      <w:pPr>
+        <w:spacing w:after="200"/>
+        <w:ind w:firstLine="720"/>
+      </w:pPr>
+      <w:r>
+        <w:t>Algoritma BFMatcher akan menghitung nilai $d(p, q)$ untuk setiap kemungkinan pasangan, dan kecocokan (</w:t>
+      </w:r>
+      <w:r>
+        <w:rPr>
+          <w:i/>
+          <w:iCs/>
+        </w:rPr>
+        <w:t>match</w:t>
+      </w:r>
+      <w:r>
+        <w:t>) diasumsikan pada pasangan yang menghasilkan nilai jarak minimum (paling mirip) (Szeliski, 2022).</w:t>
+      </w:r>
+    </w:p>
+    <w:p>
+      <w:pPr>
+        <w:spacing w:after="200"/>
+        <w:ind w:firstLine="720"/>
+      </w:pPr>
+      <w:r>
+        <w:rPr>
+          <w:b/>
+          <w:bCs/>
+        </w:rPr>
+        <w:lastRenderedPageBreak/>
+        <w:t>2.3.2 k-Nearest Neighbors (k-NN) dalam Ruang Fitur</w:t>
+      </w:r>
+    </w:p>
+    <w:p>
+      <w:pPr>
+        <w:spacing w:after="200"/>
+        <w:ind w:firstLine="720"/>
+      </w:pPr>
+      <w:r>
+        <w:t xml:space="preserve">Untuk meningkatkan ketangguhan pencocokan, BFMatcher dikombinasikan dengan pendekatan </w:t>
+      </w:r>
+      <w:r>
+        <w:rPr>
+          <w:i/>
+          <w:iCs/>
+        </w:rPr>
+        <w:t>k-Nearest Neighbors</w:t>
+      </w:r>
+      <w:r>
+        <w:t xml:space="preserve"> (k-NN). Dalam konteks pencocokan fitur lokal, algoritma k-NN tidak mencari satu kecocokan terdekat saja, melainkan mencari sejumlah $k$ tetangga terdekat di dalam ruang fitur.</w:t>
+      </w:r>
+    </w:p>
+    <w:p>
+      <w:pPr>
+        <w:spacing w:after="200"/>
+        <w:ind w:firstLine="720"/>
+      </w:pPr>
+      <w:r>
+        <w:t>Pada sistem klasifikasi yang ideal untuk SIFT, nilai $k$ ditetapkan sebesar 2 ($k=2$). Artinya, untuk setiap deskriptor dari citra masukan, algoritma akan mengembalikan dua kandidat deskriptor referensi: kandidat terdekat pertama ($m_1$) dan kandidat terdekat kedua ($m_2$) (Lowe, 2004). Pencarian dua tetangga terdekat ini sangat penting untuk tahapan penyaringan fitur selanjutnya.</w:t>
+      </w:r>
+    </w:p>
+    <w:p>
+      <w:pPr>
+        <w:spacing w:after="200"/>
+        <w:ind w:firstLine="720"/>
+      </w:pPr>
+      <w:r>
+        <w:rPr>
+          <w:b/>
+          <w:bCs/>
+        </w:rPr>
+        <w:t>2.3.3 Lowe's Ratio Test</w:t>
+      </w:r>
+    </w:p>
+    <w:p>
+      <w:pPr>
+        <w:spacing w:after="200"/>
+        <w:ind w:firstLine="720"/>
+      </w:pPr>
+      <w:r>
+        <w:t xml:space="preserve">Salah satu tantangan terbesar dalam </w:t>
+      </w:r>
+      <w:r>
+        <w:rPr>
+          <w:i/>
+          <w:iCs/>
+        </w:rPr>
+        <w:t>feature matching</w:t>
+      </w:r>
+      <w:r>
+        <w:t xml:space="preserve"> adalah munculnya kecocokan palsu (</w:t>
+      </w:r>
+      <w:r>
+        <w:rPr>
+          <w:i/>
+          <w:iCs/>
+        </w:rPr>
+        <w:t>false matches</w:t>
+      </w:r>
+      <w:r>
+        <w:t>) yang disebabkan oleh titik-titik pada latar belakang citra (</w:t>
+      </w:r>
+      <w:r>
+        <w:rPr>
+          <w:i/>
+          <w:iCs/>
+        </w:rPr>
+        <w:t>background clutter</w:t>
+      </w:r>
+      <w:r>
+        <w:t xml:space="preserve">) atau elemen tekstur yang berulang (Lowe, 2004). Untuk mengeliminasi titik-titik ambigu tersebut, diimplementasikan ambang batas penyaringan yang dikenal sebagai </w:t>
+      </w:r>
+      <w:r>
+        <w:rPr>
+          <w:i/>
+          <w:iCs/>
+        </w:rPr>
+        <w:t>Lowe's Ratio Test</w:t>
+      </w:r>
+      <w:r>
+        <w:t xml:space="preserve"> (Lowe, 2004).</w:t>
+      </w:r>
+    </w:p>
+    <w:p>
+      <w:pPr>
+        <w:spacing w:after="200"/>
+        <w:ind w:firstLine="720"/>
+      </w:pPr>
+      <w:r>
+        <w:rPr>
+          <w:i/>
+          <w:iCs/>
+        </w:rPr>
+        <w:t>Lowe's Ratio Test</w:t>
+      </w:r>
+      <w:r>
+        <w:t xml:space="preserve"> membandingkan jarak Euclidean dari kandidat kecocokan terdekat pertama, $d(m_1)$, dengan jarak Euclidean dari kandidat kecocokan terdekat kedua, $d(m_2)$. Sebuah kecocokan dinyatakan valid (</w:t>
+      </w:r>
+      <w:r>
+        <w:rPr>
+          <w:i/>
+          <w:iCs/>
+        </w:rPr>
+        <w:t>good match</w:t>
+      </w:r>
+      <w:r>
+        <w:t>) jika memenuhi persamaan ketidaksamaan berikut:</w:t>
+      </w:r>
+    </w:p>
+    <w:p>
+      <w:pPr>
+        <w:spacing w:after="200"/>
+        <w:ind w:firstLine="720"/>
+        <w:jc w:val="center"/>
+      </w:pPr>
+      <w:r>
+        <w:t>$$\frac{d(m_1)}{d(m_2)} &lt; \tau \quad \text{atau} \quad d(m_1) &lt; \tau \times d(m_2)$$</w:t>
+      </w:r>
+    </w:p>
+    <w:p>
+      <w:pPr>
+        <w:spacing w:after="200"/>
+        <w:ind w:firstLine="720"/>
+      </w:pPr>
+      <w:r>
+        <w:t>Di mana $\tau$ adalah nilai ambang rasio (</w:t>
+      </w:r>
+      <w:r>
+        <w:rPr>
+          <w:i/>
+          <w:iCs/>
+        </w:rPr>
+        <w:t>ratio threshold</w:t>
+      </w:r>
+      <w:r>
+        <w:t>).</w:t>
+      </w:r>
+    </w:p>
+    <w:p>
+      <w:pPr>
+        <w:spacing w:after="200"/>
+        <w:ind w:firstLine="720"/>
+      </w:pPr>
+      <w:r>
+        <w:t>Logika di balik rasio ini adalah: jika sebuah fitur benar-benar unik dan cocok dengan fitur referensi, jaraknya ($m_1$) akan jauh lebih kecil dibandingkan dengan kandidat terbaik berikutnya ($m_2$). Namun, jika titik tersebut berasal dari pola yang berulang atau derau, jarak $m_1$ dan $m_2$ akan hampir sama (rasio mendekati 1) (Lowe, 2004). Penelitian merekomendasikan penggunaan nilai $\tau$ berkisar antara 0.7 hingga 0.8 untuk membuang hingga 90% kecocokan palsu namun tetap mempertahankan sebagian besar kecocokan yang benar (Lowe, 2004).</w:t>
+      </w:r>
+    </w:p>
+    <w:p>
+      <w:pPr>
+        <w:spacing w:after="200"/>
+        <w:ind w:firstLine="720"/>
+      </w:pPr>
+    </w:p>
+    <w:p>
+      <w:pPr>
+        <w:pStyle w:val="Heading2"/>
+      </w:pPr>
+      <w:bookmarkStart w:id="10" w:name="_Toc225325069"/>
+      <w:r>
+        <w:t>2.4  Metrik Evaluasi</w:t>
+      </w:r>
+      <w:bookmarkEnd w:id="10"/>
+    </w:p>
+    <w:p>
+      <w:pPr>
+        <w:spacing w:after="200"/>
+        <w:ind w:firstLine="720"/>
+        <w:jc w:val="both"/>
+      </w:pPr>
+      <w:r>
         <w:t>Performa sistem dievaluasi menggunakan beberapa metrik standar berikut:</w:t>
       </w:r>
     </w:p>
@@ -7023,6 +7781,7 @@
       </w:pPr>
       <w:bookmarkStart w:id="11" w:name="_Toc225325070"/>
       <w:r>
+        <w:lastRenderedPageBreak/>
         <w:t>2.5  Penelitian Terkait</w:t>
       </w:r>
       <w:bookmarkEnd w:id="11"/>
@@ -7451,7 +8210,6 @@
                 <w:sz w:val="22"/>
                 <w:szCs w:val="22"/>
               </w:rPr>
-              <w:lastRenderedPageBreak/>
               <w:t>3</w:t>
             </w:r>
           </w:p>
@@ -7943,15 +8701,23 @@
                 <w:sz w:val="22"/>
                 <w:szCs w:val="22"/>
               </w:rPr>
-              <w:t>2</w:t>
-            </w:r>
-            <w:r>
-              <w:rPr>
-                <w:color w:val="000000"/>
-                <w:sz w:val="22"/>
-                <w:szCs w:val="22"/>
-              </w:rPr>
-              <w:t xml:space="preserve"> kelas</w:t>
+              <w:t>8</w:t>
+            </w:r>
+            <w:r>
+              <w:rPr>
+                <w:color w:val="000000"/>
+                <w:sz w:val="22"/>
+                <w:szCs w:val="22"/>
+              </w:rPr>
+              <w:t xml:space="preserve"> </w:t>
+            </w:r>
+            <w:r>
+              <w:rPr>
+                <w:color w:val="000000"/>
+                <w:sz w:val="22"/>
+                <w:szCs w:val="22"/>
+              </w:rPr>
+              <w:t>Objek (2 Kategori)</w:t>
             </w:r>
           </w:p>
         </w:tc>
@@ -7973,13 +8739,130 @@
             </w:tcMar>
           </w:tcPr>
           <w:p>
-            <w:r>
-              <w:rPr>
-                <w:color w:val="000000"/>
-                <w:sz w:val="22"/>
-                <w:szCs w:val="22"/>
-              </w:rPr>
-              <w:t>Organik dan Anorganik</w:t>
+            <w:pPr>
+              <w:rPr>
+                <w:color w:val="EE0000"/>
+                <w:sz w:val="22"/>
+                <w:szCs w:val="22"/>
+              </w:rPr>
+            </w:pPr>
+            <w:r>
+              <w:rPr>
+                <w:color w:val="EE0000"/>
+                <w:sz w:val="22"/>
+                <w:szCs w:val="22"/>
+              </w:rPr>
+              <w:t>Organik: kulit pisang, cangkang telur, daun kering.</w:t>
+            </w:r>
+          </w:p>
+          <w:p>
+            <w:pPr>
+              <w:rPr>
+                <w:color w:val="EE0000"/>
+                <w:sz w:val="22"/>
+                <w:szCs w:val="22"/>
+              </w:rPr>
+            </w:pPr>
+          </w:p>
+          <w:p>
+            <w:r>
+              <w:rPr>
+                <w:color w:val="EE0000"/>
+                <w:sz w:val="22"/>
+                <w:szCs w:val="22"/>
+              </w:rPr>
+              <w:t>Anorganik: kemasan shampoo lifebuoy, kopi kapal api, botol aqua, botol teh pucuk, kaleng coca-cola.</w:t>
+            </w:r>
+          </w:p>
+        </w:tc>
+      </w:tr>
+      <w:tr>
+        <w:tc>
+          <w:tcPr>
+            <w:tcW w:w="2500" w:type="dxa"/>
+            <w:tcBorders>
+              <w:top w:val="single" w:sz="4" w:space="0" w:color="AAAAAA"/>
+              <w:left w:val="single" w:sz="4" w:space="0" w:color="AAAAAA"/>
+              <w:bottom w:val="single" w:sz="4" w:space="0" w:color="AAAAAA"/>
+              <w:right w:val="single" w:sz="4" w:space="0" w:color="AAAAAA"/>
+            </w:tcBorders>
+            <w:tcMar>
+              <w:top w:w="80" w:type="dxa"/>
+              <w:left w:w="120" w:type="dxa"/>
+              <w:bottom w:w="80" w:type="dxa"/>
+              <w:right w:w="120" w:type="dxa"/>
+            </w:tcMar>
+          </w:tcPr>
+          <w:p>
+            <w:r>
+              <w:rPr>
+                <w:color w:val="000000"/>
+                <w:sz w:val="22"/>
+                <w:szCs w:val="22"/>
+              </w:rPr>
+              <w:t>Total Citra</w:t>
+            </w:r>
+          </w:p>
+        </w:tc>
+        <w:tc>
+          <w:tcPr>
+            <w:tcW w:w="2500" w:type="dxa"/>
+            <w:tcBorders>
+              <w:top w:val="single" w:sz="4" w:space="0" w:color="AAAAAA"/>
+              <w:left w:val="single" w:sz="4" w:space="0" w:color="AAAAAA"/>
+              <w:bottom w:val="single" w:sz="4" w:space="0" w:color="AAAAAA"/>
+              <w:right w:val="single" w:sz="4" w:space="0" w:color="AAAAAA"/>
+            </w:tcBorders>
+            <w:tcMar>
+              <w:top w:w="80" w:type="dxa"/>
+              <w:left w:w="120" w:type="dxa"/>
+              <w:bottom w:w="80" w:type="dxa"/>
+              <w:right w:w="120" w:type="dxa"/>
+            </w:tcMar>
+          </w:tcPr>
+          <w:p>
+            <w:r>
+              <w:rPr>
+                <w:color w:val="000000"/>
+                <w:sz w:val="22"/>
+                <w:szCs w:val="22"/>
+              </w:rPr>
+              <w:t xml:space="preserve">240 </w:t>
+            </w:r>
+            <w:r>
+              <w:rPr>
+                <w:color w:val="000000"/>
+                <w:sz w:val="22"/>
+                <w:szCs w:val="22"/>
+              </w:rPr>
+              <w:t>citra</w:t>
+            </w:r>
+          </w:p>
+        </w:tc>
+        <w:tc>
+          <w:tcPr>
+            <w:tcW w:w="2937" w:type="dxa"/>
+            <w:tcBorders>
+              <w:top w:val="single" w:sz="4" w:space="0" w:color="AAAAAA"/>
+              <w:left w:val="single" w:sz="4" w:space="0" w:color="AAAAAA"/>
+              <w:bottom w:val="single" w:sz="4" w:space="0" w:color="AAAAAA"/>
+              <w:right w:val="single" w:sz="4" w:space="0" w:color="AAAAAA"/>
+            </w:tcBorders>
+            <w:tcMar>
+              <w:top w:w="80" w:type="dxa"/>
+              <w:left w:w="120" w:type="dxa"/>
+              <w:bottom w:w="80" w:type="dxa"/>
+              <w:right w:w="120" w:type="dxa"/>
+            </w:tcMar>
+          </w:tcPr>
+          <w:p>
+            <w:r>
+              <w:rPr>
+                <w:color w:val="000000"/>
+                <w:sz w:val="22"/>
+                <w:szCs w:val="22"/>
+              </w:rPr>
+              <w:t>Rata-rata 30 citra per jenis objek.</w:t>
             </w:r>
           </w:p>
         </w:tc>
@@ -8003,20 +8886,13 @@
             </w:tcMar>
           </w:tcPr>
           <w:p>
-            <w:pPr>
-              <w:rPr>
-                <w:color w:val="000000"/>
-                <w:sz w:val="22"/>
-                <w:szCs w:val="22"/>
-              </w:rPr>
-            </w:pPr>
-            <w:r>
-              <w:rPr>
-                <w:color w:val="000000"/>
-                <w:sz w:val="22"/>
-                <w:szCs w:val="22"/>
-              </w:rPr>
-              <w:t>Total Object</w:t>
+            <w:r>
+              <w:rPr>
+                <w:color w:val="000000"/>
+                <w:sz w:val="22"/>
+                <w:szCs w:val="22"/>
+              </w:rPr>
+              <w:t>Ukuran Citra</w:t>
             </w:r>
           </w:p>
         </w:tc>
@@ -8038,20 +8914,13 @@
             </w:tcMar>
           </w:tcPr>
           <w:p>
-            <w:pPr>
-              <w:rPr>
-                <w:color w:val="000000"/>
-                <w:sz w:val="22"/>
-                <w:szCs w:val="22"/>
-              </w:rPr>
-            </w:pPr>
-            <w:r>
-              <w:rPr>
-                <w:color w:val="000000"/>
-                <w:sz w:val="22"/>
-                <w:szCs w:val="22"/>
-              </w:rPr>
-              <w:t>8 jenis objek</w:t>
+            <w:r>
+              <w:rPr>
+                <w:color w:val="000000"/>
+                <w:sz w:val="22"/>
+                <w:szCs w:val="22"/>
+              </w:rPr>
+              <w:t>Bervariasi</w:t>
             </w:r>
           </w:p>
         </w:tc>
@@ -8073,46 +8942,13 @@
             </w:tcMar>
           </w:tcPr>
           <w:p>
-            <w:pPr>
-              <w:rPr>
-                <w:color w:val="000000"/>
-                <w:sz w:val="22"/>
-                <w:szCs w:val="22"/>
-              </w:rPr>
-            </w:pPr>
-            <w:r>
-              <w:rPr>
-                <w:color w:val="000000"/>
-                <w:sz w:val="22"/>
-                <w:szCs w:val="22"/>
-              </w:rPr>
-              <w:t>Organik: kulit pisang, cangkang telur, daun kering.</w:t>
-            </w:r>
-          </w:p>
-          <w:p>
-            <w:pPr>
-              <w:rPr>
-                <w:color w:val="000000"/>
-                <w:sz w:val="22"/>
-                <w:szCs w:val="22"/>
-              </w:rPr>
-            </w:pPr>
-          </w:p>
-          <w:p>
-            <w:pPr>
-              <w:rPr>
-                <w:color w:val="000000"/>
-                <w:sz w:val="22"/>
-                <w:szCs w:val="22"/>
-              </w:rPr>
-            </w:pPr>
-            <w:r>
-              <w:rPr>
-                <w:color w:val="000000"/>
-                <w:sz w:val="22"/>
-                <w:szCs w:val="22"/>
-              </w:rPr>
-              <w:t>Anorganik: kemasan shampoo lifebuoy, kopi kapal api, botol aqua, botol teh pucuk, kaleng coca-cola.</w:t>
+            <w:r>
+              <w:rPr>
+                <w:color w:val="000000"/>
+                <w:sz w:val="22"/>
+                <w:szCs w:val="22"/>
+              </w:rPr>
+              <w:t>Disesuaikan otomatis saat ekstraksi detectAndCompute</w:t>
             </w:r>
           </w:p>
         </w:tc>
@@ -8141,7 +8977,7 @@
                 <w:sz w:val="22"/>
                 <w:szCs w:val="22"/>
               </w:rPr>
-              <w:t>Total Citra</w:t>
+              <w:t>Rasio Train/Test</w:t>
             </w:r>
           </w:p>
         </w:tc>
@@ -8168,15 +9004,7 @@
                 <w:sz w:val="22"/>
                 <w:szCs w:val="22"/>
               </w:rPr>
-              <w:t xml:space="preserve">240 </w:t>
-            </w:r>
-            <w:r>
-              <w:rPr>
-                <w:color w:val="000000"/>
-                <w:sz w:val="22"/>
-                <w:szCs w:val="22"/>
-              </w:rPr>
-              <w:t>citra</w:t>
+              <w:t>80% : 20%</w:t>
             </w:r>
           </w:p>
         </w:tc>
@@ -8203,176 +9031,25 @@
                 <w:sz w:val="22"/>
                 <w:szCs w:val="22"/>
               </w:rPr>
-              <w:t>[Distribusi per kelas]</w:t>
-            </w:r>
-          </w:p>
-        </w:tc>
-      </w:tr>
-      <w:tr>
-        <w:tc>
-          <w:tcPr>
-            <w:tcW w:w="2500" w:type="dxa"/>
-            <w:tcBorders>
-              <w:top w:val="single" w:sz="4" w:space="0" w:color="AAAAAA"/>
-              <w:left w:val="single" w:sz="4" w:space="0" w:color="AAAAAA"/>
-              <w:bottom w:val="single" w:sz="4" w:space="0" w:color="AAAAAA"/>
-              <w:right w:val="single" w:sz="4" w:space="0" w:color="AAAAAA"/>
-            </w:tcBorders>
-            <w:shd w:val="clear" w:color="auto" w:fill="F9F9F9"/>
-            <w:tcMar>
-              <w:top w:w="80" w:type="dxa"/>
-              <w:left w:w="120" w:type="dxa"/>
-              <w:bottom w:w="80" w:type="dxa"/>
-              <w:right w:w="120" w:type="dxa"/>
-            </w:tcMar>
-          </w:tcPr>
-          <w:p>
-            <w:r>
-              <w:rPr>
-                <w:color w:val="000000"/>
-                <w:sz w:val="22"/>
-                <w:szCs w:val="22"/>
-              </w:rPr>
-              <w:t>Ukuran Citra</w:t>
-            </w:r>
-          </w:p>
-        </w:tc>
-        <w:tc>
-          <w:tcPr>
-            <w:tcW w:w="2500" w:type="dxa"/>
-            <w:tcBorders>
-              <w:top w:val="single" w:sz="4" w:space="0" w:color="AAAAAA"/>
-              <w:left w:val="single" w:sz="4" w:space="0" w:color="AAAAAA"/>
-              <w:bottom w:val="single" w:sz="4" w:space="0" w:color="AAAAAA"/>
-              <w:right w:val="single" w:sz="4" w:space="0" w:color="AAAAAA"/>
-            </w:tcBorders>
-            <w:shd w:val="clear" w:color="auto" w:fill="F9F9F9"/>
-            <w:tcMar>
-              <w:top w:w="80" w:type="dxa"/>
-              <w:left w:w="120" w:type="dxa"/>
-              <w:bottom w:w="80" w:type="dxa"/>
-              <w:right w:w="120" w:type="dxa"/>
-            </w:tcMar>
-          </w:tcPr>
-          <w:p>
-            <w:r>
-              <w:rPr>
-                <w:color w:val="000000"/>
-                <w:sz w:val="22"/>
-                <w:szCs w:val="22"/>
-              </w:rPr>
-              <w:t>Bervariasi</w:t>
-            </w:r>
-          </w:p>
-        </w:tc>
-        <w:tc>
-          <w:tcPr>
-            <w:tcW w:w="2937" w:type="dxa"/>
-            <w:tcBorders>
-              <w:top w:val="single" w:sz="4" w:space="0" w:color="AAAAAA"/>
-              <w:left w:val="single" w:sz="4" w:space="0" w:color="AAAAAA"/>
-              <w:bottom w:val="single" w:sz="4" w:space="0" w:color="AAAAAA"/>
-              <w:right w:val="single" w:sz="4" w:space="0" w:color="AAAAAA"/>
-            </w:tcBorders>
-            <w:shd w:val="clear" w:color="auto" w:fill="F9F9F9"/>
-            <w:tcMar>
-              <w:top w:w="80" w:type="dxa"/>
-              <w:left w:w="120" w:type="dxa"/>
-              <w:bottom w:w="80" w:type="dxa"/>
-              <w:right w:w="120" w:type="dxa"/>
-            </w:tcMar>
-          </w:tcPr>
-          <w:p>
-            <w:r>
-              <w:rPr>
-                <w:color w:val="000000"/>
-                <w:sz w:val="22"/>
-                <w:szCs w:val="22"/>
-              </w:rPr>
-              <w:t>Disesuaikan otomatis saat ekstraksi detectAndCompute</w:t>
-            </w:r>
-          </w:p>
-        </w:tc>
-      </w:tr>
-      <w:tr>
-        <w:tc>
-          <w:tcPr>
-            <w:tcW w:w="2500" w:type="dxa"/>
-            <w:tcBorders>
-              <w:top w:val="single" w:sz="4" w:space="0" w:color="AAAAAA"/>
-              <w:left w:val="single" w:sz="4" w:space="0" w:color="AAAAAA"/>
-              <w:bottom w:val="single" w:sz="4" w:space="0" w:color="AAAAAA"/>
-              <w:right w:val="single" w:sz="4" w:space="0" w:color="AAAAAA"/>
-            </w:tcBorders>
-            <w:tcMar>
-              <w:top w:w="80" w:type="dxa"/>
-              <w:left w:w="120" w:type="dxa"/>
-              <w:bottom w:w="80" w:type="dxa"/>
-              <w:right w:w="120" w:type="dxa"/>
-            </w:tcMar>
-          </w:tcPr>
-          <w:p>
-            <w:r>
-              <w:rPr>
-                <w:color w:val="000000"/>
-                <w:sz w:val="22"/>
-                <w:szCs w:val="22"/>
-              </w:rPr>
-              <w:t>Rasio Train/Test</w:t>
-            </w:r>
-          </w:p>
-        </w:tc>
-        <w:tc>
-          <w:tcPr>
-            <w:tcW w:w="2500" w:type="dxa"/>
-            <w:tcBorders>
-              <w:top w:val="single" w:sz="4" w:space="0" w:color="AAAAAA"/>
-              <w:left w:val="single" w:sz="4" w:space="0" w:color="AAAAAA"/>
-              <w:bottom w:val="single" w:sz="4" w:space="0" w:color="AAAAAA"/>
-              <w:right w:val="single" w:sz="4" w:space="0" w:color="AAAAAA"/>
-            </w:tcBorders>
-            <w:tcMar>
-              <w:top w:w="80" w:type="dxa"/>
-              <w:left w:w="120" w:type="dxa"/>
-              <w:bottom w:w="80" w:type="dxa"/>
-              <w:right w:w="120" w:type="dxa"/>
-            </w:tcMar>
-          </w:tcPr>
-          <w:p>
-            <w:r>
-              <w:rPr>
-                <w:color w:val="000000"/>
-                <w:sz w:val="22"/>
-                <w:szCs w:val="22"/>
-              </w:rPr>
-              <w:t>80% : 20%</w:t>
-            </w:r>
-          </w:p>
-        </w:tc>
-        <w:tc>
-          <w:tcPr>
-            <w:tcW w:w="2937" w:type="dxa"/>
-            <w:tcBorders>
-              <w:top w:val="single" w:sz="4" w:space="0" w:color="AAAAAA"/>
-              <w:left w:val="single" w:sz="4" w:space="0" w:color="AAAAAA"/>
-              <w:bottom w:val="single" w:sz="4" w:space="0" w:color="AAAAAA"/>
-              <w:right w:val="single" w:sz="4" w:space="0" w:color="AAAAAA"/>
-            </w:tcBorders>
-            <w:tcMar>
-              <w:top w:w="80" w:type="dxa"/>
-              <w:left w:w="120" w:type="dxa"/>
-              <w:bottom w:w="80" w:type="dxa"/>
-              <w:right w:w="120" w:type="dxa"/>
-            </w:tcMar>
-          </w:tcPr>
-          <w:p>
-            <w:r>
-              <w:rPr>
-                <w:color w:val="000000"/>
-                <w:sz w:val="22"/>
-                <w:szCs w:val="22"/>
-              </w:rPr>
-              <w:t>[sesuaikan]</w:t>
+              <w:t>80% sebagai referensi (</w:t>
+            </w:r>
+            <w:r>
+              <w:rPr>
+                <w:i/>
+                <w:iCs/>
+                <w:color w:val="000000"/>
+                <w:sz w:val="22"/>
+                <w:szCs w:val="22"/>
+              </w:rPr>
+              <w:t>template</w:t>
+            </w:r>
+            <w:r>
+              <w:rPr>
+                <w:color w:val="000000"/>
+                <w:sz w:val="22"/>
+                <w:szCs w:val="22"/>
+              </w:rPr>
+              <w:t>), 20% sebagai data uji.</w:t>
             </w:r>
           </w:p>
         </w:tc>
@@ -8390,113 +9067,417 @@
     </w:p>
     <w:p>
       <w:pPr>
-        <w:spacing w:after="200"/>
+        <w:spacing w:before="100" w:beforeAutospacing="1" w:after="100" w:afterAutospacing="1"/>
+        <w:ind w:left="720"/>
         <w:jc w:val="both"/>
       </w:pPr>
       <w:r>
-        <w:t>Sebelum dilakukan ekstraksi ciri, citra melalui beberapa tahapan preprocessing untuk memastikan konsistensi dan kualitas data:</w:t>
+        <w:t xml:space="preserve">Sebelum dilakukan ekstraksi ciri, citra melalui tahapan </w:t>
+      </w:r>
+      <w:r>
+        <w:rPr>
+          <w:i/>
+          <w:iCs/>
+        </w:rPr>
+        <w:t>preprocessing</w:t>
+      </w:r>
+      <w:r>
+        <w:t xml:space="preserve"> (prapemrosesan) untuk memastikan fitur yang diekstrak terbebas dari derau (</w:t>
+      </w:r>
+      <w:r>
+        <w:rPr>
+          <w:i/>
+          <w:iCs/>
+        </w:rPr>
+        <w:t>noise</w:t>
+      </w:r>
+      <w:r>
+        <w:t>) dan memiliki kontras yang optimal. Alur pemrosesan ini terdiri dari tiga langkah utama:</w:t>
+      </w:r>
+    </w:p>
+    <w:p>
+      <w:pPr>
+        <w:spacing w:before="100" w:beforeAutospacing="1" w:after="100" w:afterAutospacing="1"/>
+        <w:ind w:left="720"/>
+        <w:jc w:val="both"/>
+      </w:pPr>
+      <w:r>
+        <w:rPr>
+          <w:b/>
+          <w:bCs/>
+        </w:rPr>
+        <w:lastRenderedPageBreak/>
+        <w:t>1. Konversi Grayscale (Skala Keabuan)</w:t>
+      </w:r>
+    </w:p>
+    <w:p>
+      <w:pPr>
+        <w:spacing w:before="100" w:beforeAutospacing="1" w:after="100" w:afterAutospacing="1"/>
+        <w:ind w:left="720"/>
+        <w:jc w:val="both"/>
+      </w:pPr>
+      <w:r>
+        <w:t>Algoritma SIFT mendeteksi pola berdasarkan intensitas gradien (perbedaan gelap-terang), sehingga informasi warna (RGB) tidak diperlukan dan harus direduksi menjadi satu kanal intensitas.</w:t>
       </w:r>
     </w:p>
     <w:p>
       <w:pPr>
         <w:numPr>
           <w:ilvl w:val="0"/>
-          <w:numId w:val="8"/>
+          <w:numId w:val="27"/>
         </w:numPr>
         <w:spacing w:before="100" w:beforeAutospacing="1" w:after="100" w:afterAutospacing="1"/>
-      </w:pPr>
-      <w:r>
-        <w:t>Konversi Grayscale: Citra RGB diubah menjadi satu saluran warna abuan (</w:t>
-      </w:r>
-      <w:r>
-        <w:rPr>
-          <w:rFonts w:ascii="Courier New" w:hAnsi="Courier New" w:cs="Courier New"/>
-          <w:sz w:val="20"/>
-          <w:szCs w:val="20"/>
-        </w:rPr>
-        <w:t>cv2.cvtColor</w:t>
-      </w:r>
-      <w:r>
-        <w:t>). Algoritma SIFT menghitung gradien intensitas piksel, sehingga informasi warna RGB tidak diperlukan dan konversi ini mempercepat komputasi.</w:t>
+        <w:jc w:val="both"/>
+      </w:pPr>
+      <w:r>
+        <w:rPr>
+          <w:b/>
+          <w:bCs/>
+        </w:rPr>
+        <w:t>Rumus Matematis:</w:t>
+      </w:r>
+    </w:p>
+    <w:p>
+      <w:pPr>
+        <w:spacing w:before="100" w:beforeAutospacing="1" w:after="100" w:afterAutospacing="1"/>
+        <w:ind w:left="720"/>
+        <w:jc w:val="both"/>
+      </w:pPr>
+      <w:r>
+        <w:t>$Gray = 0.299R + 0.587G + 0.114B$</w:t>
       </w:r>
     </w:p>
     <w:p>
       <w:pPr>
         <w:numPr>
           <w:ilvl w:val="0"/>
-          <w:numId w:val="8"/>
+          <w:numId w:val="27"/>
         </w:numPr>
         <w:spacing w:before="100" w:beforeAutospacing="1" w:after="100" w:afterAutospacing="1"/>
-      </w:pPr>
-      <w:r>
-        <w:lastRenderedPageBreak/>
-        <w:t xml:space="preserve">CLAHE (Contrast Limited Adaptive Histogram Equalization): Meningkatkan visibilitas tekstur lokal pada objek sampah. Sistem menggunakan </w:t>
-      </w:r>
-      <w:r>
-        <w:rPr>
-          <w:rFonts w:ascii="Courier New" w:hAnsi="Courier New" w:cs="Courier New"/>
-          <w:sz w:val="20"/>
-          <w:szCs w:val="20"/>
-        </w:rPr>
-        <w:t>clipLimit=2.0</w:t>
-      </w:r>
-      <w:r>
-        <w:t xml:space="preserve"> dan </w:t>
-      </w:r>
-      <w:r>
-        <w:rPr>
-          <w:rFonts w:ascii="Courier New" w:hAnsi="Courier New" w:cs="Courier New"/>
-          <w:sz w:val="20"/>
-          <w:szCs w:val="20"/>
-        </w:rPr>
-        <w:t>tileGridSize=(8, 8)</w:t>
-      </w:r>
-      <w:r>
-        <w:t>. Hal ini sangat krusial untuk objek seperti botol plastik bening atau kulit pisang yang kontras permukaannya mungkin rendah.</w:t>
+        <w:jc w:val="both"/>
+      </w:pPr>
+      <w:r>
+        <w:rPr>
+          <w:b/>
+          <w:bCs/>
+        </w:rPr>
+        <w:t>Alur Proses:</w:t>
+      </w:r>
+      <w:r>
+        <w:t xml:space="preserve"> Matriks citra RGB berukuran $W \times H \times 3$ diproses piksel demi piksel. Nilai kanal </w:t>
+      </w:r>
+      <w:r>
+        <w:rPr>
+          <w:i/>
+          <w:iCs/>
+        </w:rPr>
+        <w:t>Red</w:t>
+      </w:r>
+      <w:r>
+        <w:t xml:space="preserve"> (R), </w:t>
+      </w:r>
+      <w:r>
+        <w:rPr>
+          <w:i/>
+          <w:iCs/>
+        </w:rPr>
+        <w:t>Green</w:t>
+      </w:r>
+      <w:r>
+        <w:t xml:space="preserve"> (G), dan </w:t>
+      </w:r>
+      <w:r>
+        <w:rPr>
+          <w:i/>
+          <w:iCs/>
+        </w:rPr>
+        <w:t>Blue</w:t>
+      </w:r>
+      <w:r>
+        <w:t xml:space="preserve"> (B) dikalikan dengan bobot luminansi perseptual manusia, kemudian dijumlahkan untuk menghasilkan satu matriks 2D berukuran $W \times H$ dengan nilai intensitas 0 hingga 255.</w:t>
+      </w:r>
+    </w:p>
+    <w:p>
+      <w:pPr>
+        <w:spacing w:before="100" w:beforeAutospacing="1" w:after="100" w:afterAutospacing="1"/>
+        <w:ind w:left="720"/>
+        <w:jc w:val="both"/>
+      </w:pPr>
+      <w:r>
+        <w:rPr>
+          <w:b/>
+          <w:bCs/>
+        </w:rPr>
+        <w:t>2. Peningkatan Kontras Menggunakan CLAHE (</w:t>
+      </w:r>
+      <w:r>
+        <w:rPr>
+          <w:b/>
+          <w:bCs/>
+          <w:i/>
+          <w:iCs/>
+        </w:rPr>
+        <w:t>Contrast Limited Adaptive Histogram Equalization</w:t>
+      </w:r>
+      <w:r>
+        <w:rPr>
+          <w:b/>
+          <w:bCs/>
+        </w:rPr>
+        <w:t>)</w:t>
+      </w:r>
+    </w:p>
+    <w:p>
+      <w:pPr>
+        <w:spacing w:before="100" w:beforeAutospacing="1" w:after="100" w:afterAutospacing="1"/>
+        <w:ind w:left="720"/>
+        <w:jc w:val="both"/>
+      </w:pPr>
+      <w:r>
+        <w:t xml:space="preserve">Citra </w:t>
+      </w:r>
+      <w:r>
+        <w:rPr>
+          <w:i/>
+          <w:iCs/>
+        </w:rPr>
+        <w:t>grayscale</w:t>
+      </w:r>
+      <w:r>
+        <w:t xml:space="preserve"> seringkali memiliki pencahayaan yang tidak merata. CLAHE digunakan untuk menonjolkan tekstur objek (seperti teks pada kemasan atau serat daun) tanpa menyebabkan efek </w:t>
+      </w:r>
+      <w:r>
+        <w:rPr>
+          <w:i/>
+          <w:iCs/>
+        </w:rPr>
+        <w:t>over-exposure</w:t>
+      </w:r>
+      <w:r>
+        <w:t>.</w:t>
       </w:r>
     </w:p>
     <w:p>
       <w:pPr>
         <w:numPr>
           <w:ilvl w:val="0"/>
-          <w:numId w:val="8"/>
+          <w:numId w:val="28"/>
         </w:numPr>
         <w:spacing w:before="100" w:beforeAutospacing="1" w:after="100" w:afterAutospacing="1"/>
-      </w:pPr>
-      <w:r>
-        <w:t>Gaussian Blur: Citra hasil CLAHE dihaluskan menggunakan kernel berukuran 3×3 (</w:t>
-      </w:r>
-      <w:r>
-        <w:rPr>
-          <w:rFonts w:ascii="Courier New" w:hAnsi="Courier New" w:cs="Courier New"/>
-          <w:sz w:val="20"/>
-          <w:szCs w:val="20"/>
-        </w:rPr>
-        <w:t>cv2.GaussianBlur(..., (3, 3), 0)</w:t>
-      </w:r>
-      <w:r>
-        <w:t>). Langkah ini bertujuan membuang derau (</w:t>
-      </w:r>
+        <w:jc w:val="both"/>
+      </w:pPr>
+      <w:r>
+        <w:rPr>
+          <w:b/>
+          <w:bCs/>
+        </w:rPr>
+        <w:t>Rumus Dasar Histogram Equalization (Lokal):</w:t>
+      </w:r>
+    </w:p>
+    <w:p>
+      <w:pPr>
+        <w:spacing w:before="100" w:beforeAutospacing="1" w:after="100" w:afterAutospacing="1"/>
+        <w:ind w:left="720"/>
+        <w:jc w:val="both"/>
+      </w:pPr>
+      <w:r>
+        <w:t>$s_k = T(r_k) = (L-1) \sum_{j=0}^{k} p_r(r_j)$</w:t>
+      </w:r>
+    </w:p>
+    <w:p>
+      <w:pPr>
+        <w:spacing w:before="100" w:beforeAutospacing="1" w:after="100" w:afterAutospacing="1"/>
+        <w:ind w:left="720"/>
+        <w:jc w:val="both"/>
+      </w:pPr>
       <w:r>
         <w:rPr>
           <w:i/>
           <w:iCs/>
         </w:rPr>
-        <w:t>noise</w:t>
-      </w:r>
-      <w:r>
-        <w:t xml:space="preserve">) mikroskopis yang bisa terdeteksi sebagai </w:t>
+        <w:t>(di mana $s_k$ adalah nilai piksel baru, $L$ adalah jumlah tingkat keabuan (256), dan $p_r$ adalah probabilitas kemunculan piksel).</w:t>
+      </w:r>
+    </w:p>
+    <w:p>
+      <w:pPr>
+        <w:numPr>
+          <w:ilvl w:val="0"/>
+          <w:numId w:val="28"/>
+        </w:numPr>
+        <w:spacing w:before="100" w:beforeAutospacing="1" w:after="100" w:afterAutospacing="1"/>
+        <w:jc w:val="both"/>
+      </w:pPr>
+      <w:r>
+        <w:rPr>
+          <w:b/>
+          <w:bCs/>
+        </w:rPr>
+        <w:t>Alur Proses:</w:t>
+      </w:r>
+      <w:r>
+        <w:t xml:space="preserve"> Citra dibagi menjadi </w:t>
       </w:r>
       <w:r>
         <w:rPr>
           <w:i/>
           <w:iCs/>
         </w:rPr>
-        <w:t>false keypoint</w:t>
-      </w:r>
-      <w:r>
-        <w:t>.</w:t>
-      </w:r>
+        <w:t>grid</w:t>
+      </w:r>
+      <w:r>
+        <w:t xml:space="preserve"> kecil berukuran 8x8 piksel. Histogram dihitung untuk setiap </w:t>
+      </w:r>
+      <w:r>
+        <w:rPr>
+          <w:i/>
+          <w:iCs/>
+        </w:rPr>
+        <w:t>grid</w:t>
+      </w:r>
+      <w:r>
+        <w:t>. Jika ada puncak histogram yang melebihi batas toleransi (</w:t>
+      </w:r>
+      <w:r>
+        <w:rPr>
+          <w:i/>
+          <w:iCs/>
+        </w:rPr>
+        <w:t>clip limit</w:t>
+      </w:r>
+      <w:r>
+        <w:t xml:space="preserve"> = 2.0), nilai piksel yang berlebih tersebut dipotong dan didistribusikan secara merata ke seluruh histogram (mereduksi </w:t>
+      </w:r>
+      <w:r>
+        <w:rPr>
+          <w:i/>
+          <w:iCs/>
+        </w:rPr>
+        <w:t>noise amplifier</w:t>
+      </w:r>
+      <w:r>
+        <w:t xml:space="preserve">). Batas antar </w:t>
+      </w:r>
+      <w:r>
+        <w:rPr>
+          <w:i/>
+          <w:iCs/>
+        </w:rPr>
+        <w:t>grid</w:t>
+      </w:r>
+      <w:r>
+        <w:t xml:space="preserve"> kemudian dihaluskan menggunakan interpolasi bilinear.</w:t>
+      </w:r>
+    </w:p>
+    <w:p>
+      <w:pPr>
+        <w:spacing w:before="100" w:beforeAutospacing="1" w:after="100" w:afterAutospacing="1"/>
+        <w:ind w:left="720"/>
+        <w:jc w:val="both"/>
+      </w:pPr>
+      <w:r>
+        <w:rPr>
+          <w:b/>
+          <w:bCs/>
+        </w:rPr>
+        <w:t>3. Reduksi Noise dengan Gaussian Blur</w:t>
+      </w:r>
+    </w:p>
+    <w:p>
+      <w:pPr>
+        <w:spacing w:before="100" w:beforeAutospacing="1" w:after="100" w:afterAutospacing="1"/>
+        <w:ind w:left="720"/>
+        <w:jc w:val="both"/>
+      </w:pPr>
+      <w:r>
+        <w:t>Tahapan ini krusial untuk menghilangkan derau (</w:t>
+      </w:r>
+      <w:r>
+        <w:rPr>
+          <w:i/>
+          <w:iCs/>
+        </w:rPr>
+        <w:t>noise</w:t>
+      </w:r>
+      <w:r>
+        <w:t>) frekuensi tinggi yang dapat memicu deteksi titik kunci palsu (</w:t>
+      </w:r>
+      <w:r>
+        <w:rPr>
+          <w:i/>
+          <w:iCs/>
+        </w:rPr>
+        <w:t>false keypoints</w:t>
+      </w:r>
+      <w:r>
+        <w:t>).</w:t>
+      </w:r>
+    </w:p>
+    <w:p>
+      <w:pPr>
+        <w:numPr>
+          <w:ilvl w:val="0"/>
+          <w:numId w:val="29"/>
+        </w:numPr>
+        <w:spacing w:before="100" w:beforeAutospacing="1" w:after="100" w:afterAutospacing="1"/>
+        <w:jc w:val="both"/>
+      </w:pPr>
+      <w:r>
+        <w:rPr>
+          <w:b/>
+          <w:bCs/>
+        </w:rPr>
+        <w:t>Rumus Distribusi Gaussian 2D:</w:t>
+      </w:r>
+    </w:p>
+    <w:p>
+      <w:pPr>
+        <w:spacing w:before="100" w:beforeAutospacing="1" w:after="100" w:afterAutospacing="1"/>
+        <w:ind w:left="720"/>
+        <w:jc w:val="both"/>
+      </w:pPr>
+      <w:r>
+        <w:t>$G(x,y) = \frac{1}{2\pi\sigma^2} e^{-\frac{x^2+y^2}{2\sigma^2}}$</w:t>
+      </w:r>
+    </w:p>
+    <w:p>
+      <w:pPr>
+        <w:numPr>
+          <w:ilvl w:val="0"/>
+          <w:numId w:val="29"/>
+        </w:numPr>
+        <w:spacing w:before="100" w:beforeAutospacing="1" w:after="100" w:afterAutospacing="1"/>
+        <w:jc w:val="both"/>
+      </w:pPr>
+      <w:r>
+        <w:rPr>
+          <w:b/>
+          <w:bCs/>
+        </w:rPr>
+        <w:t>Alur Proses:</w:t>
+      </w:r>
+      <w:r>
+        <w:t xml:space="preserve"> Sebuah </w:t>
+      </w:r>
+      <w:r>
+        <w:rPr>
+          <w:i/>
+          <w:iCs/>
+        </w:rPr>
+        <w:t>kernel</w:t>
+      </w:r>
+      <w:r>
+        <w:t xml:space="preserve"> (matriks konvolusi) berukuran 3x3 berbobot Gaussian digeser (konvolusi) ke seluruh bagian citra. Setiap piksel tengah </w:t>
+      </w:r>
+      <w:r>
+        <w:lastRenderedPageBreak/>
+        <w:t>digantikan dengan nilai rata-rata berbobot dari piksel-piksel di sekitarnya, sehingga menghasilkan citra yang lebih halus namun tetap mempertahankan tepi (garis) objek yang tegas.</w:t>
+      </w:r>
+    </w:p>
+    <w:p>
+      <w:pPr>
+        <w:spacing w:before="100" w:beforeAutospacing="1" w:after="100" w:afterAutospacing="1"/>
+        <w:jc w:val="both"/>
+      </w:pPr>
     </w:p>
     <w:p>
       <w:pPr>
@@ -8531,27 +9512,7 @@
         <w:jc w:val="both"/>
       </w:pPr>
       <w:r>
-        <w:t xml:space="preserve">Metode Ekstraksi Ciri (Studi Kasus SIFT Matriks 5x5) Ekstraksi ciri dilakukan menggunakan algoritma SIFT. Tahapan terpenting dalam SIFT adalah pembentukan </w:t>
-      </w:r>
-      <w:r>
-        <w:rPr>
-          <w:b/>
-          <w:bCs/>
-        </w:rPr>
-        <w:t>Deskriptor</w:t>
-      </w:r>
-      <w:r>
-        <w:t xml:space="preserve"> (vektor ciri) yang dilakukan dengan menghitung magnitudo (kekuatan) dan orientasi (arah) gradien dari piksel-piksel di sekitar titik kunci (</w:t>
-      </w:r>
-      <w:r>
-        <w:rPr>
-          <w:i/>
-          <w:iCs/>
-        </w:rPr>
-        <w:t>keypoint</w:t>
-      </w:r>
-      <w:r>
-        <w:t>).</w:t>
+        <w:t>Proses ekstraksi SIFT mentransformasikan matriks citra menjadi vektor deskriptor. Untuk memudahkan pemahaman, berikut adalah penjabaran langkah demi langkah menggunakan studi kasus ketetanggaan matriks piksel 5x5.</w:t>
       </w:r>
     </w:p>
     <w:p>
@@ -8561,17 +9522,27 @@
         <w:jc w:val="both"/>
       </w:pPr>
       <w:r>
-        <w:t>Untuk memahami cara kerjanya, mari kita asumsikan sebuah titik kunci telah ditemukan di tengah, dan kita mengambil area ketetanggaan (neighborhood) berukuran matriks 5×5 piksel dari citra grayscale (</w:t>
-      </w:r>
-      <w:r>
-        <w:rPr>
+        <w:rPr>
+          <w:b/>
+          <w:bCs/>
+        </w:rPr>
+        <w:t>Tahap 1: Deteksi Ruang Skala Ekstrema (</w:t>
+      </w:r>
+      <w:r>
+        <w:rPr>
+          <w:b/>
+          <w:bCs/>
           <w:i/>
           <w:iCs/>
         </w:rPr>
-        <w:t>grayscale intensity</w:t>
-      </w:r>
-      <w:r>
-        <w:t xml:space="preserve"> 0-255) sebagai berikut:</w:t>
+        <w:t>Scale-Space Extrema Detection</w:t>
+      </w:r>
+      <w:r>
+        <w:rPr>
+          <w:b/>
+          <w:bCs/>
+        </w:rPr>
+        <w:t>) &amp; Proses DoG</w:t>
       </w:r>
     </w:p>
     <w:p>
@@ -8581,7 +9552,27 @@
         <w:jc w:val="both"/>
       </w:pPr>
       <w:r>
-        <w:t>Input Matriks Intensitas Piksel I(x,y): 40 42 45 48 50 41 43 48 52 55 45 50 [80] 85 90 &lt;-- Keypoint di tengah (80) 55 65 95 100 105 60 70 100 110 120</w:t>
+        <w:t>Algoritma mencari titik stabil menggunakan selisih dari dua gambar yang telah di-</w:t>
+      </w:r>
+      <w:r>
+        <w:rPr>
+          <w:i/>
+          <w:iCs/>
+        </w:rPr>
+        <w:t>blur</w:t>
+      </w:r>
+      <w:r>
+        <w:t xml:space="preserve"> dengan tingkat (skala/$\sigma$) yang berbeda. Ini disebut </w:t>
+      </w:r>
+      <w:r>
+        <w:rPr>
+          <w:i/>
+          <w:iCs/>
+        </w:rPr>
+        <w:t>Difference of Gaussian</w:t>
+      </w:r>
+      <w:r>
+        <w:t xml:space="preserve"> (DoG).</w:t>
       </w:r>
     </w:p>
     <w:p>
@@ -8591,17 +9582,17 @@
         <w:jc w:val="both"/>
       </w:pPr>
       <w:r>
-        <w:t>Langkah 1: Menghitung Gradien (Gx dan Gy) Untuk setiap piksel, SIFT menghitung selisih intensitas secara horizontal (Gx) dan vertikal (Gy) menggunakan perbedaan pusat (</w:t>
-      </w:r>
-      <w:r>
-        <w:rPr>
-          <w:i/>
-          <w:iCs/>
-        </w:rPr>
-        <w:t>central difference</w:t>
-      </w:r>
-      <w:r>
-        <w:t>). Rumus: Gx = I(x+1, y) - I(x-1, y) Gy = I(x, y+1) - I(x, y-1)</w:t>
+        <w:t xml:space="preserve">Misalkan kita memiliki area 5x5 piksel dari </w:t>
+      </w:r>
+      <w:r>
+        <w:rPr>
+          <w:b/>
+          <w:bCs/>
+        </w:rPr>
+        <w:t>Citra Skala 1 (Blur Ringan - $L_1$)</w:t>
+      </w:r>
+      <w:r>
+        <w:t>:</w:t>
       </w:r>
     </w:p>
     <w:p>
@@ -8611,33 +9602,421 @@
         <w:jc w:val="both"/>
       </w:pPr>
       <w:r>
-        <w:t>Sebagai contoh, kita hitung gradien untuk piksel pusat (x=2, y=2) yang bernilai 80:</w:t>
+        <w:t>L1 (Skala 1)</w:t>
+      </w:r>
+    </w:p>
+    <w:p>
+      <w:pPr>
+        <w:spacing w:after="200"/>
+        <w:ind w:firstLine="720"/>
+        <w:jc w:val="both"/>
+      </w:pPr>
+      <w:r>
+        <w:t>40   42   45   48   50</w:t>
+      </w:r>
+    </w:p>
+    <w:p>
+      <w:pPr>
+        <w:spacing w:after="200"/>
+        <w:ind w:firstLine="720"/>
+        <w:jc w:val="both"/>
+      </w:pPr>
+      <w:r>
+        <w:t>41   43   48   52   55</w:t>
+      </w:r>
+    </w:p>
+    <w:p>
+      <w:pPr>
+        <w:spacing w:after="200"/>
+        <w:ind w:firstLine="720"/>
+        <w:jc w:val="both"/>
+      </w:pPr>
+      <w:r>
+        <w:t>45   50   80   85   90  &lt;-- Piksel pusat bernilai 80</w:t>
+      </w:r>
+    </w:p>
+    <w:p>
+      <w:pPr>
+        <w:spacing w:after="200"/>
+        <w:ind w:firstLine="720"/>
+        <w:jc w:val="both"/>
+      </w:pPr>
+      <w:r>
+        <w:t>55   65   95  100  105</w:t>
+      </w:r>
+    </w:p>
+    <w:p>
+      <w:pPr>
+        <w:spacing w:after="200"/>
+        <w:ind w:firstLine="720"/>
+        <w:jc w:val="both"/>
+      </w:pPr>
+      <w:r>
+        <w:t>60   70  100  110  120</w:t>
+      </w:r>
+    </w:p>
+    <w:p>
+      <w:pPr>
+        <w:spacing w:after="200"/>
+        <w:ind w:firstLine="720"/>
+        <w:jc w:val="both"/>
+      </w:pPr>
+    </w:p>
+    <w:p>
+      <w:pPr>
+        <w:spacing w:after="200"/>
+        <w:ind w:firstLine="720"/>
+        <w:jc w:val="both"/>
+      </w:pPr>
+      <w:r>
+        <w:t xml:space="preserve">Lalu kita memiliki area yang sama pada </w:t>
+      </w:r>
+      <w:r>
+        <w:rPr>
+          <w:b/>
+          <w:bCs/>
+        </w:rPr>
+        <w:t>Citra Skala 2 (Blur Kuat - $L_2$)</w:t>
+      </w:r>
+      <w:r>
+        <w:t>:</w:t>
+      </w:r>
+    </w:p>
+    <w:p>
+      <w:pPr>
+        <w:spacing w:after="200"/>
+        <w:ind w:firstLine="720"/>
+        <w:jc w:val="both"/>
+      </w:pPr>
+      <w:r>
+        <w:t>L2 (Skala 2)</w:t>
+      </w:r>
+    </w:p>
+    <w:p>
+      <w:pPr>
+        <w:spacing w:after="200"/>
+        <w:ind w:firstLine="720"/>
+        <w:jc w:val="both"/>
+      </w:pPr>
+      <w:r>
+        <w:t>41   43   46   48   50</w:t>
+      </w:r>
+    </w:p>
+    <w:p>
+      <w:pPr>
+        <w:spacing w:after="200"/>
+        <w:ind w:firstLine="720"/>
+        <w:jc w:val="both"/>
+      </w:pPr>
+      <w:r>
+        <w:t>42   45   50   53   56</w:t>
+      </w:r>
+    </w:p>
+    <w:p>
+      <w:pPr>
+        <w:spacing w:after="200"/>
+        <w:ind w:firstLine="720"/>
+        <w:jc w:val="both"/>
+      </w:pPr>
+      <w:r>
+        <w:t>46   52   60   70   80  &lt;-- Piksel pusat bernilai 60 akibat blur</w:t>
+      </w:r>
+    </w:p>
+    <w:p>
+      <w:pPr>
+        <w:spacing w:after="200"/>
+        <w:ind w:firstLine="720"/>
+        <w:jc w:val="both"/>
+      </w:pPr>
+      <w:r>
+        <w:t>53   60   80   90   95</w:t>
+      </w:r>
+    </w:p>
+    <w:p>
+      <w:pPr>
+        <w:spacing w:after="200"/>
+        <w:ind w:firstLine="720"/>
+        <w:jc w:val="both"/>
+      </w:pPr>
+      <w:r>
+        <w:lastRenderedPageBreak/>
+        <w:t>58   65   85   95  105</w:t>
+      </w:r>
+    </w:p>
+    <w:p>
+      <w:pPr>
+        <w:spacing w:after="200"/>
+        <w:ind w:firstLine="720"/>
+        <w:jc w:val="both"/>
+      </w:pPr>
+      <w:r>
+        <w:rPr>
+          <w:b/>
+          <w:bCs/>
+        </w:rPr>
+        <w:t>Perhitungan DoG ($D = L_1 - L_2$):</w:t>
+      </w:r>
+      <w:r>
+        <w:t xml:space="preserve"> Matriks $L_1$ dikurangi matriks $L_2$ secara posisi.</w:t>
+      </w:r>
+    </w:p>
+    <w:p>
+      <w:pPr>
+        <w:spacing w:after="200"/>
+        <w:ind w:firstLine="720"/>
+        <w:jc w:val="both"/>
+      </w:pPr>
+      <w:r>
+        <w:t>Matriks DoG (D)</w:t>
+      </w:r>
+    </w:p>
+    <w:p>
+      <w:pPr>
+        <w:spacing w:after="200"/>
+        <w:ind w:firstLine="720"/>
+        <w:jc w:val="both"/>
+      </w:pPr>
+      <w:r>
+        <w:t xml:space="preserve"> -1   -1   -1    0    0</w:t>
+      </w:r>
+    </w:p>
+    <w:p>
+      <w:pPr>
+        <w:spacing w:after="200"/>
+        <w:ind w:firstLine="720"/>
+        <w:jc w:val="both"/>
+      </w:pPr>
+      <w:r>
+        <w:t xml:space="preserve"> -1   -2   -2   -1   -1</w:t>
+      </w:r>
+    </w:p>
+    <w:p>
+      <w:pPr>
+        <w:spacing w:after="200"/>
+        <w:ind w:firstLine="720"/>
+        <w:jc w:val="both"/>
+      </w:pPr>
+      <w:r>
+        <w:t xml:space="preserve"> -1   -2  [20]  15   10  &lt;-- Piksel pusat: 80 - 60 = 20</w:t>
+      </w:r>
+    </w:p>
+    <w:p>
+      <w:pPr>
+        <w:spacing w:after="200"/>
+        <w:ind w:firstLine="720"/>
+        <w:jc w:val="both"/>
+      </w:pPr>
+      <w:r>
+        <w:t xml:space="preserve">  2    5   15   10   10</w:t>
+      </w:r>
+    </w:p>
+    <w:p>
+      <w:pPr>
+        <w:spacing w:after="200"/>
+        <w:ind w:firstLine="720"/>
+        <w:jc w:val="both"/>
+      </w:pPr>
+      <w:r>
+        <w:t xml:space="preserve">  2    5   15   15   15</w:t>
+      </w:r>
+    </w:p>
+    <w:p>
+      <w:pPr>
+        <w:spacing w:after="200"/>
+        <w:ind w:firstLine="720"/>
+        <w:jc w:val="both"/>
+      </w:pPr>
+      <w:r>
+        <w:rPr>
+          <w:b/>
+          <w:bCs/>
+        </w:rPr>
+        <w:t>Hasil Tahap 1:</w:t>
+      </w:r>
+      <w:r>
+        <w:t xml:space="preserve"> Pada matriks DoG di atas, nilai pusat adalah </w:t>
+      </w:r>
+      <w:r>
+        <w:rPr>
+          <w:b/>
+          <w:bCs/>
+        </w:rPr>
+        <w:t>20</w:t>
+      </w:r>
+      <w:r>
+        <w:t xml:space="preserve">. Nilai ini dikomparasikan dengan 8 tetangganya (-2, -2, -1, -2, 15, 10, 5, 15). Karena 20 adalah nilai terbesar di area lokal tersebut (maksimum lokal), maka piksel koordinat (x=2, y=2) ini ditetapkan sebagai </w:t>
+      </w:r>
+      <w:r>
+        <w:rPr>
+          <w:b/>
+          <w:bCs/>
+        </w:rPr>
+        <w:t>Kandidat Keypoint</w:t>
+      </w:r>
+      <w:r>
+        <w:t>.</w:t>
+      </w:r>
+    </w:p>
+    <w:p>
+      <w:pPr>
+        <w:spacing w:after="200"/>
+        <w:ind w:firstLine="720"/>
+        <w:jc w:val="both"/>
+      </w:pPr>
+      <w:r>
+        <w:rPr>
+          <w:b/>
+          <w:bCs/>
+        </w:rPr>
+        <w:t>Tahap 2: Lokalisasi Titik Kunci (</w:t>
+      </w:r>
+      <w:r>
+        <w:rPr>
+          <w:b/>
+          <w:bCs/>
+          <w:i/>
+          <w:iCs/>
+        </w:rPr>
+        <w:t>Keypoint Localization</w:t>
+      </w:r>
+      <w:r>
+        <w:rPr>
+          <w:b/>
+          <w:bCs/>
+        </w:rPr>
+        <w:t>)</w:t>
+      </w:r>
+    </w:p>
+    <w:p>
+      <w:pPr>
+        <w:spacing w:after="200"/>
+        <w:ind w:firstLine="720"/>
+        <w:jc w:val="both"/>
+      </w:pPr>
+      <w:r>
+        <w:t xml:space="preserve">Kandidat </w:t>
+      </w:r>
+      <w:r>
+        <w:rPr>
+          <w:i/>
+          <w:iCs/>
+        </w:rPr>
+        <w:t>keypoint</w:t>
+      </w:r>
+      <w:r>
+        <w:t xml:space="preserve"> dari Tahap 1 disaring.</w:t>
       </w:r>
     </w:p>
     <w:p>
       <w:pPr>
         <w:numPr>
           <w:ilvl w:val="0"/>
-          <w:numId w:val="14"/>
+          <w:numId w:val="23"/>
         </w:numPr>
         <w:spacing w:after="200"/>
         <w:jc w:val="both"/>
       </w:pPr>
       <w:r>
-        <w:t>Gx = I(3, 2) - I(1, 2) = 85 - 50 = 35</w:t>
+        <w:rPr>
+          <w:b/>
+          <w:bCs/>
+        </w:rPr>
+        <w:t>Ambang Kontras (</w:t>
+      </w:r>
+      <w:r>
+        <w:rPr>
+          <w:b/>
+          <w:bCs/>
+          <w:i/>
+          <w:iCs/>
+        </w:rPr>
+        <w:t>Contrast Threshold</w:t>
+      </w:r>
+      <w:r>
+        <w:rPr>
+          <w:b/>
+          <w:bCs/>
+        </w:rPr>
+        <w:t>):</w:t>
+      </w:r>
+      <w:r>
+        <w:t xml:space="preserve"> Jika nilai ekstremum pada matriks DoG terlalu kecil (misal threshold = 5), maka titik dibuang. Karena nilai kita adalah 20 ($20 &gt; 5$), titik ini </w:t>
+      </w:r>
+      <w:r>
+        <w:rPr>
+          <w:b/>
+          <w:bCs/>
+        </w:rPr>
+        <w:t>dipertahankan</w:t>
+      </w:r>
+      <w:r>
+        <w:t>.</w:t>
       </w:r>
     </w:p>
     <w:p>
       <w:pPr>
         <w:numPr>
           <w:ilvl w:val="0"/>
-          <w:numId w:val="14"/>
+          <w:numId w:val="23"/>
         </w:numPr>
         <w:spacing w:after="200"/>
         <w:jc w:val="both"/>
       </w:pPr>
       <w:r>
-        <w:t>Gy = I(2, 3) - I(2, 1) = 95 - 48 = 47</w:t>
+        <w:rPr>
+          <w:b/>
+          <w:bCs/>
+        </w:rPr>
+        <w:t>Menghilangkan Respon Tepi (</w:t>
+      </w:r>
+      <w:r>
+        <w:rPr>
+          <w:b/>
+          <w:bCs/>
+          <w:i/>
+          <w:iCs/>
+        </w:rPr>
+        <w:t>Edge Response</w:t>
+      </w:r>
+      <w:r>
+        <w:rPr>
+          <w:b/>
+          <w:bCs/>
+        </w:rPr>
+        <w:t>):</w:t>
+      </w:r>
+      <w:r>
+        <w:t xml:space="preserve"> Titik di sepanjang garis lurus (tepi) tidak stabil. SIFT menghitung gradien kedua (</w:t>
+      </w:r>
+      <w:r>
+        <w:rPr>
+          <w:i/>
+          <w:iCs/>
+        </w:rPr>
+        <w:t>Hessian Matrix</w:t>
+      </w:r>
+      <w:r>
+        <w:t>) di matriks DoG. Jika rasio kelengkungan utama (</w:t>
+      </w:r>
+      <w:r>
+        <w:rPr>
+          <w:i/>
+          <w:iCs/>
+        </w:rPr>
+        <w:t>principal curvatures</w:t>
+      </w:r>
+      <w:r>
+        <w:t xml:space="preserve">) terlalu besar yang mengindikasikan itu adalah sebuah garis/tepi datar, titik akan dibuang. Jika rasionya seimbang, titik ini lolos menjadi </w:t>
+      </w:r>
+      <w:r>
+        <w:rPr>
+          <w:b/>
+          <w:bCs/>
+        </w:rPr>
+        <w:t>Keypoint Valid</w:t>
+      </w:r>
+      <w:r>
+        <w:t>.</w:t>
       </w:r>
     </w:p>
     <w:p>
@@ -8647,176 +10026,617 @@
         <w:jc w:val="both"/>
       </w:pPr>
       <w:r>
-        <w:t>Langkah 2: Menghitung Magnitudo dan Orientasi Selanjutnya, kita hitung seberapa kuat gradien tersebut (magnitudo) dan ke arah mana perubahannya (orientasi).</w:t>
+        <w:rPr>
+          <w:b/>
+          <w:bCs/>
+        </w:rPr>
+        <w:t>Tahap 3: Penugasan Orientasi (</w:t>
+      </w:r>
+      <w:r>
+        <w:rPr>
+          <w:b/>
+          <w:bCs/>
+          <w:i/>
+          <w:iCs/>
+        </w:rPr>
+        <w:t>Orientation Assignment</w:t>
+      </w:r>
+      <w:r>
+        <w:rPr>
+          <w:b/>
+          <w:bCs/>
+        </w:rPr>
+        <w:t>)</w:t>
+      </w:r>
+    </w:p>
+    <w:p>
+      <w:pPr>
+        <w:spacing w:after="200"/>
+        <w:ind w:firstLine="720"/>
+        <w:jc w:val="both"/>
+      </w:pPr>
+      <w:r>
+        <w:t xml:space="preserve">Agar </w:t>
+      </w:r>
+      <w:r>
+        <w:rPr>
+          <w:i/>
+          <w:iCs/>
+        </w:rPr>
+        <w:t>keypoint</w:t>
+      </w:r>
+      <w:r>
+        <w:t xml:space="preserve"> kebal terhadap rotasi gambar, titik tersebut diberi "arah" dominan. Perhitungan ini kembali menggunakan matriks </w:t>
+      </w:r>
+      <w:r>
+        <w:rPr>
+          <w:b/>
+          <w:bCs/>
+        </w:rPr>
+        <w:t>Citra Skala 1 ($L_1$)</w:t>
+      </w:r>
+      <w:r>
+        <w:t xml:space="preserve"> di sekitar piksel pusat (x=2, y=2) yang bernilai 80.</w:t>
       </w:r>
     </w:p>
     <w:p>
       <w:pPr>
         <w:numPr>
           <w:ilvl w:val="0"/>
-          <w:numId w:val="15"/>
+          <w:numId w:val="24"/>
         </w:numPr>
         <w:spacing w:after="200"/>
         <w:jc w:val="both"/>
       </w:pPr>
       <w:r>
-        <w:t>Magnitudo (m) = √(Gx² + Gy²) m = √(35² + 47²) = √(1225 + 2209) = √3434 ≈ 58.6</w:t>
-      </w:r>
-    </w:p>
-    <w:p>
-      <w:pPr>
+        <w:rPr>
+          <w:b/>
+          <w:bCs/>
+        </w:rPr>
+        <w:t>Menghitung Gradien (Gx dan Gy):</w:t>
+      </w:r>
+    </w:p>
+    <w:p>
+      <w:pPr>
+        <w:spacing w:after="200"/>
+        <w:ind w:firstLine="720"/>
+        <w:jc w:val="both"/>
+      </w:pPr>
+      <w:r>
+        <w:t>$G_x = L_1(x+1, y) - L_1(x-1, y) \rightarrow 85 - 50 = \mathbf{35}$</w:t>
+      </w:r>
+    </w:p>
+    <w:p>
+      <w:pPr>
+        <w:spacing w:after="200"/>
+        <w:ind w:firstLine="720"/>
+        <w:jc w:val="both"/>
+      </w:pPr>
+      <w:r>
+        <w:t>$G_y = L_1(x, y+1) - L_1(x, y-1) \rightarrow 95 - 48 = \mathbf{47}$</w:t>
+      </w:r>
+    </w:p>
+    <w:p>
+      <w:pPr>
+        <w:pStyle w:val="ListParagraph"/>
         <w:numPr>
           <w:ilvl w:val="0"/>
-          <w:numId w:val="15"/>
+          <w:numId w:val="25"/>
         </w:numPr>
         <w:spacing w:after="200"/>
         <w:jc w:val="both"/>
       </w:pPr>
       <w:r>
-        <w:t>Orientasi (θ) = atan2(Gy, Gx) * (180/π) θ = atan2(47, 35) ≈ 53.3 derajat</w:t>
-      </w:r>
+        <w:t>Menghitung Magnitudo (Kekuatan) dan Arah ($\theta$):</w:t>
+      </w:r>
+    </w:p>
+    <w:p>
+      <w:pPr>
+        <w:pStyle w:val="ListParagraph"/>
+        <w:spacing w:after="200"/>
+        <w:ind w:left="720"/>
+        <w:jc w:val="both"/>
+      </w:pPr>
+      <w:r>
+        <w:t>$Magnitudo = \sqrt{35^2 + 47^2} = \sqrt{1225 + 2209} \approx \mathbf{58.6}$</w:t>
+      </w:r>
+    </w:p>
+    <w:p>
+      <w:pPr>
+        <w:pStyle w:val="ListParagraph"/>
+        <w:spacing w:after="200"/>
+        <w:ind w:left="720"/>
+        <w:jc w:val="both"/>
+      </w:pPr>
+      <w:r>
+        <w:lastRenderedPageBreak/>
+        <w:t>$Arah (\theta) = \text{atan2}(47, 35) \times (180/\pi) \approx \mathbf{53.3^\circ}$</w:t>
+      </w:r>
+    </w:p>
+    <w:p>
+      <w:pPr>
+        <w:pStyle w:val="ListParagraph"/>
+        <w:spacing w:after="200"/>
+        <w:ind w:left="720"/>
+        <w:jc w:val="both"/>
+      </w:pPr>
+      <w:r>
+        <w:t>Hasil Tahap 3: Keypoint di posisi (2,2) kini secara matematis memiliki magnitudo 58.6 dan</w:t>
+      </w:r>
+      <w:r>
+        <w:t xml:space="preserve"> </w:t>
+      </w:r>
+      <w:r>
+        <w:t xml:space="preserve">mengarah ke sudut </w:t>
+      </w:r>
+      <w:r>
+        <w:rPr>
+          <w:b/>
+          <w:bCs/>
+        </w:rPr>
+        <w:t>53.3 derajat</w:t>
+      </w:r>
+      <w:r>
+        <w:t>.</w:t>
+      </w:r>
+    </w:p>
+    <w:p>
+      <w:pPr>
+        <w:spacing w:after="200"/>
+        <w:jc w:val="both"/>
+      </w:pPr>
+      <w:r>
+        <w:rPr>
+          <w:b/>
+          <w:bCs/>
+        </w:rPr>
+        <w:t>Tahap 4: Pembentukan Deskriptor (</w:t>
+      </w:r>
+      <w:r>
+        <w:rPr>
+          <w:b/>
+          <w:bCs/>
+          <w:i/>
+          <w:iCs/>
+        </w:rPr>
+        <w:t>Keypoint Descriptor</w:t>
+      </w:r>
+      <w:r>
+        <w:rPr>
+          <w:b/>
+          <w:bCs/>
+        </w:rPr>
+        <w:t>)</w:t>
+      </w:r>
+      <w:r>
+        <w:t xml:space="preserve"> Langkah final adalah membuat "sidik jari" untuk </w:t>
+      </w:r>
+      <w:r>
+        <w:rPr>
+          <w:i/>
+          <w:iCs/>
+        </w:rPr>
+        <w:t>keypoint</w:t>
+      </w:r>
+      <w:r>
+        <w:t xml:space="preserve"> tersebut.</w:t>
+      </w:r>
+    </w:p>
+    <w:p>
+      <w:pPr>
+        <w:numPr>
+          <w:ilvl w:val="0"/>
+          <w:numId w:val="26"/>
+        </w:numPr>
+        <w:spacing w:after="200"/>
+        <w:jc w:val="both"/>
+      </w:pPr>
+      <w:r>
+        <w:t xml:space="preserve">SIFT memperluas area tinjauan menjadi matriks 16x16 piksel di sekitar </w:t>
+      </w:r>
+      <w:r>
+        <w:rPr>
+          <w:i/>
+          <w:iCs/>
+        </w:rPr>
+        <w:t>keypoint</w:t>
+      </w:r>
+      <w:r>
+        <w:t>.</w:t>
+      </w:r>
+    </w:p>
+    <w:p>
+      <w:pPr>
+        <w:numPr>
+          <w:ilvl w:val="0"/>
+          <w:numId w:val="26"/>
+        </w:numPr>
+        <w:spacing w:after="200"/>
+        <w:jc w:val="both"/>
+      </w:pPr>
+      <w:r>
+        <w:t>Matriks 16x16 tersebut dibagi menjadi 16 sub-blok (setiap sub-blok berukuran 4x4).</w:t>
+      </w:r>
+    </w:p>
+    <w:p>
+      <w:pPr>
+        <w:numPr>
+          <w:ilvl w:val="0"/>
+          <w:numId w:val="26"/>
+        </w:numPr>
+        <w:spacing w:after="200"/>
+        <w:jc w:val="both"/>
+      </w:pPr>
+      <w:r>
+        <w:t>Untuk setiap sub-blok 4x4, sistem membuat histogram yang memiliki 8 keranjang (</w:t>
+      </w:r>
+      <w:r>
+        <w:rPr>
+          <w:i/>
+          <w:iCs/>
+        </w:rPr>
+        <w:t>bins</w:t>
+      </w:r>
+      <w:r>
+        <w:t>), masing-masing mewakili rentang sudut (0-45°, 45-90°, dst).</w:t>
+      </w:r>
+    </w:p>
+    <w:p>
+      <w:pPr>
+        <w:numPr>
+          <w:ilvl w:val="0"/>
+          <w:numId w:val="26"/>
+        </w:numPr>
+        <w:spacing w:after="200"/>
+        <w:jc w:val="both"/>
+      </w:pPr>
+      <w:r>
+        <w:t xml:space="preserve">Data </w:t>
+      </w:r>
+      <w:r>
+        <w:rPr>
+          <w:i/>
+          <w:iCs/>
+        </w:rPr>
+        <w:t>keypoint</w:t>
+      </w:r>
+      <w:r>
+        <w:t xml:space="preserve"> kita memiliki sudut </w:t>
+      </w:r>
+      <w:r>
+        <w:rPr>
+          <w:b/>
+          <w:bCs/>
+        </w:rPr>
+        <w:t>53.3°</w:t>
+      </w:r>
+      <w:r>
+        <w:t xml:space="preserve"> dengan kekuatan </w:t>
+      </w:r>
+      <w:r>
+        <w:rPr>
+          <w:b/>
+          <w:bCs/>
+        </w:rPr>
+        <w:t>58.6</w:t>
+      </w:r>
+      <w:r>
+        <w:t>. Maka, angka 58.6 tersebut dimasukkan (diakumulasikan) ke dalam keranjang histogram "45-90°" pada blok posisinya.</w:t>
+      </w:r>
+    </w:p>
+    <w:p>
+      <w:pPr>
+        <w:numPr>
+          <w:ilvl w:val="0"/>
+          <w:numId w:val="26"/>
+        </w:numPr>
+        <w:spacing w:after="200"/>
+        <w:jc w:val="both"/>
+      </w:pPr>
+      <w:r>
+        <w:t>Karena terdapat 16 sub-blok, dan setiap sub-blok memiliki 8 nilai keranjang, maka matriks yang dihasilkan dideretkan menjadi array 1 Dimensi: .</w:t>
+      </w:r>
+    </w:p>
+    <w:p>
+      <w:pPr>
+        <w:spacing w:after="200"/>
+        <w:jc w:val="both"/>
+      </w:pPr>
+      <w:r>
+        <w:t xml:space="preserve">Array 128 dimensi inilah yang kemudian dinormalisasi untuk membentuk </w:t>
+      </w:r>
+      <w:r>
+        <w:rPr>
+          <w:b/>
+          <w:bCs/>
+        </w:rPr>
+        <w:t>Deskriptor SIFT final</w:t>
+      </w:r>
+      <w:r>
+        <w:t>, yang kelak akan dicocokkan dengan ciri (</w:t>
+      </w:r>
+      <w:r>
+        <w:rPr>
+          <w:i/>
+          <w:iCs/>
+        </w:rPr>
+        <w:t>features</w:t>
+      </w:r>
+      <w:r>
+        <w:t xml:space="preserve">) citra sampah yang ada di dalam </w:t>
+      </w:r>
+      <w:r>
+        <w:t>dataset</w:t>
+      </w:r>
+      <w:r>
+        <w:t>.</w:t>
+      </w:r>
+    </w:p>
+    <w:p>
+      <w:pPr>
+        <w:spacing w:after="200"/>
+        <w:jc w:val="both"/>
+      </w:pPr>
+    </w:p>
+    <w:p>
+      <w:pPr>
+        <w:pStyle w:val="Heading2"/>
+      </w:pPr>
+      <w:bookmarkStart w:id="16" w:name="_Toc225325075"/>
+      <w:r>
+        <w:t>3.5  Klasifikasi dan Pengujian</w:t>
+      </w:r>
+      <w:bookmarkEnd w:id="16"/>
     </w:p>
     <w:p>
       <w:pPr>
         <w:spacing w:after="200"/>
         <w:ind w:firstLine="720"/>
         <w:jc w:val="both"/>
-      </w:pPr>
-      <w:r>
-        <w:lastRenderedPageBreak/>
-        <w:t xml:space="preserve">Langkah 3: Pembentukan Histogram Orientasi Perhitungan di atas dilakukan untuk seluruh piksel di dalam kotak peninjauan. SIFT standar menggunakan area 16x16 yang dibagi menjadi 16 sub-blok (masing-masing 4x4). Untuk setiap sub-blok 4x4, dibuat </w:t>
+        <w:rPr>
+          <w:color w:val="EE0000"/>
+        </w:rPr>
+      </w:pPr>
+      <w:r>
+        <w:rPr>
+          <w:color w:val="EE0000"/>
+        </w:rPr>
+        <w:t>[Jelaskan algoritma klasifikasi yang digunakan, konfigurasi hyperparameter, metode validasi (K-Fold Cross Validation / Hold-out), dan metrik evaluasi. Tidak perlu menjelaskan cara perhitungan se-detail sub bab ekstraksi ciri</w:t>
+      </w:r>
+    </w:p>
+    <w:p>
+      <w:pPr>
+        <w:spacing w:after="200"/>
+        <w:ind w:left="720"/>
+        <w:jc w:val="both"/>
+      </w:pPr>
+      <w:r>
+        <w:rPr>
+          <w:b/>
+          <w:bCs/>
+        </w:rPr>
+        <w:t>3.5 Klasifikasi dan Pengujian</w:t>
+      </w:r>
+    </w:p>
+    <w:p>
+      <w:pPr>
+        <w:spacing w:after="200"/>
+        <w:ind w:left="720"/>
+        <w:jc w:val="both"/>
+      </w:pPr>
+      <w:r>
+        <w:t xml:space="preserve">Tahap klasifikasi dan pengujian pada sistem ini tidak menggunakan algoritma pemelajaran mesin tradisional berbasis iterasi bobot (seperti SVM atau </w:t>
       </w:r>
       <w:r>
         <w:rPr>
           <w:i/>
           <w:iCs/>
         </w:rPr>
-        <w:t>histogram</w:t>
-      </w:r>
-      <w:r>
-        <w:t xml:space="preserve"> dengan 8 rentang sudut orientasi (misal: 0-44°, 45-89°, 90-134°, dst). Nilai magnitudo (seperti 58.6 dari perhitungan di atas) dimasukkan sebagai "bobot" ke dalam keranjang histogram yang sesuai dengan sudutnya (53.3° masuk ke keranjang 45-89°).</w:t>
-      </w:r>
-    </w:p>
-    <w:p>
-      <w:pPr>
-        <w:spacing w:after="200"/>
-        <w:ind w:firstLine="720"/>
-        <w:jc w:val="both"/>
-      </w:pPr>
-      <w:r>
-        <w:t>Langkah 4: Output Vektor Deskriptor Karena terdapat 16 sub-blok, dan setiap sub-blok memiliki 8 arah orientasi (histogram bins), maka: Total Vektor = 16 sub-blok × 8 arah = 128 nilai. Sistem kemudian akan menormalisasi array 128-dimensi ini agar invarian (kebal) terhadap perubahan pencahayaan secara global. Hasil akhirnya adalah array 1-D berjumlah 128 angka float yang merepresentasikan ciri unik (sidik jari) dari titik pusat tersebut.</w:t>
-      </w:r>
-    </w:p>
-    <w:p>
-      <w:pPr>
-        <w:spacing w:after="200"/>
-        <w:ind w:firstLine="720"/>
-        <w:jc w:val="both"/>
-      </w:pPr>
-    </w:p>
-    <w:p>
-      <w:pPr>
-        <w:pStyle w:val="Heading2"/>
-      </w:pPr>
-      <w:bookmarkStart w:id="16" w:name="_Toc225325075"/>
-      <w:r>
-        <w:t>3.5  Klasifikasi dan Pengujian</w:t>
-      </w:r>
-      <w:bookmarkEnd w:id="16"/>
-    </w:p>
-    <w:p>
-      <w:pPr>
-        <w:spacing w:after="200"/>
-        <w:ind w:firstLine="720"/>
-        <w:jc w:val="both"/>
-        <w:rPr>
-          <w:color w:val="EE0000"/>
-        </w:rPr>
-      </w:pPr>
-      <w:r>
-        <w:rPr>
-          <w:color w:val="EE0000"/>
-        </w:rPr>
-        <w:t>[Jelaskan algoritma klasifikasi yang digunakan, konfigurasi hyperparameter, metode validasi (K-Fold Cross Validation / Hold-out), dan metrik evaluasi. Tidak perlu menjelaskan cara perhitungan se-detail sub bab ekstraksi ciri</w:t>
-      </w:r>
-    </w:p>
-    <w:p>
-      <w:pPr>
-        <w:spacing w:after="200"/>
-        <w:ind w:firstLine="720"/>
-        <w:jc w:val="both"/>
-      </w:pPr>
-      <w:r>
-        <w:t xml:space="preserve">Klasifikasi dan Pengujian Klasifikasi sampah tidak menggunakan algoritma pemelajaran mesin konvensional berbobot iteratif, melainkan pendekatan </w:t>
+        <w:t>Neural Network</w:t>
+      </w:r>
+      <w:r>
+        <w:t xml:space="preserve">), melainkan menggunakan pendekatan </w:t>
       </w:r>
       <w:r>
         <w:rPr>
           <w:i/>
           <w:iCs/>
         </w:rPr>
-        <w:t>Template Matching</w:t>
-      </w:r>
-      <w:r>
-        <w:t xml:space="preserve"> tingkat lanjut pada ruang fitur.</w:t>
+        <w:t>Advanced Template Matching</w:t>
+      </w:r>
+      <w:r>
+        <w:t xml:space="preserve"> pada ruang fitur lokal yang dikombinasikan dengan verifikasi geometri bertingkat. Alur proses ini dibagi menjadi beberapa tahapan sebagai berikut:</w:t>
+      </w:r>
+    </w:p>
+    <w:p>
+      <w:pPr>
+        <w:spacing w:after="200"/>
+        <w:ind w:left="720"/>
+        <w:jc w:val="both"/>
+      </w:pPr>
+      <w:r>
+        <w:rPr>
+          <w:b/>
+          <w:bCs/>
+        </w:rPr>
+        <w:t>3.5.1 Mekanisme Pencocokan Fitur (</w:t>
+      </w:r>
+      <w:r>
+        <w:rPr>
+          <w:b/>
+          <w:bCs/>
+          <w:i/>
+          <w:iCs/>
+        </w:rPr>
+        <w:t>Feature Matching</w:t>
+      </w:r>
+      <w:r>
+        <w:rPr>
+          <w:b/>
+          <w:bCs/>
+        </w:rPr>
+        <w:t xml:space="preserve"> &amp; </w:t>
+      </w:r>
+      <w:r>
+        <w:rPr>
+          <w:b/>
+          <w:bCs/>
+          <w:i/>
+          <w:iCs/>
+        </w:rPr>
+        <w:t>Lowe's Ratio Test</w:t>
+      </w:r>
+      <w:r>
+        <w:rPr>
+          <w:b/>
+          <w:bCs/>
+        </w:rPr>
+        <w:t>)</w:t>
+      </w:r>
+    </w:p>
+    <w:p>
+      <w:pPr>
+        <w:spacing w:after="200"/>
+        <w:ind w:left="720"/>
+        <w:jc w:val="both"/>
+      </w:pPr>
+      <w:r>
+        <w:lastRenderedPageBreak/>
+        <w:t>Deskriptor 128-dimensi dari citra masukan yang telah diekstrak dicocokkan dengan seluruh pustaka deskriptor yang tersimpan di dalam memori cache dataset referensi.</w:t>
       </w:r>
     </w:p>
     <w:p>
       <w:pPr>
         <w:numPr>
           <w:ilvl w:val="0"/>
-          <w:numId w:val="16"/>
+          <w:numId w:val="30"/>
         </w:numPr>
         <w:spacing w:after="200"/>
         <w:jc w:val="both"/>
       </w:pPr>
       <w:r>
-        <w:t>Metode Pencocokan (k-NN Matching): Sistem menggunakan modul cv2.BFMatcher().knnMatch(des_dataset, des_input, k=2). Untuk setiap deskriptor dari citra masukan, algoritma akan mencari 2 (k=2) deskriptor terdekat di citra referensi (dataset) menggunakan metrik jarak Euclidean.</w:t>
+        <w:rPr>
+          <w:b/>
+          <w:bCs/>
+        </w:rPr>
+        <w:t>Algoritma Pencocokan:</w:t>
+      </w:r>
+      <w:r>
+        <w:t xml:space="preserve"> Menggunakan </w:t>
+      </w:r>
+      <w:r>
+        <w:rPr>
+          <w:i/>
+          <w:iCs/>
+        </w:rPr>
+        <w:t>Brute-Force Matcher</w:t>
+      </w:r>
+      <w:r>
+        <w:t xml:space="preserve"> (BFMatcher) dengan pendekatan </w:t>
+      </w:r>
+      <w:r>
+        <w:rPr>
+          <w:i/>
+          <w:iCs/>
+        </w:rPr>
+        <w:t>k-Nearest Neighbors</w:t>
+      </w:r>
+      <w:r>
+        <w:t xml:space="preserve"> ($k=2$). Untuk setiap deskriptor pada citra masukan, algoritma mencari dua deskriptor terdekat berdasarkan jarak Euclidean terkecil pada citra referensi.</w:t>
       </w:r>
     </w:p>
     <w:p>
       <w:pPr>
         <w:numPr>
           <w:ilvl w:val="0"/>
-          <w:numId w:val="16"/>
+          <w:numId w:val="30"/>
         </w:numPr>
         <w:spacing w:after="200"/>
         <w:jc w:val="both"/>
       </w:pPr>
       <w:r>
-        <w:t xml:space="preserve">Pemfilteran Fitur (Lowe's Ratio Test): Kecocokan dievaluasi menggunakan </w:t>
+        <w:rPr>
+          <w:b/>
+          <w:bCs/>
+        </w:rPr>
+        <w:t>Lowe's Ratio Test:</w:t>
+      </w:r>
+      <w:r>
+        <w:t xml:space="preserve"> Banyak titik kecocokan yang dihasilkan merupakan </w:t>
       </w:r>
       <w:r>
         <w:rPr>
           <w:i/>
           <w:iCs/>
         </w:rPr>
-        <w:t>Lowe's Ratio Test</w:t>
-      </w:r>
-      <w:r>
-        <w:t xml:space="preserve"> dengan ambang batas (ratio) sebesar 0.75. Jika (Jarak Terbaik 1 &lt; 0.75 * Jarak Terbaik 2), maka fitur tersebut lolos dan dianggap sebagai </w:t>
+        <w:t>background clutter</w:t>
+      </w:r>
+      <w:r>
+        <w:t xml:space="preserve"> (derau latar belakang). Untuk menyaringnya, diterapkan </w:t>
       </w:r>
       <w:r>
         <w:rPr>
           <w:i/>
           <w:iCs/>
         </w:rPr>
+        <w:t>Lowe's Ratio Test</w:t>
+      </w:r>
+      <w:r>
+        <w:t xml:space="preserve"> dengan ambang batas ($\text{RATIO\_LOWE} = 0.75$). Sebuah kecocokan dianggap sebagai </w:t>
+      </w:r>
+      <w:r>
+        <w:rPr>
+          <w:i/>
+          <w:iCs/>
+        </w:rPr>
         <w:t>Good Match</w:t>
       </w:r>
       <w:r>
-        <w:t>. Hal ini efektif membuang titik latar belakang (background clutter).</w:t>
+        <w:t xml:space="preserve"> jika memenuhi syarat matematis berikut:</w:t>
+      </w:r>
+    </w:p>
+    <w:p>
+      <w:pPr>
+        <w:spacing w:after="200"/>
+        <w:ind w:left="720"/>
+        <w:jc w:val="both"/>
+      </w:pPr>
+      <w:r>
+        <w:t>$$\text{Dist}(m_1) &lt; 0.75 \times \text{Dist}(m_2)$$</w:t>
+      </w:r>
+    </w:p>
+    <w:p>
+      <w:pPr>
+        <w:spacing w:after="200"/>
+        <w:ind w:left="720"/>
+        <w:jc w:val="both"/>
+      </w:pPr>
+      <w:r>
+        <w:rPr>
+          <w:i/>
+          <w:iCs/>
+        </w:rPr>
+        <w:t>(di mana $\text{Dist}(m_1)$ adalah jarak Euclidean terdekat pertama, dan $\text{Dist}(m_2)$ adalah jarak Euclidean terdekat kedua).</w:t>
       </w:r>
     </w:p>
     <w:p>
       <w:pPr>
         <w:numPr>
           <w:ilvl w:val="0"/>
-          <w:numId w:val="16"/>
+          <w:numId w:val="30"/>
         </w:numPr>
         <w:spacing w:after="200"/>
         <w:jc w:val="both"/>
       </w:pPr>
       <w:r>
-        <w:t xml:space="preserve">Verifikasi Geometri Geometris (RANSAC): Kumpulan </w:t>
+        <w:rPr>
+          <w:b/>
+          <w:bCs/>
+        </w:rPr>
+        <w:t>Ambang Batas Minimum:</w:t>
+      </w:r>
+      <w:r>
+        <w:t xml:space="preserve"> Sesuai dengan alur sistem, jika jumlah </w:t>
       </w:r>
       <w:r>
         <w:rPr>
@@ -8826,111 +10646,811 @@
         <w:t>Good Matches</w:t>
       </w:r>
       <w:r>
-        <w:t xml:space="preserve"> seringkali masih memuat titik palsu. Sistem memanggil modul cv2.findHomography(titik_template, titik_input, cv2.RANSAC, 5.0). Metode RANSAC (Random Sample Consensus) akan secara acak mengambil sampel kecocokan untuk membentuk bidang geometri. Kecocokan yang melenceng dari pola transformasi spasial benda akan dibuang sebagai </w:t>
+        <w:t xml:space="preserve"> kurang dari 8 ($\text{Good Matches} &lt; 8$), maka pencocokan untuk </w:t>
       </w:r>
       <w:r>
         <w:rPr>
           <w:i/>
           <w:iCs/>
         </w:rPr>
-        <w:t>outlier</w:t>
-      </w:r>
-      <w:r>
-        <w:t xml:space="preserve">. Jika sisa titik (disebut </w:t>
-      </w:r>
-      <w:r>
-        <w:rPr>
+        <w:t>template</w:t>
+      </w:r>
+      <w:r>
+        <w:t xml:space="preserve"> tersebut langsung dihentikan dan objek dinyatakan </w:t>
+      </w:r>
+      <w:r>
+        <w:rPr>
+          <w:b/>
+          <w:bCs/>
+        </w:rPr>
+        <w:t>Tidak Terdeteksi</w:t>
+      </w:r>
+      <w:r>
+        <w:t>.</w:t>
+      </w:r>
+    </w:p>
+    <w:p>
+      <w:pPr>
+        <w:spacing w:after="200"/>
+        <w:ind w:left="720"/>
+        <w:jc w:val="both"/>
+      </w:pPr>
+      <w:r>
+        <w:rPr>
+          <w:b/>
+          <w:bCs/>
+        </w:rPr>
+        <w:t>3.5.2 Verifikasi Geometri Berulang (</w:t>
+      </w:r>
+      <w:r>
+        <w:rPr>
+          <w:b/>
+          <w:bCs/>
           <w:i/>
           <w:iCs/>
         </w:rPr>
-        <w:t>inlier</w:t>
-      </w:r>
-      <w:r>
-        <w:t>) mencapai batas minimal 10 titik (MIN_INLIER = 10) dan menutupi rasio area citra minimum yang disyaratkan (diatur dalam fungsi lolos_validasi_geometri), maka objek dinyatakan "Terdeteksi" dan diklasifikasikan ke dalam kategori referensinya.</w:t>
+        <w:t>Iterative RANSAC &amp; Homography Loop</w:t>
+      </w:r>
+      <w:r>
+        <w:rPr>
+          <w:b/>
+          <w:bCs/>
+        </w:rPr>
+        <w:t>)</w:t>
+      </w:r>
+    </w:p>
+    <w:p>
+      <w:pPr>
+        <w:spacing w:after="200"/>
+        <w:ind w:left="720"/>
+        <w:jc w:val="both"/>
+      </w:pPr>
+      <w:r>
+        <w:t xml:space="preserve">Kumpulan </w:t>
+      </w:r>
+      <w:r>
+        <w:rPr>
+          <w:i/>
+          <w:iCs/>
+        </w:rPr>
+        <w:t>Good Matches</w:t>
+      </w:r>
+      <w:r>
+        <w:t xml:space="preserve"> yang lolos seleksi awal sering kali masih memuat kecocokan palsu (</w:t>
+      </w:r>
+      <w:r>
+        <w:rPr>
+          <w:i/>
+          <w:iCs/>
+        </w:rPr>
+        <w:t>outliers</w:t>
+      </w:r>
+      <w:r>
+        <w:t xml:space="preserve">) secara spasial. Sistem mengatasinya dengan menggunakan algoritma </w:t>
+      </w:r>
+      <w:r>
+        <w:rPr>
+          <w:b/>
+          <w:bCs/>
+        </w:rPr>
+        <w:t>Iterative RANSAC</w:t>
+      </w:r>
+      <w:r>
+        <w:t xml:space="preserve"> (</w:t>
+      </w:r>
+      <w:r>
+        <w:rPr>
+          <w:i/>
+          <w:iCs/>
+        </w:rPr>
+        <w:t>Random Sample Consensus</w:t>
+      </w:r>
+      <w:r>
+        <w:t xml:space="preserve">) untuk memetakan hubungan geometri dan mendeteksi multi-objek dari satu jenis </w:t>
+      </w:r>
+      <w:r>
+        <w:rPr>
+          <w:i/>
+          <w:iCs/>
+        </w:rPr>
+        <w:t>template</w:t>
+      </w:r>
+      <w:r>
+        <w:t xml:space="preserve"> yang sama.</w:t>
       </w:r>
     </w:p>
     <w:p>
       <w:pPr>
         <w:numPr>
           <w:ilvl w:val="0"/>
-          <w:numId w:val="16"/>
+          <w:numId w:val="31"/>
         </w:numPr>
         <w:spacing w:after="200"/>
         <w:jc w:val="both"/>
       </w:pPr>
       <w:r>
-        <w:lastRenderedPageBreak/>
-        <w:t>Evaluasi (Metrik): Pengujian kualitas sistem (</w:t>
+        <w:rPr>
+          <w:b/>
+          <w:bCs/>
+        </w:rPr>
+        <w:t>Matriks Homografi:</w:t>
+      </w:r>
+      <w:r>
+        <w:t xml:space="preserve"> Menggunakan fungsi cv2.findHomography dengan metode RANSAC pada nilai toleransi reproyeksi sebesar 5.0. RANSAC secara acak mengambil sampel titik untuk membangun matriks transformasi linear proyeksi 3x3. Titik kecocokan yang tidak konsisten secara spasial akan dibuang sebagai </w:t>
       </w:r>
       <w:r>
         <w:rPr>
           <w:i/>
           <w:iCs/>
         </w:rPr>
-        <w:t>confidence score</w:t>
-      </w:r>
-      <w:r>
-        <w:t xml:space="preserve"> dan </w:t>
-      </w:r>
-      <w:r>
-        <w:rPr>
-          <w:i/>
-          <w:iCs/>
-        </w:rPr>
-        <w:t>matching quality</w:t>
-      </w:r>
-      <w:r>
-        <w:t xml:space="preserve">) dihitung melalui rumus rasio matematis langsung saat </w:t>
-      </w:r>
-      <w:r>
-        <w:rPr>
-          <w:i/>
-          <w:iCs/>
-        </w:rPr>
-        <w:t>runtime</w:t>
-      </w:r>
-      <w:r>
-        <w:t xml:space="preserve"> (terdapat pada fungsi _hitung_metric_sift):</w:t>
+        <w:t>outlier</w:t>
+      </w:r>
+      <w:r>
+        <w:t>.</w:t>
       </w:r>
     </w:p>
     <w:p>
       <w:pPr>
         <w:numPr>
           <w:ilvl w:val="0"/>
-          <w:numId w:val="17"/>
+          <w:numId w:val="31"/>
         </w:numPr>
         <w:spacing w:after="200"/>
         <w:jc w:val="both"/>
       </w:pPr>
       <w:r>
-        <w:t>Precision = Skor keyakinan RANSAC per 100.</w:t>
+        <w:rPr>
+          <w:b/>
+          <w:bCs/>
+        </w:rPr>
+        <w:t>Validasi Inliers:</w:t>
+      </w:r>
+      <w:r>
+        <w:t xml:space="preserve"> Sisa titik kecocokan yang valid disebut sebagai </w:t>
+      </w:r>
+      <w:r>
+        <w:rPr>
+          <w:i/>
+          <w:iCs/>
+        </w:rPr>
+        <w:t>Inliers</w:t>
+      </w:r>
+      <w:r>
+        <w:t xml:space="preserve">. Berdasarkan parameter sistem, objek dinyatakan valid dan lolos verifikasi geometri jika memiliki minimal 10 </w:t>
+      </w:r>
+      <w:r>
+        <w:rPr>
+          <w:i/>
+          <w:iCs/>
+        </w:rPr>
+        <w:t>inliers</w:t>
+      </w:r>
+      <w:r>
+        <w:t xml:space="preserve"> (MIN_INLIER = 10) serta memenuhi batas minimum rasio sebaran area objek (</w:t>
+      </w:r>
+      <w:r>
+        <w:rPr>
+          <w:i/>
+          <w:iCs/>
+        </w:rPr>
+        <w:t>coverage template</w:t>
+      </w:r>
+      <w:r>
+        <w:t xml:space="preserve"> $\ge 5\%$ dan </w:t>
+      </w:r>
+      <w:r>
+        <w:rPr>
+          <w:i/>
+          <w:iCs/>
+        </w:rPr>
+        <w:t>coverage input</w:t>
+      </w:r>
+      <w:r>
+        <w:t xml:space="preserve"> $\ge 0.5\%$). Jika tidak memenuhi, objek diarahkan ke kondisi </w:t>
+      </w:r>
+      <w:r>
+        <w:rPr>
+          <w:b/>
+          <w:bCs/>
+        </w:rPr>
+        <w:t>Tidak Terdeteksi</w:t>
+      </w:r>
+      <w:r>
+        <w:t>.</w:t>
       </w:r>
     </w:p>
     <w:p>
       <w:pPr>
         <w:numPr>
           <w:ilvl w:val="0"/>
-          <w:numId w:val="17"/>
+          <w:numId w:val="31"/>
         </w:numPr>
         <w:spacing w:after="200"/>
         <w:jc w:val="both"/>
       </w:pPr>
       <w:r>
-        <w:t>Recall = Total inliers / (Total inliers + sisa_dataset_KP * bobot penalty).</w:t>
+        <w:rPr>
+          <w:b/>
+          <w:bCs/>
+        </w:rPr>
+        <w:t>Repeat Detection Loop:</w:t>
+      </w:r>
+      <w:r>
+        <w:t xml:space="preserve"> Jika objek valid ditemukan, sistem akan memproses pembuatan </w:t>
+      </w:r>
+      <w:r>
+        <w:rPr>
+          <w:i/>
+          <w:iCs/>
+        </w:rPr>
+        <w:t>bounding box</w:t>
+      </w:r>
+      <w:r>
+        <w:t xml:space="preserve">. Untuk mendeteksi objek serupa yang berjumlah lebih dari satu pada citra masukan, titik-titik </w:t>
+      </w:r>
+      <w:r>
+        <w:rPr>
+          <w:i/>
+          <w:iCs/>
+        </w:rPr>
+        <w:t>inlier</w:t>
+      </w:r>
+      <w:r>
+        <w:t xml:space="preserve"> yang sudah terpakai akan </w:t>
+      </w:r>
+      <w:r>
+        <w:rPr>
+          <w:b/>
+          <w:bCs/>
+        </w:rPr>
+        <w:t>dihapus dari daftar pencocokan</w:t>
+      </w:r>
+      <w:r>
+        <w:t xml:space="preserve"> (sisa_match). Alur </w:t>
+      </w:r>
+      <w:r>
+        <w:lastRenderedPageBreak/>
+        <w:t xml:space="preserve">kemudian melakukan </w:t>
+      </w:r>
+      <w:r>
+        <w:rPr>
+          <w:i/>
+          <w:iCs/>
+        </w:rPr>
+        <w:t>looping</w:t>
+      </w:r>
+      <w:r>
+        <w:t xml:space="preserve"> (perulangan) kembali ke pemeriksaan kondisi $\text{Good Matches} \ge 8$ untuk mencari sisa klaster objek lain hingga batas maksimum 5 objek per </w:t>
+      </w:r>
+      <w:r>
+        <w:rPr>
+          <w:i/>
+          <w:iCs/>
+        </w:rPr>
+        <w:t>template</w:t>
+      </w:r>
+      <w:r>
+        <w:t xml:space="preserve"> terpenuhi.</w:t>
+      </w:r>
+    </w:p>
+    <w:p>
+      <w:pPr>
+        <w:spacing w:after="200"/>
+        <w:ind w:left="720"/>
+        <w:jc w:val="both"/>
+      </w:pPr>
+      <w:r>
+        <w:rPr>
+          <w:b/>
+          <w:bCs/>
+        </w:rPr>
+        <w:t>3.5.3 Lokalisasi dan Pascapemrosesan (</w:t>
+      </w:r>
+      <w:r>
+        <w:rPr>
+          <w:b/>
+          <w:bCs/>
+          <w:i/>
+          <w:iCs/>
+        </w:rPr>
+        <w:t>Bounding Box</w:t>
+      </w:r>
+      <w:r>
+        <w:rPr>
+          <w:b/>
+          <w:bCs/>
+        </w:rPr>
+        <w:t xml:space="preserve"> &amp; NMS)</w:t>
+      </w:r>
+    </w:p>
+    <w:p>
+      <w:pPr>
+        <w:spacing w:after="200"/>
+        <w:ind w:left="720"/>
+        <w:jc w:val="both"/>
+      </w:pPr>
+      <w:r>
+        <w:t xml:space="preserve">Setelah koordinat </w:t>
+      </w:r>
+      <w:r>
+        <w:rPr>
+          <w:i/>
+          <w:iCs/>
+        </w:rPr>
+        <w:t>inliers</w:t>
+      </w:r>
+      <w:r>
+        <w:t xml:space="preserve"> yang valid dipetakan melalui matriks homografi, sistem melakukan lokalisasi visual dan pembersihan duplikasi:</w:t>
       </w:r>
     </w:p>
     <w:p>
       <w:pPr>
         <w:numPr>
           <w:ilvl w:val="0"/>
-          <w:numId w:val="17"/>
+          <w:numId w:val="32"/>
         </w:numPr>
         <w:spacing w:after="200"/>
         <w:jc w:val="both"/>
       </w:pPr>
       <w:r>
-        <w:t>F1-score dihitung sebagai rata-rata harmonik antara Precision dan Recall lokal dari proses SIFT.</w:t>
-      </w:r>
+        <w:rPr>
+          <w:b/>
+          <w:bCs/>
+        </w:rPr>
+        <w:t>Membuat Bounding Box:</w:t>
+      </w:r>
+      <w:r>
+        <w:t xml:space="preserve"> Titik-titik klaster </w:t>
+      </w:r>
+      <w:r>
+        <w:rPr>
+          <w:i/>
+          <w:iCs/>
+        </w:rPr>
+        <w:t>inlier</w:t>
+      </w:r>
+      <w:r>
+        <w:t xml:space="preserve"> pada citra masukan dicari nilai ekstrem koordinatnya ($x_{\min}, y_{\min}, x_{\max}, y_{\max}$) untuk membentuk </w:t>
+      </w:r>
+      <w:r>
+        <w:rPr>
+          <w:i/>
+          <w:iCs/>
+        </w:rPr>
+        <w:t>Axis-Aligned Bounding Box</w:t>
+      </w:r>
+      <w:r>
+        <w:t xml:space="preserve"> (AABB) dengan penambahan </w:t>
+      </w:r>
+      <w:r>
+        <w:rPr>
+          <w:i/>
+          <w:iCs/>
+        </w:rPr>
+        <w:t>padding</w:t>
+      </w:r>
+      <w:r>
+        <w:t xml:space="preserve"> sebesar 20 piksel di setiap sisinya agar kotak pembatas tidak terlalu merapat pada objek.</w:t>
+      </w:r>
+    </w:p>
+    <w:p>
+      <w:pPr>
+        <w:numPr>
+          <w:ilvl w:val="0"/>
+          <w:numId w:val="32"/>
+        </w:numPr>
+        <w:spacing w:after="200"/>
+        <w:jc w:val="both"/>
+      </w:pPr>
+      <w:r>
+        <w:rPr>
+          <w:b/>
+          <w:bCs/>
+        </w:rPr>
+        <w:t>Non-Maximum Suppression (NMS):</w:t>
+      </w:r>
+      <w:r>
+        <w:t xml:space="preserve"> Perulangan deteksi sering kali menghasilkan kotak pembatas yang saling tumpang tindih (</w:t>
+      </w:r>
+      <w:r>
+        <w:rPr>
+          <w:i/>
+          <w:iCs/>
+        </w:rPr>
+        <w:t>redundant</w:t>
+      </w:r>
+      <w:r>
+        <w:t xml:space="preserve">) pada area objek yang sama. Sistem menerapkan fungsi NMS Sederhana dengan ambang batas </w:t>
+      </w:r>
+      <w:r>
+        <w:rPr>
+          <w:i/>
+          <w:iCs/>
+        </w:rPr>
+        <w:t>Intersection over Union</w:t>
+      </w:r>
+      <w:r>
+        <w:t xml:space="preserve"> (IoU) sebesar 0.3. Pengukuran IoU dihitung dengan rumus:</w:t>
+      </w:r>
+    </w:p>
+    <w:p>
+      <w:pPr>
+        <w:spacing w:after="200"/>
+        <w:ind w:left="720"/>
+        <w:jc w:val="both"/>
+      </w:pPr>
+      <w:r>
+        <w:t>$$\text{IoU} = \frac{\text{Luas Area Irisan (Intersection)}}{\text{Luas Area Gabungan (Union)}}$$</w:t>
+      </w:r>
+    </w:p>
+    <w:p>
+      <w:pPr>
+        <w:spacing w:after="200"/>
+        <w:ind w:left="720"/>
+        <w:jc w:val="both"/>
+      </w:pPr>
+      <w:r>
+        <w:t xml:space="preserve">Jika nilai IoU antar dua kotak melebihi 0.3, maka kotak dengan jumlah </w:t>
+      </w:r>
+      <w:r>
+        <w:rPr>
+          <w:i/>
+          <w:iCs/>
+        </w:rPr>
+        <w:t>inliers</w:t>
+      </w:r>
+      <w:r>
+        <w:t xml:space="preserve"> yang lebih rendah akan dibuang, menyisakan satu </w:t>
+      </w:r>
+      <w:r>
+        <w:rPr>
+          <w:i/>
+          <w:iCs/>
+        </w:rPr>
+        <w:t>bounding box</w:t>
+      </w:r>
+      <w:r>
+        <w:t xml:space="preserve"> terbaik per objek objek.</w:t>
+      </w:r>
+    </w:p>
+    <w:p>
+      <w:pPr>
+        <w:spacing w:after="200"/>
+        <w:ind w:left="720"/>
+        <w:jc w:val="both"/>
+      </w:pPr>
+      <w:r>
+        <w:rPr>
+          <w:b/>
+          <w:bCs/>
+        </w:rPr>
+        <w:t>3.5.4 Penentuan Kelas Akhir (Klasifikasi Objek)</w:t>
+      </w:r>
+    </w:p>
+    <w:p>
+      <w:pPr>
+        <w:spacing w:after="200"/>
+        <w:ind w:left="720"/>
+        <w:jc w:val="both"/>
+      </w:pPr>
+      <w:r>
+        <w:t>Setelah lolos tahap NMS, objek yang berhasil terlokalisasi akan diklasifikasikan secara otomatis. Keputusan pelabelan kategori (</w:t>
+      </w:r>
+      <w:r>
+        <w:rPr>
+          <w:b/>
+          <w:bCs/>
+        </w:rPr>
+        <w:t>Organik</w:t>
+      </w:r>
+      <w:r>
+        <w:t xml:space="preserve"> atau </w:t>
+      </w:r>
+      <w:r>
+        <w:rPr>
+          <w:b/>
+          <w:bCs/>
+        </w:rPr>
+        <w:t>Anorganik</w:t>
+      </w:r>
+      <w:r>
+        <w:t xml:space="preserve">) diambil secara langsung berdasarkan </w:t>
+      </w:r>
+      <w:r>
+        <w:rPr>
+          <w:i/>
+          <w:iCs/>
+        </w:rPr>
+        <w:t>metadata</w:t>
+      </w:r>
+      <w:r>
+        <w:t xml:space="preserve"> kategori yang melekat pada file citra </w:t>
+      </w:r>
+      <w:r>
+        <w:rPr>
+          <w:i/>
+          <w:iCs/>
+        </w:rPr>
+        <w:t>template</w:t>
+      </w:r>
+      <w:r>
+        <w:t xml:space="preserve"> dataset referensi yang memicu nilai kecocokan </w:t>
+      </w:r>
+      <w:r>
+        <w:rPr>
+          <w:i/>
+          <w:iCs/>
+        </w:rPr>
+        <w:t>inliers</w:t>
+      </w:r>
+      <w:r>
+        <w:t xml:space="preserve"> tersebut.</w:t>
+      </w:r>
+    </w:p>
+    <w:p>
+      <w:pPr>
+        <w:spacing w:after="200"/>
+        <w:ind w:left="720"/>
+        <w:jc w:val="both"/>
+      </w:pPr>
+      <w:r>
+        <w:rPr>
+          <w:b/>
+          <w:bCs/>
+        </w:rPr>
+        <w:t>3.5.5 Skenario Validasi dan Metrik Evaluasi</w:t>
+      </w:r>
+    </w:p>
+    <w:p>
+      <w:pPr>
+        <w:numPr>
+          <w:ilvl w:val="0"/>
+          <w:numId w:val="33"/>
+        </w:numPr>
+        <w:spacing w:after="200"/>
+        <w:jc w:val="both"/>
+      </w:pPr>
+      <w:r>
+        <w:rPr>
+          <w:b/>
+          <w:bCs/>
+        </w:rPr>
+        <w:t>Metode Validasi Data:</w:t>
+      </w:r>
+      <w:r>
+        <w:t xml:space="preserve"> Pengujian performa menggunakan metode </w:t>
+      </w:r>
+      <w:r>
+        <w:rPr>
+          <w:b/>
+          <w:bCs/>
+        </w:rPr>
+        <w:t>Hold-out Validation</w:t>
+      </w:r>
+      <w:r>
+        <w:t xml:space="preserve"> dengan proporsi pembagian data sebesar </w:t>
+      </w:r>
+      <w:r>
+        <w:rPr>
+          <w:b/>
+          <w:bCs/>
+        </w:rPr>
+        <w:t>80% : 20%</w:t>
+      </w:r>
+      <w:r>
+        <w:t>. Sebanyak 80% dari total citra dataset diwujudkan sebagai pustaka fitur (</w:t>
+      </w:r>
+      <w:r>
+        <w:rPr>
+          <w:i/>
+          <w:iCs/>
+        </w:rPr>
+        <w:t>offline template library</w:t>
+      </w:r>
+      <w:r>
+        <w:t>), sedangkan 20% citra sisanya digunakan sebagai data uji mandiri untuk menguji keandalan sistem.</w:t>
+      </w:r>
+    </w:p>
+    <w:p>
+      <w:pPr>
+        <w:numPr>
+          <w:ilvl w:val="0"/>
+          <w:numId w:val="33"/>
+        </w:numPr>
+        <w:spacing w:after="200"/>
+        <w:jc w:val="both"/>
+      </w:pPr>
+      <w:r>
+        <w:rPr>
+          <w:b/>
+          <w:bCs/>
+        </w:rPr>
+        <w:t>Metrik Evaluasi Real-time:</w:t>
+      </w:r>
+      <w:r>
+        <w:t xml:space="preserve"> Untuk mengukur tingkat kualitas hasil pencocokan dari aspek matematis SIFT, sistem menghitung nilai metrik evaluasi secara langsung pada saat aplikasi berjalan (</w:t>
+      </w:r>
+      <w:r>
+        <w:rPr>
+          <w:i/>
+          <w:iCs/>
+        </w:rPr>
+        <w:t>runtime</w:t>
+      </w:r>
+      <w:r>
+        <w:t>) dengan visualisasi formula sebagai berikut:</w:t>
+      </w:r>
+    </w:p>
+    <w:p>
+      <w:pPr>
+        <w:numPr>
+          <w:ilvl w:val="1"/>
+          <w:numId w:val="33"/>
+        </w:numPr>
+        <w:spacing w:after="200"/>
+        <w:jc w:val="both"/>
+      </w:pPr>
+      <w:r>
+        <w:rPr>
+          <w:b/>
+          <w:bCs/>
+        </w:rPr>
+        <w:t>Skor Keyakinan (</w:t>
+      </w:r>
+      <w:r>
+        <w:rPr>
+          <w:b/>
+          <w:bCs/>
+          <w:i/>
+          <w:iCs/>
+        </w:rPr>
+        <w:t>Confidence Score</w:t>
+      </w:r>
+      <w:r>
+        <w:rPr>
+          <w:b/>
+          <w:bCs/>
+        </w:rPr>
+        <w:t>):</w:t>
+      </w:r>
+    </w:p>
+    <w:p>
+      <w:pPr>
+        <w:spacing w:after="200"/>
+        <w:ind w:left="720"/>
+        <w:jc w:val="both"/>
+      </w:pPr>
+      <w:r>
+        <w:lastRenderedPageBreak/>
+        <w:t>$$\text{Confidence} = \min(99.9, 45.0 + (\text{Jumlah Inliers} \times 1.8))$$</w:t>
+      </w:r>
+    </w:p>
+    <w:p>
+      <w:pPr>
+        <w:numPr>
+          <w:ilvl w:val="1"/>
+          <w:numId w:val="33"/>
+        </w:numPr>
+        <w:spacing w:after="200"/>
+        <w:jc w:val="both"/>
+      </w:pPr>
+      <w:r>
+        <w:rPr>
+          <w:b/>
+          <w:bCs/>
+        </w:rPr>
+        <w:t>Precision lokal SIFT:</w:t>
+      </w:r>
+      <w:r>
+        <w:t xml:space="preserve"> Estimasi presisi berdasarkan nilai </w:t>
+      </w:r>
+      <w:r>
+        <w:rPr>
+          <w:i/>
+          <w:iCs/>
+        </w:rPr>
+        <w:t>confidence score</w:t>
+      </w:r>
+      <w:r>
+        <w:t xml:space="preserve"> objek:</w:t>
+      </w:r>
+    </w:p>
+    <w:p>
+      <w:pPr>
+        <w:spacing w:after="200"/>
+        <w:ind w:left="720"/>
+        <w:jc w:val="both"/>
+      </w:pPr>
+      <w:r>
+        <w:t>$$\text{Precision} = \max\left(0.0, \min\left(0.999, \frac{\text{Confidence}}{100}\right)\right)$$</w:t>
+      </w:r>
+    </w:p>
+    <w:p>
+      <w:pPr>
+        <w:numPr>
+          <w:ilvl w:val="1"/>
+          <w:numId w:val="33"/>
+        </w:numPr>
+        <w:spacing w:after="200"/>
+        <w:jc w:val="both"/>
+      </w:pPr>
+      <w:r>
+        <w:rPr>
+          <w:b/>
+          <w:bCs/>
+        </w:rPr>
+        <w:t>Recall lokal SIFT:</w:t>
+      </w:r>
+      <w:r>
+        <w:t xml:space="preserve"> Estimasi perbandingan </w:t>
+      </w:r>
+      <w:r>
+        <w:rPr>
+          <w:i/>
+          <w:iCs/>
+        </w:rPr>
+        <w:t>inliers</w:t>
+      </w:r>
+      <w:r>
+        <w:t xml:space="preserve"> terhadap total kepadatan titik kunci </w:t>
+      </w:r>
+      <w:r>
+        <w:rPr>
+          <w:i/>
+          <w:iCs/>
+        </w:rPr>
+        <w:t>template</w:t>
+      </w:r>
+      <w:r>
+        <w:t xml:space="preserve"> dengan penalti konstan 0.08 untuk sisa titik yang tidak cocok:</w:t>
+      </w:r>
+    </w:p>
+    <w:p>
+      <w:pPr>
+        <w:spacing w:after="200"/>
+        <w:ind w:left="720"/>
+        <w:jc w:val="both"/>
+      </w:pPr>
+      <w:r>
+        <w:t>$$\text{Recall} = \frac{\text{Inliers}}{\text{Inliers} + (\max(1, \text{KP\_Dataset} - \text{Inliers}) \times 0.08)}$$</w:t>
+      </w:r>
+    </w:p>
+    <w:p>
+      <w:pPr>
+        <w:numPr>
+          <w:ilvl w:val="1"/>
+          <w:numId w:val="33"/>
+        </w:numPr>
+        <w:spacing w:after="200"/>
+        <w:jc w:val="both"/>
+      </w:pPr>
+      <w:r>
+        <w:rPr>
+          <w:b/>
+          <w:bCs/>
+        </w:rPr>
+        <w:t>F1-Score lokal SIFT:</w:t>
+      </w:r>
+      <w:r>
+        <w:t xml:space="preserve"> Rata-rata harmonik untuk mengukur keseimbangan performa deteksi fitur:</w:t>
+      </w:r>
+    </w:p>
+    <w:p>
+      <w:pPr>
+        <w:spacing w:after="200"/>
+        <w:ind w:left="720"/>
+        <w:jc w:val="both"/>
+      </w:pPr>
+      <w:r>
+        <w:t>$$\text{F1-Score} = \frac{2 \times \text{Precision} \times \text{Recall}}{\text{Precision} + \text{Recall}}$$</w:t>
+      </w:r>
+    </w:p>
+    <w:p>
+      <w:pPr>
+        <w:spacing w:after="200"/>
+        <w:ind w:left="720"/>
+        <w:jc w:val="both"/>
+      </w:pPr>
     </w:p>
     <w:p>
       <w:pPr>
@@ -11168,6 +13688,10 @@
       <w:pPr>
         <w:spacing w:after="200"/>
         <w:ind w:left="720" w:hanging="720"/>
+        <w:rPr>
+          <w:sz w:val="22"/>
+          <w:szCs w:val="22"/>
+        </w:rPr>
       </w:pPr>
       <w:r>
         <w:rPr>
@@ -11190,7 +13714,88 @@
           <w:sz w:val="22"/>
           <w:szCs w:val="22"/>
         </w:rPr>
-        <w:t xml:space="preserve"> [Data set]. Sumber/Institusi. https://link-ke-dataset.xxx</w:t>
+        <w:t xml:space="preserve"> [Data set]. Sumber/Institusi. </w:t>
+      </w:r>
+      <w:hyperlink r:id="rId14" w:history="1">
+        <w:r>
+          <w:rPr>
+            <w:rStyle w:val="Hyperlink"/>
+            <w:sz w:val="22"/>
+            <w:szCs w:val="22"/>
+          </w:rPr>
+          <w:t>https://link-ke-dataset.xxx</w:t>
+        </w:r>
+      </w:hyperlink>
+    </w:p>
+    <w:p>
+      <w:pPr>
+        <w:spacing w:after="200"/>
+        <w:ind w:left="720" w:hanging="720"/>
+      </w:pPr>
+      <w:r>
+        <w:t>Gonzalez, R. C., &amp; Woods, R. E. (2018). Digital Image Processing (4th ed.). Pearson. Tautan: https://www.pearson.com/en-us/subject-catalog/p/Gonzalez-Digital-Image-Processing-4th-Edition/P200000003224</w:t>
+      </w:r>
+    </w:p>
+    <w:p>
+      <w:pPr>
+        <w:spacing w:after="200"/>
+        <w:ind w:left="720" w:hanging="720"/>
+      </w:pPr>
+    </w:p>
+    <w:p>
+      <w:pPr>
+        <w:spacing w:after="200"/>
+        <w:ind w:left="720" w:hanging="720"/>
+      </w:pPr>
+      <w:r>
+        <w:t>Szeliski, R. (2022). Computer Vision: Algorithms and Applications (2nd ed.). Springer. Tautan: https://link.springer.com/book/10.1007/978-3-030-34372-9</w:t>
+      </w:r>
+    </w:p>
+    <w:p>
+      <w:pPr>
+        <w:spacing w:after="200"/>
+        <w:ind w:left="720" w:hanging="720"/>
+      </w:pPr>
+    </w:p>
+    <w:p>
+      <w:pPr>
+        <w:spacing w:after="200"/>
+        <w:ind w:left="720" w:hanging="720"/>
+      </w:pPr>
+      <w:r>
+        <w:t xml:space="preserve">Zuiderveld, K. (1994). Contrast Limited Adaptive Histogram Equalization. Dalam P. Heckbert (Ed.), Graphics Gems IV (hlm. 474–485). Academic Press. Tautan DOI: </w:t>
+      </w:r>
+      <w:hyperlink r:id="rId15" w:history="1">
+        <w:r>
+          <w:rPr>
+            <w:rStyle w:val="Hyperlink"/>
+          </w:rPr>
+          <w:t>https://doi.org/10.1016/B978-0-12-336155-4.50061-6</w:t>
+        </w:r>
+      </w:hyperlink>
+    </w:p>
+    <w:p>
+      <w:pPr>
+        <w:spacing w:after="200"/>
+        <w:ind w:left="720" w:hanging="720"/>
+      </w:pPr>
+      <w:r>
+        <w:t>Lowe, D. G. (2004). Distinctive Image Features from Scale-Invariant Keypoints. International Journal of Computer Vision, 60(2), 91–110. Tautan DOI: https://doi.org/10.1023/B:VISI.0000029664.99615.94</w:t>
+      </w:r>
+    </w:p>
+    <w:p>
+      <w:pPr>
+        <w:spacing w:after="200"/>
+        <w:ind w:left="720" w:hanging="720"/>
+      </w:pPr>
+    </w:p>
+    <w:p>
+      <w:pPr>
+        <w:spacing w:after="200"/>
+        <w:ind w:left="720" w:hanging="720"/>
+      </w:pPr>
+      <w:r>
+        <w:t>Szeliski, R. (2022). Computer Vision: Algorithms and Applications (2nd ed.). Springer. Tautan: https://link.springer.com/book/10.1007/978-3-030-34372-9</w:t>
       </w:r>
     </w:p>
     <w:p>
@@ -11306,8 +13911,8 @@
       </w:r>
     </w:p>
     <w:sectPr>
-      <w:headerReference w:type="default" r:id="rId14"/>
-      <w:footerReference w:type="default" r:id="rId15"/>
+      <w:headerReference w:type="default" r:id="rId16"/>
+      <w:footerReference w:type="default" r:id="rId17"/>
       <w:pgSz w:w="11906" w:h="16838" w:code="9"/>
       <w:pgMar w:top="1701" w:right="1701" w:bottom="1701" w:left="2268" w:header="708" w:footer="708" w:gutter="0"/>
       <w:pgNumType w:start="1"/>
@@ -11525,6 +14130,155 @@
 <file path=word/numbering.xml><?xml version="1.0" encoding="utf-8"?>
 <w:numbering xmlns:wpc="http://schemas.microsoft.com/office/word/2010/wordprocessingCanvas" xmlns:cx="http://schemas.microsoft.com/office/drawing/2014/chartex" xmlns:cx1="http://schemas.microsoft.com/office/drawing/2015/9/8/chartex" xmlns:cx2="http://schemas.microsoft.com/office/drawing/2015/10/21/chartex" xmlns:cx3="http://schemas.microsoft.com/office/drawing/2016/5/9/chartex" xmlns:cx4="http://schemas.microsoft.com/office/drawing/2016/5/10/chartex" xmlns:cx5="http://schemas.microsoft.com/office/drawing/2016/5/11/chartex" xmlns:cx6="http://schemas.microsoft.com/office/drawing/2016/5/12/chartex" xmlns:cx7="http://schemas.microsoft.com/office/drawing/2016/5/13/chartex" xmlns:cx8="http://schemas.microsoft.com/office/drawing/2016/5/14/chartex" xmlns:mc="http://schemas.openxmlformats.org/markup-compatibility/2006" xmlns:aink="http://schemas.microsoft.com/office/drawing/2016/ink" xmlns:am3d="http://schemas.microsoft.com/office/drawing/2017/model3d" xmlns:o="urn:schemas-microsoft-com:office:office" xmlns:oel="http://schemas.microsoft.com/office/2019/extlst" xmlns:r="http://schemas.openxmlformats.org/officeDocument/2006/relationships" xmlns:m="http://schemas.openxmlformats.org/officeDocument/2006/math" xmlns:v="urn:schemas-microsoft-com:vml" xmlns:wp14="http://schemas.microsoft.com/office/word/2010/wordprocessingDrawing" xmlns:wp="http://schemas.openxmlformats.org/drawingml/2006/wordprocessingDrawing" xmlns:w10="urn:schemas-microsoft-com:office:word" xmlns:w="http://schemas.openxmlformats.org/wordprocessingml/2006/main" xmlns:w14="http://schemas.microsoft.com/office/word/2010/wordml" xmlns:w15="http://schemas.microsoft.com/office/word/2012/wordml" xmlns:w16cex="http://schemas.microsoft.com/office/word/2018/wordml/cex" xmlns:w16cid="http://schemas.microsoft.com/office/word/2016/wordml/cid" xmlns:w16="http://schemas.microsoft.com/office/word/2018/wordml" xmlns:w16du="http://schemas.microsoft.com/office/word/2023/wordml/word16du" xmlns:w16sdtdh="http://schemas.microsoft.com/office/word/2020/wordml/sdtdatahash" xmlns:w16sdtfl="http://schemas.microsoft.com/office/word/2024/wordml/sdtformatlock" xmlns:w16se="http://schemas.microsoft.com/office/word/2015/wordml/symex" xmlns:wpg="http://schemas.microsoft.com/office/word/2010/wordprocessingGroup" xmlns:wpi="http://schemas.microsoft.com/office/word/2010/wordprocessingInk" xmlns:wne="http://schemas.microsoft.com/office/word/2006/wordml" xmlns:wps="http://schemas.microsoft.com/office/word/2010/wordprocessingShape" mc:Ignorable="w14 w15 w16se w16cid w16 w16cex w16sdtdh w16sdtfl w16du wp14">
   <w:abstractNum w:abstractNumId="0" w15:restartNumberingAfterBreak="0">
+    <w:nsid w:val="00184E6C"/>
+    <w:multiLevelType w:val="multilevel"/>
+    <w:tmpl w:val="A9CEDC16"/>
+    <w:lvl w:ilvl="0">
+      <w:start w:val="1"/>
+      <w:numFmt w:val="bullet"/>
+      <w:lvlText w:val=""/>
+      <w:lvlJc w:val="left"/>
+      <w:pPr>
+        <w:tabs>
+          <w:tab w:val="num" w:pos="720"/>
+        </w:tabs>
+        <w:ind w:left="720" w:hanging="360"/>
+      </w:pPr>
+      <w:rPr>
+        <w:rFonts w:ascii="Symbol" w:hAnsi="Symbol" w:hint="default"/>
+        <w:sz w:val="20"/>
+      </w:rPr>
+    </w:lvl>
+    <w:lvl w:ilvl="1" w:tentative="1">
+      <w:start w:val="1"/>
+      <w:numFmt w:val="bullet"/>
+      <w:lvlText w:val="o"/>
+      <w:lvlJc w:val="left"/>
+      <w:pPr>
+        <w:tabs>
+          <w:tab w:val="num" w:pos="1440"/>
+        </w:tabs>
+        <w:ind w:left="1440" w:hanging="360"/>
+      </w:pPr>
+      <w:rPr>
+        <w:rFonts w:ascii="Courier New" w:hAnsi="Courier New" w:hint="default"/>
+        <w:sz w:val="20"/>
+      </w:rPr>
+    </w:lvl>
+    <w:lvl w:ilvl="2" w:tentative="1">
+      <w:start w:val="1"/>
+      <w:numFmt w:val="bullet"/>
+      <w:lvlText w:val=""/>
+      <w:lvlJc w:val="left"/>
+      <w:pPr>
+        <w:tabs>
+          <w:tab w:val="num" w:pos="2160"/>
+        </w:tabs>
+        <w:ind w:left="2160" w:hanging="360"/>
+      </w:pPr>
+      <w:rPr>
+        <w:rFonts w:ascii="Wingdings" w:hAnsi="Wingdings" w:hint="default"/>
+        <w:sz w:val="20"/>
+      </w:rPr>
+    </w:lvl>
+    <w:lvl w:ilvl="3" w:tentative="1">
+      <w:start w:val="1"/>
+      <w:numFmt w:val="bullet"/>
+      <w:lvlText w:val=""/>
+      <w:lvlJc w:val="left"/>
+      <w:pPr>
+        <w:tabs>
+          <w:tab w:val="num" w:pos="2880"/>
+        </w:tabs>
+        <w:ind w:left="2880" w:hanging="360"/>
+      </w:pPr>
+      <w:rPr>
+        <w:rFonts w:ascii="Wingdings" w:hAnsi="Wingdings" w:hint="default"/>
+        <w:sz w:val="20"/>
+      </w:rPr>
+    </w:lvl>
+    <w:lvl w:ilvl="4" w:tentative="1">
+      <w:start w:val="1"/>
+      <w:numFmt w:val="bullet"/>
+      <w:lvlText w:val=""/>
+      <w:lvlJc w:val="left"/>
+      <w:pPr>
+        <w:tabs>
+          <w:tab w:val="num" w:pos="3600"/>
+        </w:tabs>
+        <w:ind w:left="3600" w:hanging="360"/>
+      </w:pPr>
+      <w:rPr>
+        <w:rFonts w:ascii="Wingdings" w:hAnsi="Wingdings" w:hint="default"/>
+        <w:sz w:val="20"/>
+      </w:rPr>
+    </w:lvl>
+    <w:lvl w:ilvl="5" w:tentative="1">
+      <w:start w:val="1"/>
+      <w:numFmt w:val="bullet"/>
+      <w:lvlText w:val=""/>
+      <w:lvlJc w:val="left"/>
+      <w:pPr>
+        <w:tabs>
+          <w:tab w:val="num" w:pos="4320"/>
+        </w:tabs>
+        <w:ind w:left="4320" w:hanging="360"/>
+      </w:pPr>
+      <w:rPr>
+        <w:rFonts w:ascii="Wingdings" w:hAnsi="Wingdings" w:hint="default"/>
+        <w:sz w:val="20"/>
+      </w:rPr>
+    </w:lvl>
+    <w:lvl w:ilvl="6" w:tentative="1">
+      <w:start w:val="1"/>
+      <w:numFmt w:val="bullet"/>
+      <w:lvlText w:val=""/>
+      <w:lvlJc w:val="left"/>
+      <w:pPr>
+        <w:tabs>
+          <w:tab w:val="num" w:pos="5040"/>
+        </w:tabs>
+        <w:ind w:left="5040" w:hanging="360"/>
+      </w:pPr>
+      <w:rPr>
+        <w:rFonts w:ascii="Wingdings" w:hAnsi="Wingdings" w:hint="default"/>
+        <w:sz w:val="20"/>
+      </w:rPr>
+    </w:lvl>
+    <w:lvl w:ilvl="7" w:tentative="1">
+      <w:start w:val="1"/>
+      <w:numFmt w:val="bullet"/>
+      <w:lvlText w:val=""/>
+      <w:lvlJc w:val="left"/>
+      <w:pPr>
+        <w:tabs>
+          <w:tab w:val="num" w:pos="5760"/>
+        </w:tabs>
+        <w:ind w:left="5760" w:hanging="360"/>
+      </w:pPr>
+      <w:rPr>
+        <w:rFonts w:ascii="Wingdings" w:hAnsi="Wingdings" w:hint="default"/>
+        <w:sz w:val="20"/>
+      </w:rPr>
+    </w:lvl>
+    <w:lvl w:ilvl="8" w:tentative="1">
+      <w:start w:val="1"/>
+      <w:numFmt w:val="bullet"/>
+      <w:lvlText w:val=""/>
+      <w:lvlJc w:val="left"/>
+      <w:pPr>
+        <w:tabs>
+          <w:tab w:val="num" w:pos="6480"/>
+        </w:tabs>
+        <w:ind w:left="6480" w:hanging="360"/>
+      </w:pPr>
+      <w:rPr>
+        <w:rFonts w:ascii="Wingdings" w:hAnsi="Wingdings" w:hint="default"/>
+        <w:sz w:val="20"/>
+      </w:rPr>
+    </w:lvl>
+  </w:abstractNum>
+  <w:abstractNum w:abstractNumId="1" w15:restartNumberingAfterBreak="0">
     <w:nsid w:val="02791682"/>
     <w:multiLevelType w:val="hybridMultilevel"/>
     <w:tmpl w:val="755CEB22"/>
@@ -11578,7 +14332,7 @@
       <w:lvlJc w:val="left"/>
     </w:lvl>
   </w:abstractNum>
-  <w:abstractNum w:abstractNumId="1" w15:restartNumberingAfterBreak="0">
+  <w:abstractNum w:abstractNumId="2" w15:restartNumberingAfterBreak="0">
     <w:nsid w:val="06FE6479"/>
     <w:multiLevelType w:val="multilevel"/>
     <w:tmpl w:val="7F36B5D0"/>
@@ -11691,7 +14445,156 @@
       </w:pPr>
     </w:lvl>
   </w:abstractNum>
-  <w:abstractNum w:abstractNumId="2" w15:restartNumberingAfterBreak="0">
+  <w:abstractNum w:abstractNumId="3" w15:restartNumberingAfterBreak="0">
+    <w:nsid w:val="0B0C69D5"/>
+    <w:multiLevelType w:val="multilevel"/>
+    <w:tmpl w:val="BF06CFA6"/>
+    <w:lvl w:ilvl="0">
+      <w:start w:val="1"/>
+      <w:numFmt w:val="bullet"/>
+      <w:lvlText w:val=""/>
+      <w:lvlJc w:val="left"/>
+      <w:pPr>
+        <w:tabs>
+          <w:tab w:val="num" w:pos="1080"/>
+        </w:tabs>
+        <w:ind w:left="1080" w:hanging="360"/>
+      </w:pPr>
+      <w:rPr>
+        <w:rFonts w:ascii="Symbol" w:hAnsi="Symbol" w:hint="default"/>
+        <w:sz w:val="20"/>
+      </w:rPr>
+    </w:lvl>
+    <w:lvl w:ilvl="1" w:tentative="1">
+      <w:start w:val="1"/>
+      <w:numFmt w:val="bullet"/>
+      <w:lvlText w:val="o"/>
+      <w:lvlJc w:val="left"/>
+      <w:pPr>
+        <w:tabs>
+          <w:tab w:val="num" w:pos="1800"/>
+        </w:tabs>
+        <w:ind w:left="1800" w:hanging="360"/>
+      </w:pPr>
+      <w:rPr>
+        <w:rFonts w:ascii="Courier New" w:hAnsi="Courier New" w:hint="default"/>
+        <w:sz w:val="20"/>
+      </w:rPr>
+    </w:lvl>
+    <w:lvl w:ilvl="2" w:tentative="1">
+      <w:start w:val="1"/>
+      <w:numFmt w:val="bullet"/>
+      <w:lvlText w:val=""/>
+      <w:lvlJc w:val="left"/>
+      <w:pPr>
+        <w:tabs>
+          <w:tab w:val="num" w:pos="2520"/>
+        </w:tabs>
+        <w:ind w:left="2520" w:hanging="360"/>
+      </w:pPr>
+      <w:rPr>
+        <w:rFonts w:ascii="Wingdings" w:hAnsi="Wingdings" w:hint="default"/>
+        <w:sz w:val="20"/>
+      </w:rPr>
+    </w:lvl>
+    <w:lvl w:ilvl="3" w:tentative="1">
+      <w:start w:val="1"/>
+      <w:numFmt w:val="bullet"/>
+      <w:lvlText w:val=""/>
+      <w:lvlJc w:val="left"/>
+      <w:pPr>
+        <w:tabs>
+          <w:tab w:val="num" w:pos="3240"/>
+        </w:tabs>
+        <w:ind w:left="3240" w:hanging="360"/>
+      </w:pPr>
+      <w:rPr>
+        <w:rFonts w:ascii="Wingdings" w:hAnsi="Wingdings" w:hint="default"/>
+        <w:sz w:val="20"/>
+      </w:rPr>
+    </w:lvl>
+    <w:lvl w:ilvl="4" w:tentative="1">
+      <w:start w:val="1"/>
+      <w:numFmt w:val="bullet"/>
+      <w:lvlText w:val=""/>
+      <w:lvlJc w:val="left"/>
+      <w:pPr>
+        <w:tabs>
+          <w:tab w:val="num" w:pos="3960"/>
+        </w:tabs>
+        <w:ind w:left="3960" w:hanging="360"/>
+      </w:pPr>
+      <w:rPr>
+        <w:rFonts w:ascii="Wingdings" w:hAnsi="Wingdings" w:hint="default"/>
+        <w:sz w:val="20"/>
+      </w:rPr>
+    </w:lvl>
+    <w:lvl w:ilvl="5" w:tentative="1">
+      <w:start w:val="1"/>
+      <w:numFmt w:val="bullet"/>
+      <w:lvlText w:val=""/>
+      <w:lvlJc w:val="left"/>
+      <w:pPr>
+        <w:tabs>
+          <w:tab w:val="num" w:pos="4680"/>
+        </w:tabs>
+        <w:ind w:left="4680" w:hanging="360"/>
+      </w:pPr>
+      <w:rPr>
+        <w:rFonts w:ascii="Wingdings" w:hAnsi="Wingdings" w:hint="default"/>
+        <w:sz w:val="20"/>
+      </w:rPr>
+    </w:lvl>
+    <w:lvl w:ilvl="6" w:tentative="1">
+      <w:start w:val="1"/>
+      <w:numFmt w:val="bullet"/>
+      <w:lvlText w:val=""/>
+      <w:lvlJc w:val="left"/>
+      <w:pPr>
+        <w:tabs>
+          <w:tab w:val="num" w:pos="5400"/>
+        </w:tabs>
+        <w:ind w:left="5400" w:hanging="360"/>
+      </w:pPr>
+      <w:rPr>
+        <w:rFonts w:ascii="Wingdings" w:hAnsi="Wingdings" w:hint="default"/>
+        <w:sz w:val="20"/>
+      </w:rPr>
+    </w:lvl>
+    <w:lvl w:ilvl="7" w:tentative="1">
+      <w:start w:val="1"/>
+      <w:numFmt w:val="bullet"/>
+      <w:lvlText w:val=""/>
+      <w:lvlJc w:val="left"/>
+      <w:pPr>
+        <w:tabs>
+          <w:tab w:val="num" w:pos="6120"/>
+        </w:tabs>
+        <w:ind w:left="6120" w:hanging="360"/>
+      </w:pPr>
+      <w:rPr>
+        <w:rFonts w:ascii="Wingdings" w:hAnsi="Wingdings" w:hint="default"/>
+        <w:sz w:val="20"/>
+      </w:rPr>
+    </w:lvl>
+    <w:lvl w:ilvl="8" w:tentative="1">
+      <w:start w:val="1"/>
+      <w:numFmt w:val="bullet"/>
+      <w:lvlText w:val=""/>
+      <w:lvlJc w:val="left"/>
+      <w:pPr>
+        <w:tabs>
+          <w:tab w:val="num" w:pos="6840"/>
+        </w:tabs>
+        <w:ind w:left="6840" w:hanging="360"/>
+      </w:pPr>
+      <w:rPr>
+        <w:rFonts w:ascii="Wingdings" w:hAnsi="Wingdings" w:hint="default"/>
+        <w:sz w:val="20"/>
+      </w:rPr>
+    </w:lvl>
+  </w:abstractNum>
+  <w:abstractNum w:abstractNumId="4" w15:restartNumberingAfterBreak="0">
     <w:nsid w:val="19312143"/>
     <w:multiLevelType w:val="hybridMultilevel"/>
     <w:tmpl w:val="25FEEDC0"/>
@@ -11745,7 +14648,7 @@
       <w:lvlJc w:val="left"/>
     </w:lvl>
   </w:abstractNum>
-  <w:abstractNum w:abstractNumId="3" w15:restartNumberingAfterBreak="0">
+  <w:abstractNum w:abstractNumId="5" w15:restartNumberingAfterBreak="0">
     <w:nsid w:val="22C2217D"/>
     <w:multiLevelType w:val="multilevel"/>
     <w:tmpl w:val="C6D2EAA6"/>
@@ -11894,7 +14797,7 @@
       </w:rPr>
     </w:lvl>
   </w:abstractNum>
-  <w:abstractNum w:abstractNumId="4" w15:restartNumberingAfterBreak="0">
+  <w:abstractNum w:abstractNumId="6" w15:restartNumberingAfterBreak="0">
     <w:nsid w:val="2AA074DD"/>
     <w:multiLevelType w:val="hybridMultilevel"/>
     <w:tmpl w:val="25FEEDC0"/>
@@ -11948,7 +14851,7 @@
       <w:lvlJc w:val="left"/>
     </w:lvl>
   </w:abstractNum>
-  <w:abstractNum w:abstractNumId="5" w15:restartNumberingAfterBreak="0">
+  <w:abstractNum w:abstractNumId="7" w15:restartNumberingAfterBreak="0">
     <w:nsid w:val="2B871367"/>
     <w:multiLevelType w:val="multilevel"/>
     <w:tmpl w:val="F82EC396"/>
@@ -12061,7 +14964,156 @@
       </w:pPr>
     </w:lvl>
   </w:abstractNum>
-  <w:abstractNum w:abstractNumId="6" w15:restartNumberingAfterBreak="0">
+  <w:abstractNum w:abstractNumId="8" w15:restartNumberingAfterBreak="0">
+    <w:nsid w:val="2B8A037F"/>
+    <w:multiLevelType w:val="multilevel"/>
+    <w:tmpl w:val="BE6E1142"/>
+    <w:lvl w:ilvl="0">
+      <w:start w:val="1"/>
+      <w:numFmt w:val="bullet"/>
+      <w:lvlText w:val=""/>
+      <w:lvlJc w:val="left"/>
+      <w:pPr>
+        <w:tabs>
+          <w:tab w:val="num" w:pos="720"/>
+        </w:tabs>
+        <w:ind w:left="720" w:hanging="360"/>
+      </w:pPr>
+      <w:rPr>
+        <w:rFonts w:ascii="Symbol" w:hAnsi="Symbol" w:hint="default"/>
+        <w:sz w:val="20"/>
+      </w:rPr>
+    </w:lvl>
+    <w:lvl w:ilvl="1" w:tentative="1">
+      <w:start w:val="1"/>
+      <w:numFmt w:val="bullet"/>
+      <w:lvlText w:val="o"/>
+      <w:lvlJc w:val="left"/>
+      <w:pPr>
+        <w:tabs>
+          <w:tab w:val="num" w:pos="1440"/>
+        </w:tabs>
+        <w:ind w:left="1440" w:hanging="360"/>
+      </w:pPr>
+      <w:rPr>
+        <w:rFonts w:ascii="Courier New" w:hAnsi="Courier New" w:hint="default"/>
+        <w:sz w:val="20"/>
+      </w:rPr>
+    </w:lvl>
+    <w:lvl w:ilvl="2" w:tentative="1">
+      <w:start w:val="1"/>
+      <w:numFmt w:val="bullet"/>
+      <w:lvlText w:val=""/>
+      <w:lvlJc w:val="left"/>
+      <w:pPr>
+        <w:tabs>
+          <w:tab w:val="num" w:pos="2160"/>
+        </w:tabs>
+        <w:ind w:left="2160" w:hanging="360"/>
+      </w:pPr>
+      <w:rPr>
+        <w:rFonts w:ascii="Wingdings" w:hAnsi="Wingdings" w:hint="default"/>
+        <w:sz w:val="20"/>
+      </w:rPr>
+    </w:lvl>
+    <w:lvl w:ilvl="3" w:tentative="1">
+      <w:start w:val="1"/>
+      <w:numFmt w:val="bullet"/>
+      <w:lvlText w:val=""/>
+      <w:lvlJc w:val="left"/>
+      <w:pPr>
+        <w:tabs>
+          <w:tab w:val="num" w:pos="2880"/>
+        </w:tabs>
+        <w:ind w:left="2880" w:hanging="360"/>
+      </w:pPr>
+      <w:rPr>
+        <w:rFonts w:ascii="Wingdings" w:hAnsi="Wingdings" w:hint="default"/>
+        <w:sz w:val="20"/>
+      </w:rPr>
+    </w:lvl>
+    <w:lvl w:ilvl="4" w:tentative="1">
+      <w:start w:val="1"/>
+      <w:numFmt w:val="bullet"/>
+      <w:lvlText w:val=""/>
+      <w:lvlJc w:val="left"/>
+      <w:pPr>
+        <w:tabs>
+          <w:tab w:val="num" w:pos="3600"/>
+        </w:tabs>
+        <w:ind w:left="3600" w:hanging="360"/>
+      </w:pPr>
+      <w:rPr>
+        <w:rFonts w:ascii="Wingdings" w:hAnsi="Wingdings" w:hint="default"/>
+        <w:sz w:val="20"/>
+      </w:rPr>
+    </w:lvl>
+    <w:lvl w:ilvl="5" w:tentative="1">
+      <w:start w:val="1"/>
+      <w:numFmt w:val="bullet"/>
+      <w:lvlText w:val=""/>
+      <w:lvlJc w:val="left"/>
+      <w:pPr>
+        <w:tabs>
+          <w:tab w:val="num" w:pos="4320"/>
+        </w:tabs>
+        <w:ind w:left="4320" w:hanging="360"/>
+      </w:pPr>
+      <w:rPr>
+        <w:rFonts w:ascii="Wingdings" w:hAnsi="Wingdings" w:hint="default"/>
+        <w:sz w:val="20"/>
+      </w:rPr>
+    </w:lvl>
+    <w:lvl w:ilvl="6" w:tentative="1">
+      <w:start w:val="1"/>
+      <w:numFmt w:val="bullet"/>
+      <w:lvlText w:val=""/>
+      <w:lvlJc w:val="left"/>
+      <w:pPr>
+        <w:tabs>
+          <w:tab w:val="num" w:pos="5040"/>
+        </w:tabs>
+        <w:ind w:left="5040" w:hanging="360"/>
+      </w:pPr>
+      <w:rPr>
+        <w:rFonts w:ascii="Wingdings" w:hAnsi="Wingdings" w:hint="default"/>
+        <w:sz w:val="20"/>
+      </w:rPr>
+    </w:lvl>
+    <w:lvl w:ilvl="7" w:tentative="1">
+      <w:start w:val="1"/>
+      <w:numFmt w:val="bullet"/>
+      <w:lvlText w:val=""/>
+      <w:lvlJc w:val="left"/>
+      <w:pPr>
+        <w:tabs>
+          <w:tab w:val="num" w:pos="5760"/>
+        </w:tabs>
+        <w:ind w:left="5760" w:hanging="360"/>
+      </w:pPr>
+      <w:rPr>
+        <w:rFonts w:ascii="Wingdings" w:hAnsi="Wingdings" w:hint="default"/>
+        <w:sz w:val="20"/>
+      </w:rPr>
+    </w:lvl>
+    <w:lvl w:ilvl="8" w:tentative="1">
+      <w:start w:val="1"/>
+      <w:numFmt w:val="bullet"/>
+      <w:lvlText w:val=""/>
+      <w:lvlJc w:val="left"/>
+      <w:pPr>
+        <w:tabs>
+          <w:tab w:val="num" w:pos="6480"/>
+        </w:tabs>
+        <w:ind w:left="6480" w:hanging="360"/>
+      </w:pPr>
+      <w:rPr>
+        <w:rFonts w:ascii="Wingdings" w:hAnsi="Wingdings" w:hint="default"/>
+        <w:sz w:val="20"/>
+      </w:rPr>
+    </w:lvl>
+  </w:abstractNum>
+  <w:abstractNum w:abstractNumId="9" w15:restartNumberingAfterBreak="0">
     <w:nsid w:val="2DFE1D74"/>
     <w:multiLevelType w:val="hybridMultilevel"/>
     <w:tmpl w:val="25FEEDC0"/>
@@ -12115,7 +15167,156 @@
       <w:lvlJc w:val="left"/>
     </w:lvl>
   </w:abstractNum>
-  <w:abstractNum w:abstractNumId="7" w15:restartNumberingAfterBreak="0">
+  <w:abstractNum w:abstractNumId="10" w15:restartNumberingAfterBreak="0">
+    <w:nsid w:val="2FFC0487"/>
+    <w:multiLevelType w:val="multilevel"/>
+    <w:tmpl w:val="E0688042"/>
+    <w:lvl w:ilvl="0">
+      <w:start w:val="1"/>
+      <w:numFmt w:val="bullet"/>
+      <w:lvlText w:val=""/>
+      <w:lvlJc w:val="left"/>
+      <w:pPr>
+        <w:tabs>
+          <w:tab w:val="num" w:pos="720"/>
+        </w:tabs>
+        <w:ind w:left="720" w:hanging="360"/>
+      </w:pPr>
+      <w:rPr>
+        <w:rFonts w:ascii="Symbol" w:hAnsi="Symbol" w:hint="default"/>
+        <w:sz w:val="20"/>
+      </w:rPr>
+    </w:lvl>
+    <w:lvl w:ilvl="1" w:tentative="1">
+      <w:start w:val="1"/>
+      <w:numFmt w:val="bullet"/>
+      <w:lvlText w:val="o"/>
+      <w:lvlJc w:val="left"/>
+      <w:pPr>
+        <w:tabs>
+          <w:tab w:val="num" w:pos="1440"/>
+        </w:tabs>
+        <w:ind w:left="1440" w:hanging="360"/>
+      </w:pPr>
+      <w:rPr>
+        <w:rFonts w:ascii="Courier New" w:hAnsi="Courier New" w:hint="default"/>
+        <w:sz w:val="20"/>
+      </w:rPr>
+    </w:lvl>
+    <w:lvl w:ilvl="2" w:tentative="1">
+      <w:start w:val="1"/>
+      <w:numFmt w:val="bullet"/>
+      <w:lvlText w:val=""/>
+      <w:lvlJc w:val="left"/>
+      <w:pPr>
+        <w:tabs>
+          <w:tab w:val="num" w:pos="2160"/>
+        </w:tabs>
+        <w:ind w:left="2160" w:hanging="360"/>
+      </w:pPr>
+      <w:rPr>
+        <w:rFonts w:ascii="Wingdings" w:hAnsi="Wingdings" w:hint="default"/>
+        <w:sz w:val="20"/>
+      </w:rPr>
+    </w:lvl>
+    <w:lvl w:ilvl="3" w:tentative="1">
+      <w:start w:val="1"/>
+      <w:numFmt w:val="bullet"/>
+      <w:lvlText w:val=""/>
+      <w:lvlJc w:val="left"/>
+      <w:pPr>
+        <w:tabs>
+          <w:tab w:val="num" w:pos="2880"/>
+        </w:tabs>
+        <w:ind w:left="2880" w:hanging="360"/>
+      </w:pPr>
+      <w:rPr>
+        <w:rFonts w:ascii="Wingdings" w:hAnsi="Wingdings" w:hint="default"/>
+        <w:sz w:val="20"/>
+      </w:rPr>
+    </w:lvl>
+    <w:lvl w:ilvl="4" w:tentative="1">
+      <w:start w:val="1"/>
+      <w:numFmt w:val="bullet"/>
+      <w:lvlText w:val=""/>
+      <w:lvlJc w:val="left"/>
+      <w:pPr>
+        <w:tabs>
+          <w:tab w:val="num" w:pos="3600"/>
+        </w:tabs>
+        <w:ind w:left="3600" w:hanging="360"/>
+      </w:pPr>
+      <w:rPr>
+        <w:rFonts w:ascii="Wingdings" w:hAnsi="Wingdings" w:hint="default"/>
+        <w:sz w:val="20"/>
+      </w:rPr>
+    </w:lvl>
+    <w:lvl w:ilvl="5" w:tentative="1">
+      <w:start w:val="1"/>
+      <w:numFmt w:val="bullet"/>
+      <w:lvlText w:val=""/>
+      <w:lvlJc w:val="left"/>
+      <w:pPr>
+        <w:tabs>
+          <w:tab w:val="num" w:pos="4320"/>
+        </w:tabs>
+        <w:ind w:left="4320" w:hanging="360"/>
+      </w:pPr>
+      <w:rPr>
+        <w:rFonts w:ascii="Wingdings" w:hAnsi="Wingdings" w:hint="default"/>
+        <w:sz w:val="20"/>
+      </w:rPr>
+    </w:lvl>
+    <w:lvl w:ilvl="6" w:tentative="1">
+      <w:start w:val="1"/>
+      <w:numFmt w:val="bullet"/>
+      <w:lvlText w:val=""/>
+      <w:lvlJc w:val="left"/>
+      <w:pPr>
+        <w:tabs>
+          <w:tab w:val="num" w:pos="5040"/>
+        </w:tabs>
+        <w:ind w:left="5040" w:hanging="360"/>
+      </w:pPr>
+      <w:rPr>
+        <w:rFonts w:ascii="Wingdings" w:hAnsi="Wingdings" w:hint="default"/>
+        <w:sz w:val="20"/>
+      </w:rPr>
+    </w:lvl>
+    <w:lvl w:ilvl="7" w:tentative="1">
+      <w:start w:val="1"/>
+      <w:numFmt w:val="bullet"/>
+      <w:lvlText w:val=""/>
+      <w:lvlJc w:val="left"/>
+      <w:pPr>
+        <w:tabs>
+          <w:tab w:val="num" w:pos="5760"/>
+        </w:tabs>
+        <w:ind w:left="5760" w:hanging="360"/>
+      </w:pPr>
+      <w:rPr>
+        <w:rFonts w:ascii="Wingdings" w:hAnsi="Wingdings" w:hint="default"/>
+        <w:sz w:val="20"/>
+      </w:rPr>
+    </w:lvl>
+    <w:lvl w:ilvl="8" w:tentative="1">
+      <w:start w:val="1"/>
+      <w:numFmt w:val="bullet"/>
+      <w:lvlText w:val=""/>
+      <w:lvlJc w:val="left"/>
+      <w:pPr>
+        <w:tabs>
+          <w:tab w:val="num" w:pos="6480"/>
+        </w:tabs>
+        <w:ind w:left="6480" w:hanging="360"/>
+      </w:pPr>
+      <w:rPr>
+        <w:rFonts w:ascii="Wingdings" w:hAnsi="Wingdings" w:hint="default"/>
+        <w:sz w:val="20"/>
+      </w:rPr>
+    </w:lvl>
+  </w:abstractNum>
+  <w:abstractNum w:abstractNumId="11" w15:restartNumberingAfterBreak="0">
     <w:nsid w:val="32DA0321"/>
     <w:multiLevelType w:val="multilevel"/>
     <w:tmpl w:val="8A78862C"/>
@@ -12264,7 +15465,7 @@
       </w:rPr>
     </w:lvl>
   </w:abstractNum>
-  <w:abstractNum w:abstractNumId="8" w15:restartNumberingAfterBreak="0">
+  <w:abstractNum w:abstractNumId="12" w15:restartNumberingAfterBreak="0">
     <w:nsid w:val="38026DB3"/>
     <w:multiLevelType w:val="hybridMultilevel"/>
     <w:tmpl w:val="755CEB22"/>
@@ -12318,7 +15519,120 @@
       <w:lvlJc w:val="left"/>
     </w:lvl>
   </w:abstractNum>
-  <w:abstractNum w:abstractNumId="9" w15:restartNumberingAfterBreak="0">
+  <w:abstractNum w:abstractNumId="13" w15:restartNumberingAfterBreak="0">
+    <w:nsid w:val="3BEB53EA"/>
+    <w:multiLevelType w:val="multilevel"/>
+    <w:tmpl w:val="0D9693AA"/>
+    <w:lvl w:ilvl="0">
+      <w:start w:val="1"/>
+      <w:numFmt w:val="decimal"/>
+      <w:lvlText w:val="%1."/>
+      <w:lvlJc w:val="left"/>
+      <w:pPr>
+        <w:tabs>
+          <w:tab w:val="num" w:pos="720"/>
+        </w:tabs>
+        <w:ind w:left="720" w:hanging="360"/>
+      </w:pPr>
+    </w:lvl>
+    <w:lvl w:ilvl="1" w:tentative="1">
+      <w:start w:val="1"/>
+      <w:numFmt w:val="decimal"/>
+      <w:lvlText w:val="%2."/>
+      <w:lvlJc w:val="left"/>
+      <w:pPr>
+        <w:tabs>
+          <w:tab w:val="num" w:pos="1440"/>
+        </w:tabs>
+        <w:ind w:left="1440" w:hanging="360"/>
+      </w:pPr>
+    </w:lvl>
+    <w:lvl w:ilvl="2" w:tentative="1">
+      <w:start w:val="1"/>
+      <w:numFmt w:val="decimal"/>
+      <w:lvlText w:val="%3."/>
+      <w:lvlJc w:val="left"/>
+      <w:pPr>
+        <w:tabs>
+          <w:tab w:val="num" w:pos="2160"/>
+        </w:tabs>
+        <w:ind w:left="2160" w:hanging="360"/>
+      </w:pPr>
+    </w:lvl>
+    <w:lvl w:ilvl="3" w:tentative="1">
+      <w:start w:val="1"/>
+      <w:numFmt w:val="decimal"/>
+      <w:lvlText w:val="%4."/>
+      <w:lvlJc w:val="left"/>
+      <w:pPr>
+        <w:tabs>
+          <w:tab w:val="num" w:pos="2880"/>
+        </w:tabs>
+        <w:ind w:left="2880" w:hanging="360"/>
+      </w:pPr>
+    </w:lvl>
+    <w:lvl w:ilvl="4" w:tentative="1">
+      <w:start w:val="1"/>
+      <w:numFmt w:val="decimal"/>
+      <w:lvlText w:val="%5."/>
+      <w:lvlJc w:val="left"/>
+      <w:pPr>
+        <w:tabs>
+          <w:tab w:val="num" w:pos="3600"/>
+        </w:tabs>
+        <w:ind w:left="3600" w:hanging="360"/>
+      </w:pPr>
+    </w:lvl>
+    <w:lvl w:ilvl="5" w:tentative="1">
+      <w:start w:val="1"/>
+      <w:numFmt w:val="decimal"/>
+      <w:lvlText w:val="%6."/>
+      <w:lvlJc w:val="left"/>
+      <w:pPr>
+        <w:tabs>
+          <w:tab w:val="num" w:pos="4320"/>
+        </w:tabs>
+        <w:ind w:left="4320" w:hanging="360"/>
+      </w:pPr>
+    </w:lvl>
+    <w:lvl w:ilvl="6" w:tentative="1">
+      <w:start w:val="1"/>
+      <w:numFmt w:val="decimal"/>
+      <w:lvlText w:val="%7."/>
+      <w:lvlJc w:val="left"/>
+      <w:pPr>
+        <w:tabs>
+          <w:tab w:val="num" w:pos="5040"/>
+        </w:tabs>
+        <w:ind w:left="5040" w:hanging="360"/>
+      </w:pPr>
+    </w:lvl>
+    <w:lvl w:ilvl="7" w:tentative="1">
+      <w:start w:val="1"/>
+      <w:numFmt w:val="decimal"/>
+      <w:lvlText w:val="%8."/>
+      <w:lvlJc w:val="left"/>
+      <w:pPr>
+        <w:tabs>
+          <w:tab w:val="num" w:pos="5760"/>
+        </w:tabs>
+        <w:ind w:left="5760" w:hanging="360"/>
+      </w:pPr>
+    </w:lvl>
+    <w:lvl w:ilvl="8" w:tentative="1">
+      <w:start w:val="1"/>
+      <w:numFmt w:val="decimal"/>
+      <w:lvlText w:val="%9."/>
+      <w:lvlJc w:val="left"/>
+      <w:pPr>
+        <w:tabs>
+          <w:tab w:val="num" w:pos="6480"/>
+        </w:tabs>
+        <w:ind w:left="6480" w:hanging="360"/>
+      </w:pPr>
+    </w:lvl>
+  </w:abstractNum>
+  <w:abstractNum w:abstractNumId="14" w15:restartNumberingAfterBreak="0">
     <w:nsid w:val="41C67847"/>
     <w:multiLevelType w:val="multilevel"/>
     <w:tmpl w:val="1FB49ADE"/>
@@ -12431,7 +15745,7 @@
       </w:pPr>
     </w:lvl>
   </w:abstractNum>
-  <w:abstractNum w:abstractNumId="10" w15:restartNumberingAfterBreak="0">
+  <w:abstractNum w:abstractNumId="15" w15:restartNumberingAfterBreak="0">
     <w:nsid w:val="4CB629C1"/>
     <w:multiLevelType w:val="hybridMultilevel"/>
     <w:tmpl w:val="14F2C6BC"/>
@@ -12517,7 +15831,156 @@
       </w:pPr>
     </w:lvl>
   </w:abstractNum>
-  <w:abstractNum w:abstractNumId="11" w15:restartNumberingAfterBreak="0">
+  <w:abstractNum w:abstractNumId="16" w15:restartNumberingAfterBreak="0">
+    <w:nsid w:val="4F734205"/>
+    <w:multiLevelType w:val="multilevel"/>
+    <w:tmpl w:val="106084B0"/>
+    <w:lvl w:ilvl="0">
+      <w:start w:val="1"/>
+      <w:numFmt w:val="bullet"/>
+      <w:lvlText w:val=""/>
+      <w:lvlJc w:val="left"/>
+      <w:pPr>
+        <w:tabs>
+          <w:tab w:val="num" w:pos="720"/>
+        </w:tabs>
+        <w:ind w:left="720" w:hanging="360"/>
+      </w:pPr>
+      <w:rPr>
+        <w:rFonts w:ascii="Symbol" w:hAnsi="Symbol" w:hint="default"/>
+        <w:sz w:val="20"/>
+      </w:rPr>
+    </w:lvl>
+    <w:lvl w:ilvl="1" w:tentative="1">
+      <w:start w:val="1"/>
+      <w:numFmt w:val="bullet"/>
+      <w:lvlText w:val="o"/>
+      <w:lvlJc w:val="left"/>
+      <w:pPr>
+        <w:tabs>
+          <w:tab w:val="num" w:pos="1440"/>
+        </w:tabs>
+        <w:ind w:left="1440" w:hanging="360"/>
+      </w:pPr>
+      <w:rPr>
+        <w:rFonts w:ascii="Courier New" w:hAnsi="Courier New" w:hint="default"/>
+        <w:sz w:val="20"/>
+      </w:rPr>
+    </w:lvl>
+    <w:lvl w:ilvl="2" w:tentative="1">
+      <w:start w:val="1"/>
+      <w:numFmt w:val="bullet"/>
+      <w:lvlText w:val=""/>
+      <w:lvlJc w:val="left"/>
+      <w:pPr>
+        <w:tabs>
+          <w:tab w:val="num" w:pos="2160"/>
+        </w:tabs>
+        <w:ind w:left="2160" w:hanging="360"/>
+      </w:pPr>
+      <w:rPr>
+        <w:rFonts w:ascii="Wingdings" w:hAnsi="Wingdings" w:hint="default"/>
+        <w:sz w:val="20"/>
+      </w:rPr>
+    </w:lvl>
+    <w:lvl w:ilvl="3" w:tentative="1">
+      <w:start w:val="1"/>
+      <w:numFmt w:val="bullet"/>
+      <w:lvlText w:val=""/>
+      <w:lvlJc w:val="left"/>
+      <w:pPr>
+        <w:tabs>
+          <w:tab w:val="num" w:pos="2880"/>
+        </w:tabs>
+        <w:ind w:left="2880" w:hanging="360"/>
+      </w:pPr>
+      <w:rPr>
+        <w:rFonts w:ascii="Wingdings" w:hAnsi="Wingdings" w:hint="default"/>
+        <w:sz w:val="20"/>
+      </w:rPr>
+    </w:lvl>
+    <w:lvl w:ilvl="4" w:tentative="1">
+      <w:start w:val="1"/>
+      <w:numFmt w:val="bullet"/>
+      <w:lvlText w:val=""/>
+      <w:lvlJc w:val="left"/>
+      <w:pPr>
+        <w:tabs>
+          <w:tab w:val="num" w:pos="3600"/>
+        </w:tabs>
+        <w:ind w:left="3600" w:hanging="360"/>
+      </w:pPr>
+      <w:rPr>
+        <w:rFonts w:ascii="Wingdings" w:hAnsi="Wingdings" w:hint="default"/>
+        <w:sz w:val="20"/>
+      </w:rPr>
+    </w:lvl>
+    <w:lvl w:ilvl="5" w:tentative="1">
+      <w:start w:val="1"/>
+      <w:numFmt w:val="bullet"/>
+      <w:lvlText w:val=""/>
+      <w:lvlJc w:val="left"/>
+      <w:pPr>
+        <w:tabs>
+          <w:tab w:val="num" w:pos="4320"/>
+        </w:tabs>
+        <w:ind w:left="4320" w:hanging="360"/>
+      </w:pPr>
+      <w:rPr>
+        <w:rFonts w:ascii="Wingdings" w:hAnsi="Wingdings" w:hint="default"/>
+        <w:sz w:val="20"/>
+      </w:rPr>
+    </w:lvl>
+    <w:lvl w:ilvl="6" w:tentative="1">
+      <w:start w:val="1"/>
+      <w:numFmt w:val="bullet"/>
+      <w:lvlText w:val=""/>
+      <w:lvlJc w:val="left"/>
+      <w:pPr>
+        <w:tabs>
+          <w:tab w:val="num" w:pos="5040"/>
+        </w:tabs>
+        <w:ind w:left="5040" w:hanging="360"/>
+      </w:pPr>
+      <w:rPr>
+        <w:rFonts w:ascii="Wingdings" w:hAnsi="Wingdings" w:hint="default"/>
+        <w:sz w:val="20"/>
+      </w:rPr>
+    </w:lvl>
+    <w:lvl w:ilvl="7" w:tentative="1">
+      <w:start w:val="1"/>
+      <w:numFmt w:val="bullet"/>
+      <w:lvlText w:val=""/>
+      <w:lvlJc w:val="left"/>
+      <w:pPr>
+        <w:tabs>
+          <w:tab w:val="num" w:pos="5760"/>
+        </w:tabs>
+        <w:ind w:left="5760" w:hanging="360"/>
+      </w:pPr>
+      <w:rPr>
+        <w:rFonts w:ascii="Wingdings" w:hAnsi="Wingdings" w:hint="default"/>
+        <w:sz w:val="20"/>
+      </w:rPr>
+    </w:lvl>
+    <w:lvl w:ilvl="8" w:tentative="1">
+      <w:start w:val="1"/>
+      <w:numFmt w:val="bullet"/>
+      <w:lvlText w:val=""/>
+      <w:lvlJc w:val="left"/>
+      <w:pPr>
+        <w:tabs>
+          <w:tab w:val="num" w:pos="6480"/>
+        </w:tabs>
+        <w:ind w:left="6480" w:hanging="360"/>
+      </w:pPr>
+      <w:rPr>
+        <w:rFonts w:ascii="Wingdings" w:hAnsi="Wingdings" w:hint="default"/>
+        <w:sz w:val="20"/>
+      </w:rPr>
+    </w:lvl>
+  </w:abstractNum>
+  <w:abstractNum w:abstractNumId="17" w15:restartNumberingAfterBreak="0">
     <w:nsid w:val="50174601"/>
     <w:multiLevelType w:val="hybridMultilevel"/>
     <w:tmpl w:val="25FEEDC0"/>
@@ -12571,7 +16034,120 @@
       <w:lvlJc w:val="left"/>
     </w:lvl>
   </w:abstractNum>
-  <w:abstractNum w:abstractNumId="12" w15:restartNumberingAfterBreak="0">
+  <w:abstractNum w:abstractNumId="18" w15:restartNumberingAfterBreak="0">
+    <w:nsid w:val="578C6632"/>
+    <w:multiLevelType w:val="multilevel"/>
+    <w:tmpl w:val="D7A438FE"/>
+    <w:lvl w:ilvl="0">
+      <w:start w:val="1"/>
+      <w:numFmt w:val="decimal"/>
+      <w:lvlText w:val="%1."/>
+      <w:lvlJc w:val="left"/>
+      <w:pPr>
+        <w:tabs>
+          <w:tab w:val="num" w:pos="720"/>
+        </w:tabs>
+        <w:ind w:left="720" w:hanging="360"/>
+      </w:pPr>
+    </w:lvl>
+    <w:lvl w:ilvl="1" w:tentative="1">
+      <w:start w:val="1"/>
+      <w:numFmt w:val="decimal"/>
+      <w:lvlText w:val="%2."/>
+      <w:lvlJc w:val="left"/>
+      <w:pPr>
+        <w:tabs>
+          <w:tab w:val="num" w:pos="1440"/>
+        </w:tabs>
+        <w:ind w:left="1440" w:hanging="360"/>
+      </w:pPr>
+    </w:lvl>
+    <w:lvl w:ilvl="2" w:tentative="1">
+      <w:start w:val="1"/>
+      <w:numFmt w:val="decimal"/>
+      <w:lvlText w:val="%3."/>
+      <w:lvlJc w:val="left"/>
+      <w:pPr>
+        <w:tabs>
+          <w:tab w:val="num" w:pos="2160"/>
+        </w:tabs>
+        <w:ind w:left="2160" w:hanging="360"/>
+      </w:pPr>
+    </w:lvl>
+    <w:lvl w:ilvl="3" w:tentative="1">
+      <w:start w:val="1"/>
+      <w:numFmt w:val="decimal"/>
+      <w:lvlText w:val="%4."/>
+      <w:lvlJc w:val="left"/>
+      <w:pPr>
+        <w:tabs>
+          <w:tab w:val="num" w:pos="2880"/>
+        </w:tabs>
+        <w:ind w:left="2880" w:hanging="360"/>
+      </w:pPr>
+    </w:lvl>
+    <w:lvl w:ilvl="4" w:tentative="1">
+      <w:start w:val="1"/>
+      <w:numFmt w:val="decimal"/>
+      <w:lvlText w:val="%5."/>
+      <w:lvlJc w:val="left"/>
+      <w:pPr>
+        <w:tabs>
+          <w:tab w:val="num" w:pos="3600"/>
+        </w:tabs>
+        <w:ind w:left="3600" w:hanging="360"/>
+      </w:pPr>
+    </w:lvl>
+    <w:lvl w:ilvl="5" w:tentative="1">
+      <w:start w:val="1"/>
+      <w:numFmt w:val="decimal"/>
+      <w:lvlText w:val="%6."/>
+      <w:lvlJc w:val="left"/>
+      <w:pPr>
+        <w:tabs>
+          <w:tab w:val="num" w:pos="4320"/>
+        </w:tabs>
+        <w:ind w:left="4320" w:hanging="360"/>
+      </w:pPr>
+    </w:lvl>
+    <w:lvl w:ilvl="6" w:tentative="1">
+      <w:start w:val="1"/>
+      <w:numFmt w:val="decimal"/>
+      <w:lvlText w:val="%7."/>
+      <w:lvlJc w:val="left"/>
+      <w:pPr>
+        <w:tabs>
+          <w:tab w:val="num" w:pos="5040"/>
+        </w:tabs>
+        <w:ind w:left="5040" w:hanging="360"/>
+      </w:pPr>
+    </w:lvl>
+    <w:lvl w:ilvl="7" w:tentative="1">
+      <w:start w:val="1"/>
+      <w:numFmt w:val="decimal"/>
+      <w:lvlText w:val="%8."/>
+      <w:lvlJc w:val="left"/>
+      <w:pPr>
+        <w:tabs>
+          <w:tab w:val="num" w:pos="5760"/>
+        </w:tabs>
+        <w:ind w:left="5760" w:hanging="360"/>
+      </w:pPr>
+    </w:lvl>
+    <w:lvl w:ilvl="8" w:tentative="1">
+      <w:start w:val="1"/>
+      <w:numFmt w:val="decimal"/>
+      <w:lvlText w:val="%9."/>
+      <w:lvlJc w:val="left"/>
+      <w:pPr>
+        <w:tabs>
+          <w:tab w:val="num" w:pos="6480"/>
+        </w:tabs>
+        <w:ind w:left="6480" w:hanging="360"/>
+      </w:pPr>
+    </w:lvl>
+  </w:abstractNum>
+  <w:abstractNum w:abstractNumId="19" w15:restartNumberingAfterBreak="0">
     <w:nsid w:val="586029E7"/>
     <w:multiLevelType w:val="multilevel"/>
     <w:tmpl w:val="57B8B220"/>
@@ -12720,7 +16296,1349 @@
       </w:rPr>
     </w:lvl>
   </w:abstractNum>
-  <w:abstractNum w:abstractNumId="13" w15:restartNumberingAfterBreak="0">
+  <w:abstractNum w:abstractNumId="20" w15:restartNumberingAfterBreak="0">
+    <w:nsid w:val="59531845"/>
+    <w:multiLevelType w:val="hybridMultilevel"/>
+    <w:tmpl w:val="7696BEDE"/>
+    <w:lvl w:ilvl="0" w:tplc="38090001">
+      <w:start w:val="1"/>
+      <w:numFmt w:val="bullet"/>
+      <w:lvlText w:val=""/>
+      <w:lvlJc w:val="left"/>
+      <w:pPr>
+        <w:ind w:left="1440" w:hanging="360"/>
+      </w:pPr>
+      <w:rPr>
+        <w:rFonts w:ascii="Symbol" w:hAnsi="Symbol" w:hint="default"/>
+      </w:rPr>
+    </w:lvl>
+    <w:lvl w:ilvl="1" w:tplc="38090003" w:tentative="1">
+      <w:start w:val="1"/>
+      <w:numFmt w:val="bullet"/>
+      <w:lvlText w:val="o"/>
+      <w:lvlJc w:val="left"/>
+      <w:pPr>
+        <w:ind w:left="2160" w:hanging="360"/>
+      </w:pPr>
+      <w:rPr>
+        <w:rFonts w:ascii="Courier New" w:hAnsi="Courier New" w:cs="Courier New" w:hint="default"/>
+      </w:rPr>
+    </w:lvl>
+    <w:lvl w:ilvl="2" w:tplc="38090005" w:tentative="1">
+      <w:start w:val="1"/>
+      <w:numFmt w:val="bullet"/>
+      <w:lvlText w:val=""/>
+      <w:lvlJc w:val="left"/>
+      <w:pPr>
+        <w:ind w:left="2880" w:hanging="360"/>
+      </w:pPr>
+      <w:rPr>
+        <w:rFonts w:ascii="Wingdings" w:hAnsi="Wingdings" w:hint="default"/>
+      </w:rPr>
+    </w:lvl>
+    <w:lvl w:ilvl="3" w:tplc="38090001" w:tentative="1">
+      <w:start w:val="1"/>
+      <w:numFmt w:val="bullet"/>
+      <w:lvlText w:val=""/>
+      <w:lvlJc w:val="left"/>
+      <w:pPr>
+        <w:ind w:left="3600" w:hanging="360"/>
+      </w:pPr>
+      <w:rPr>
+        <w:rFonts w:ascii="Symbol" w:hAnsi="Symbol" w:hint="default"/>
+      </w:rPr>
+    </w:lvl>
+    <w:lvl w:ilvl="4" w:tplc="38090003" w:tentative="1">
+      <w:start w:val="1"/>
+      <w:numFmt w:val="bullet"/>
+      <w:lvlText w:val="o"/>
+      <w:lvlJc w:val="left"/>
+      <w:pPr>
+        <w:ind w:left="4320" w:hanging="360"/>
+      </w:pPr>
+      <w:rPr>
+        <w:rFonts w:ascii="Courier New" w:hAnsi="Courier New" w:cs="Courier New" w:hint="default"/>
+      </w:rPr>
+    </w:lvl>
+    <w:lvl w:ilvl="5" w:tplc="38090005" w:tentative="1">
+      <w:start w:val="1"/>
+      <w:numFmt w:val="bullet"/>
+      <w:lvlText w:val=""/>
+      <w:lvlJc w:val="left"/>
+      <w:pPr>
+        <w:ind w:left="5040" w:hanging="360"/>
+      </w:pPr>
+      <w:rPr>
+        <w:rFonts w:ascii="Wingdings" w:hAnsi="Wingdings" w:hint="default"/>
+      </w:rPr>
+    </w:lvl>
+    <w:lvl w:ilvl="6" w:tplc="38090001" w:tentative="1">
+      <w:start w:val="1"/>
+      <w:numFmt w:val="bullet"/>
+      <w:lvlText w:val=""/>
+      <w:lvlJc w:val="left"/>
+      <w:pPr>
+        <w:ind w:left="5760" w:hanging="360"/>
+      </w:pPr>
+      <w:rPr>
+        <w:rFonts w:ascii="Symbol" w:hAnsi="Symbol" w:hint="default"/>
+      </w:rPr>
+    </w:lvl>
+    <w:lvl w:ilvl="7" w:tplc="38090003" w:tentative="1">
+      <w:start w:val="1"/>
+      <w:numFmt w:val="bullet"/>
+      <w:lvlText w:val="o"/>
+      <w:lvlJc w:val="left"/>
+      <w:pPr>
+        <w:ind w:left="6480" w:hanging="360"/>
+      </w:pPr>
+      <w:rPr>
+        <w:rFonts w:ascii="Courier New" w:hAnsi="Courier New" w:cs="Courier New" w:hint="default"/>
+      </w:rPr>
+    </w:lvl>
+    <w:lvl w:ilvl="8" w:tplc="38090005" w:tentative="1">
+      <w:start w:val="1"/>
+      <w:numFmt w:val="bullet"/>
+      <w:lvlText w:val=""/>
+      <w:lvlJc w:val="left"/>
+      <w:pPr>
+        <w:ind w:left="7200" w:hanging="360"/>
+      </w:pPr>
+      <w:rPr>
+        <w:rFonts w:ascii="Wingdings" w:hAnsi="Wingdings" w:hint="default"/>
+      </w:rPr>
+    </w:lvl>
+  </w:abstractNum>
+  <w:abstractNum w:abstractNumId="21" w15:restartNumberingAfterBreak="0">
+    <w:nsid w:val="5F4D5456"/>
+    <w:multiLevelType w:val="multilevel"/>
+    <w:tmpl w:val="6BF40376"/>
+    <w:lvl w:ilvl="0">
+      <w:start w:val="1"/>
+      <w:numFmt w:val="bullet"/>
+      <w:lvlText w:val=""/>
+      <w:lvlJc w:val="left"/>
+      <w:pPr>
+        <w:tabs>
+          <w:tab w:val="num" w:pos="1440"/>
+        </w:tabs>
+        <w:ind w:left="1440" w:hanging="360"/>
+      </w:pPr>
+      <w:rPr>
+        <w:rFonts w:ascii="Symbol" w:hAnsi="Symbol" w:hint="default"/>
+        <w:sz w:val="20"/>
+      </w:rPr>
+    </w:lvl>
+    <w:lvl w:ilvl="1" w:tentative="1">
+      <w:start w:val="1"/>
+      <w:numFmt w:val="bullet"/>
+      <w:lvlText w:val="o"/>
+      <w:lvlJc w:val="left"/>
+      <w:pPr>
+        <w:tabs>
+          <w:tab w:val="num" w:pos="2160"/>
+        </w:tabs>
+        <w:ind w:left="2160" w:hanging="360"/>
+      </w:pPr>
+      <w:rPr>
+        <w:rFonts w:ascii="Courier New" w:hAnsi="Courier New" w:hint="default"/>
+        <w:sz w:val="20"/>
+      </w:rPr>
+    </w:lvl>
+    <w:lvl w:ilvl="2" w:tentative="1">
+      <w:start w:val="1"/>
+      <w:numFmt w:val="bullet"/>
+      <w:lvlText w:val=""/>
+      <w:lvlJc w:val="left"/>
+      <w:pPr>
+        <w:tabs>
+          <w:tab w:val="num" w:pos="2880"/>
+        </w:tabs>
+        <w:ind w:left="2880" w:hanging="360"/>
+      </w:pPr>
+      <w:rPr>
+        <w:rFonts w:ascii="Wingdings" w:hAnsi="Wingdings" w:hint="default"/>
+        <w:sz w:val="20"/>
+      </w:rPr>
+    </w:lvl>
+    <w:lvl w:ilvl="3" w:tentative="1">
+      <w:start w:val="1"/>
+      <w:numFmt w:val="bullet"/>
+      <w:lvlText w:val=""/>
+      <w:lvlJc w:val="left"/>
+      <w:pPr>
+        <w:tabs>
+          <w:tab w:val="num" w:pos="3600"/>
+        </w:tabs>
+        <w:ind w:left="3600" w:hanging="360"/>
+      </w:pPr>
+      <w:rPr>
+        <w:rFonts w:ascii="Wingdings" w:hAnsi="Wingdings" w:hint="default"/>
+        <w:sz w:val="20"/>
+      </w:rPr>
+    </w:lvl>
+    <w:lvl w:ilvl="4" w:tentative="1">
+      <w:start w:val="1"/>
+      <w:numFmt w:val="bullet"/>
+      <w:lvlText w:val=""/>
+      <w:lvlJc w:val="left"/>
+      <w:pPr>
+        <w:tabs>
+          <w:tab w:val="num" w:pos="4320"/>
+        </w:tabs>
+        <w:ind w:left="4320" w:hanging="360"/>
+      </w:pPr>
+      <w:rPr>
+        <w:rFonts w:ascii="Wingdings" w:hAnsi="Wingdings" w:hint="default"/>
+        <w:sz w:val="20"/>
+      </w:rPr>
+    </w:lvl>
+    <w:lvl w:ilvl="5" w:tentative="1">
+      <w:start w:val="1"/>
+      <w:numFmt w:val="bullet"/>
+      <w:lvlText w:val=""/>
+      <w:lvlJc w:val="left"/>
+      <w:pPr>
+        <w:tabs>
+          <w:tab w:val="num" w:pos="5040"/>
+        </w:tabs>
+        <w:ind w:left="5040" w:hanging="360"/>
+      </w:pPr>
+      <w:rPr>
+        <w:rFonts w:ascii="Wingdings" w:hAnsi="Wingdings" w:hint="default"/>
+        <w:sz w:val="20"/>
+      </w:rPr>
+    </w:lvl>
+    <w:lvl w:ilvl="6" w:tentative="1">
+      <w:start w:val="1"/>
+      <w:numFmt w:val="bullet"/>
+      <w:lvlText w:val=""/>
+      <w:lvlJc w:val="left"/>
+      <w:pPr>
+        <w:tabs>
+          <w:tab w:val="num" w:pos="5760"/>
+        </w:tabs>
+        <w:ind w:left="5760" w:hanging="360"/>
+      </w:pPr>
+      <w:rPr>
+        <w:rFonts w:ascii="Wingdings" w:hAnsi="Wingdings" w:hint="default"/>
+        <w:sz w:val="20"/>
+      </w:rPr>
+    </w:lvl>
+    <w:lvl w:ilvl="7" w:tentative="1">
+      <w:start w:val="1"/>
+      <w:numFmt w:val="bullet"/>
+      <w:lvlText w:val=""/>
+      <w:lvlJc w:val="left"/>
+      <w:pPr>
+        <w:tabs>
+          <w:tab w:val="num" w:pos="6480"/>
+        </w:tabs>
+        <w:ind w:left="6480" w:hanging="360"/>
+      </w:pPr>
+      <w:rPr>
+        <w:rFonts w:ascii="Wingdings" w:hAnsi="Wingdings" w:hint="default"/>
+        <w:sz w:val="20"/>
+      </w:rPr>
+    </w:lvl>
+    <w:lvl w:ilvl="8" w:tentative="1">
+      <w:start w:val="1"/>
+      <w:numFmt w:val="bullet"/>
+      <w:lvlText w:val=""/>
+      <w:lvlJc w:val="left"/>
+      <w:pPr>
+        <w:tabs>
+          <w:tab w:val="num" w:pos="7200"/>
+        </w:tabs>
+        <w:ind w:left="7200" w:hanging="360"/>
+      </w:pPr>
+      <w:rPr>
+        <w:rFonts w:ascii="Wingdings" w:hAnsi="Wingdings" w:hint="default"/>
+        <w:sz w:val="20"/>
+      </w:rPr>
+    </w:lvl>
+  </w:abstractNum>
+  <w:abstractNum w:abstractNumId="22" w15:restartNumberingAfterBreak="0">
+    <w:nsid w:val="623733D8"/>
+    <w:multiLevelType w:val="multilevel"/>
+    <w:tmpl w:val="58DA3CE2"/>
+    <w:lvl w:ilvl="0">
+      <w:start w:val="1"/>
+      <w:numFmt w:val="bullet"/>
+      <w:lvlText w:val=""/>
+      <w:lvlJc w:val="left"/>
+      <w:pPr>
+        <w:tabs>
+          <w:tab w:val="num" w:pos="720"/>
+        </w:tabs>
+        <w:ind w:left="720" w:hanging="360"/>
+      </w:pPr>
+      <w:rPr>
+        <w:rFonts w:ascii="Symbol" w:hAnsi="Symbol" w:hint="default"/>
+        <w:sz w:val="20"/>
+      </w:rPr>
+    </w:lvl>
+    <w:lvl w:ilvl="1" w:tentative="1">
+      <w:start w:val="1"/>
+      <w:numFmt w:val="bullet"/>
+      <w:lvlText w:val="o"/>
+      <w:lvlJc w:val="left"/>
+      <w:pPr>
+        <w:tabs>
+          <w:tab w:val="num" w:pos="1440"/>
+        </w:tabs>
+        <w:ind w:left="1440" w:hanging="360"/>
+      </w:pPr>
+      <w:rPr>
+        <w:rFonts w:ascii="Courier New" w:hAnsi="Courier New" w:hint="default"/>
+        <w:sz w:val="20"/>
+      </w:rPr>
+    </w:lvl>
+    <w:lvl w:ilvl="2" w:tentative="1">
+      <w:start w:val="1"/>
+      <w:numFmt w:val="bullet"/>
+      <w:lvlText w:val=""/>
+      <w:lvlJc w:val="left"/>
+      <w:pPr>
+        <w:tabs>
+          <w:tab w:val="num" w:pos="2160"/>
+        </w:tabs>
+        <w:ind w:left="2160" w:hanging="360"/>
+      </w:pPr>
+      <w:rPr>
+        <w:rFonts w:ascii="Wingdings" w:hAnsi="Wingdings" w:hint="default"/>
+        <w:sz w:val="20"/>
+      </w:rPr>
+    </w:lvl>
+    <w:lvl w:ilvl="3" w:tentative="1">
+      <w:start w:val="1"/>
+      <w:numFmt w:val="bullet"/>
+      <w:lvlText w:val=""/>
+      <w:lvlJc w:val="left"/>
+      <w:pPr>
+        <w:tabs>
+          <w:tab w:val="num" w:pos="2880"/>
+        </w:tabs>
+        <w:ind w:left="2880" w:hanging="360"/>
+      </w:pPr>
+      <w:rPr>
+        <w:rFonts w:ascii="Wingdings" w:hAnsi="Wingdings" w:hint="default"/>
+        <w:sz w:val="20"/>
+      </w:rPr>
+    </w:lvl>
+    <w:lvl w:ilvl="4" w:tentative="1">
+      <w:start w:val="1"/>
+      <w:numFmt w:val="bullet"/>
+      <w:lvlText w:val=""/>
+      <w:lvlJc w:val="left"/>
+      <w:pPr>
+        <w:tabs>
+          <w:tab w:val="num" w:pos="3600"/>
+        </w:tabs>
+        <w:ind w:left="3600" w:hanging="360"/>
+      </w:pPr>
+      <w:rPr>
+        <w:rFonts w:ascii="Wingdings" w:hAnsi="Wingdings" w:hint="default"/>
+        <w:sz w:val="20"/>
+      </w:rPr>
+    </w:lvl>
+    <w:lvl w:ilvl="5" w:tentative="1">
+      <w:start w:val="1"/>
+      <w:numFmt w:val="bullet"/>
+      <w:lvlText w:val=""/>
+      <w:lvlJc w:val="left"/>
+      <w:pPr>
+        <w:tabs>
+          <w:tab w:val="num" w:pos="4320"/>
+        </w:tabs>
+        <w:ind w:left="4320" w:hanging="360"/>
+      </w:pPr>
+      <w:rPr>
+        <w:rFonts w:ascii="Wingdings" w:hAnsi="Wingdings" w:hint="default"/>
+        <w:sz w:val="20"/>
+      </w:rPr>
+    </w:lvl>
+    <w:lvl w:ilvl="6" w:tentative="1">
+      <w:start w:val="1"/>
+      <w:numFmt w:val="bullet"/>
+      <w:lvlText w:val=""/>
+      <w:lvlJc w:val="left"/>
+      <w:pPr>
+        <w:tabs>
+          <w:tab w:val="num" w:pos="5040"/>
+        </w:tabs>
+        <w:ind w:left="5040" w:hanging="360"/>
+      </w:pPr>
+      <w:rPr>
+        <w:rFonts w:ascii="Wingdings" w:hAnsi="Wingdings" w:hint="default"/>
+        <w:sz w:val="20"/>
+      </w:rPr>
+    </w:lvl>
+    <w:lvl w:ilvl="7" w:tentative="1">
+      <w:start w:val="1"/>
+      <w:numFmt w:val="bullet"/>
+      <w:lvlText w:val=""/>
+      <w:lvlJc w:val="left"/>
+      <w:pPr>
+        <w:tabs>
+          <w:tab w:val="num" w:pos="5760"/>
+        </w:tabs>
+        <w:ind w:left="5760" w:hanging="360"/>
+      </w:pPr>
+      <w:rPr>
+        <w:rFonts w:ascii="Wingdings" w:hAnsi="Wingdings" w:hint="default"/>
+        <w:sz w:val="20"/>
+      </w:rPr>
+    </w:lvl>
+    <w:lvl w:ilvl="8" w:tentative="1">
+      <w:start w:val="1"/>
+      <w:numFmt w:val="bullet"/>
+      <w:lvlText w:val=""/>
+      <w:lvlJc w:val="left"/>
+      <w:pPr>
+        <w:tabs>
+          <w:tab w:val="num" w:pos="6480"/>
+        </w:tabs>
+        <w:ind w:left="6480" w:hanging="360"/>
+      </w:pPr>
+      <w:rPr>
+        <w:rFonts w:ascii="Wingdings" w:hAnsi="Wingdings" w:hint="default"/>
+        <w:sz w:val="20"/>
+      </w:rPr>
+    </w:lvl>
+  </w:abstractNum>
+  <w:abstractNum w:abstractNumId="23" w15:restartNumberingAfterBreak="0">
+    <w:nsid w:val="6CF53183"/>
+    <w:multiLevelType w:val="hybridMultilevel"/>
+    <w:tmpl w:val="4BAC73FA"/>
+    <w:lvl w:ilvl="0" w:tplc="38090001">
+      <w:start w:val="1"/>
+      <w:numFmt w:val="bullet"/>
+      <w:lvlText w:val=""/>
+      <w:lvlJc w:val="left"/>
+      <w:pPr>
+        <w:ind w:left="720" w:hanging="360"/>
+      </w:pPr>
+      <w:rPr>
+        <w:rFonts w:ascii="Symbol" w:hAnsi="Symbol" w:hint="default"/>
+      </w:rPr>
+    </w:lvl>
+    <w:lvl w:ilvl="1" w:tplc="38090003" w:tentative="1">
+      <w:start w:val="1"/>
+      <w:numFmt w:val="bullet"/>
+      <w:lvlText w:val="o"/>
+      <w:lvlJc w:val="left"/>
+      <w:pPr>
+        <w:ind w:left="1440" w:hanging="360"/>
+      </w:pPr>
+      <w:rPr>
+        <w:rFonts w:ascii="Courier New" w:hAnsi="Courier New" w:cs="Courier New" w:hint="default"/>
+      </w:rPr>
+    </w:lvl>
+    <w:lvl w:ilvl="2" w:tplc="38090005" w:tentative="1">
+      <w:start w:val="1"/>
+      <w:numFmt w:val="bullet"/>
+      <w:lvlText w:val=""/>
+      <w:lvlJc w:val="left"/>
+      <w:pPr>
+        <w:ind w:left="2160" w:hanging="360"/>
+      </w:pPr>
+      <w:rPr>
+        <w:rFonts w:ascii="Wingdings" w:hAnsi="Wingdings" w:hint="default"/>
+      </w:rPr>
+    </w:lvl>
+    <w:lvl w:ilvl="3" w:tplc="38090001" w:tentative="1">
+      <w:start w:val="1"/>
+      <w:numFmt w:val="bullet"/>
+      <w:lvlText w:val=""/>
+      <w:lvlJc w:val="left"/>
+      <w:pPr>
+        <w:ind w:left="2880" w:hanging="360"/>
+      </w:pPr>
+      <w:rPr>
+        <w:rFonts w:ascii="Symbol" w:hAnsi="Symbol" w:hint="default"/>
+      </w:rPr>
+    </w:lvl>
+    <w:lvl w:ilvl="4" w:tplc="38090003" w:tentative="1">
+      <w:start w:val="1"/>
+      <w:numFmt w:val="bullet"/>
+      <w:lvlText w:val="o"/>
+      <w:lvlJc w:val="left"/>
+      <w:pPr>
+        <w:ind w:left="3600" w:hanging="360"/>
+      </w:pPr>
+      <w:rPr>
+        <w:rFonts w:ascii="Courier New" w:hAnsi="Courier New" w:cs="Courier New" w:hint="default"/>
+      </w:rPr>
+    </w:lvl>
+    <w:lvl w:ilvl="5" w:tplc="38090005" w:tentative="1">
+      <w:start w:val="1"/>
+      <w:numFmt w:val="bullet"/>
+      <w:lvlText w:val=""/>
+      <w:lvlJc w:val="left"/>
+      <w:pPr>
+        <w:ind w:left="4320" w:hanging="360"/>
+      </w:pPr>
+      <w:rPr>
+        <w:rFonts w:ascii="Wingdings" w:hAnsi="Wingdings" w:hint="default"/>
+      </w:rPr>
+    </w:lvl>
+    <w:lvl w:ilvl="6" w:tplc="38090001" w:tentative="1">
+      <w:start w:val="1"/>
+      <w:numFmt w:val="bullet"/>
+      <w:lvlText w:val=""/>
+      <w:lvlJc w:val="left"/>
+      <w:pPr>
+        <w:ind w:left="5040" w:hanging="360"/>
+      </w:pPr>
+      <w:rPr>
+        <w:rFonts w:ascii="Symbol" w:hAnsi="Symbol" w:hint="default"/>
+      </w:rPr>
+    </w:lvl>
+    <w:lvl w:ilvl="7" w:tplc="38090003" w:tentative="1">
+      <w:start w:val="1"/>
+      <w:numFmt w:val="bullet"/>
+      <w:lvlText w:val="o"/>
+      <w:lvlJc w:val="left"/>
+      <w:pPr>
+        <w:ind w:left="5760" w:hanging="360"/>
+      </w:pPr>
+      <w:rPr>
+        <w:rFonts w:ascii="Courier New" w:hAnsi="Courier New" w:cs="Courier New" w:hint="default"/>
+      </w:rPr>
+    </w:lvl>
+    <w:lvl w:ilvl="8" w:tplc="38090005" w:tentative="1">
+      <w:start w:val="1"/>
+      <w:numFmt w:val="bullet"/>
+      <w:lvlText w:val=""/>
+      <w:lvlJc w:val="left"/>
+      <w:pPr>
+        <w:ind w:left="6480" w:hanging="360"/>
+      </w:pPr>
+      <w:rPr>
+        <w:rFonts w:ascii="Wingdings" w:hAnsi="Wingdings" w:hint="default"/>
+      </w:rPr>
+    </w:lvl>
+  </w:abstractNum>
+  <w:abstractNum w:abstractNumId="24" w15:restartNumberingAfterBreak="0">
+    <w:nsid w:val="6DF17630"/>
+    <w:multiLevelType w:val="multilevel"/>
+    <w:tmpl w:val="E4649396"/>
+    <w:lvl w:ilvl="0">
+      <w:start w:val="1"/>
+      <w:numFmt w:val="bullet"/>
+      <w:lvlText w:val=""/>
+      <w:lvlJc w:val="left"/>
+      <w:pPr>
+        <w:tabs>
+          <w:tab w:val="num" w:pos="720"/>
+        </w:tabs>
+        <w:ind w:left="720" w:hanging="360"/>
+      </w:pPr>
+      <w:rPr>
+        <w:rFonts w:ascii="Symbol" w:hAnsi="Symbol" w:hint="default"/>
+        <w:sz w:val="20"/>
+      </w:rPr>
+    </w:lvl>
+    <w:lvl w:ilvl="1" w:tentative="1">
+      <w:start w:val="1"/>
+      <w:numFmt w:val="bullet"/>
+      <w:lvlText w:val="o"/>
+      <w:lvlJc w:val="left"/>
+      <w:pPr>
+        <w:tabs>
+          <w:tab w:val="num" w:pos="1440"/>
+        </w:tabs>
+        <w:ind w:left="1440" w:hanging="360"/>
+      </w:pPr>
+      <w:rPr>
+        <w:rFonts w:ascii="Courier New" w:hAnsi="Courier New" w:hint="default"/>
+        <w:sz w:val="20"/>
+      </w:rPr>
+    </w:lvl>
+    <w:lvl w:ilvl="2" w:tentative="1">
+      <w:start w:val="1"/>
+      <w:numFmt w:val="bullet"/>
+      <w:lvlText w:val=""/>
+      <w:lvlJc w:val="left"/>
+      <w:pPr>
+        <w:tabs>
+          <w:tab w:val="num" w:pos="2160"/>
+        </w:tabs>
+        <w:ind w:left="2160" w:hanging="360"/>
+      </w:pPr>
+      <w:rPr>
+        <w:rFonts w:ascii="Wingdings" w:hAnsi="Wingdings" w:hint="default"/>
+        <w:sz w:val="20"/>
+      </w:rPr>
+    </w:lvl>
+    <w:lvl w:ilvl="3" w:tentative="1">
+      <w:start w:val="1"/>
+      <w:numFmt w:val="bullet"/>
+      <w:lvlText w:val=""/>
+      <w:lvlJc w:val="left"/>
+      <w:pPr>
+        <w:tabs>
+          <w:tab w:val="num" w:pos="2880"/>
+        </w:tabs>
+        <w:ind w:left="2880" w:hanging="360"/>
+      </w:pPr>
+      <w:rPr>
+        <w:rFonts w:ascii="Wingdings" w:hAnsi="Wingdings" w:hint="default"/>
+        <w:sz w:val="20"/>
+      </w:rPr>
+    </w:lvl>
+    <w:lvl w:ilvl="4" w:tentative="1">
+      <w:start w:val="1"/>
+      <w:numFmt w:val="bullet"/>
+      <w:lvlText w:val=""/>
+      <w:lvlJc w:val="left"/>
+      <w:pPr>
+        <w:tabs>
+          <w:tab w:val="num" w:pos="3600"/>
+        </w:tabs>
+        <w:ind w:left="3600" w:hanging="360"/>
+      </w:pPr>
+      <w:rPr>
+        <w:rFonts w:ascii="Wingdings" w:hAnsi="Wingdings" w:hint="default"/>
+        <w:sz w:val="20"/>
+      </w:rPr>
+    </w:lvl>
+    <w:lvl w:ilvl="5" w:tentative="1">
+      <w:start w:val="1"/>
+      <w:numFmt w:val="bullet"/>
+      <w:lvlText w:val=""/>
+      <w:lvlJc w:val="left"/>
+      <w:pPr>
+        <w:tabs>
+          <w:tab w:val="num" w:pos="4320"/>
+        </w:tabs>
+        <w:ind w:left="4320" w:hanging="360"/>
+      </w:pPr>
+      <w:rPr>
+        <w:rFonts w:ascii="Wingdings" w:hAnsi="Wingdings" w:hint="default"/>
+        <w:sz w:val="20"/>
+      </w:rPr>
+    </w:lvl>
+    <w:lvl w:ilvl="6" w:tentative="1">
+      <w:start w:val="1"/>
+      <w:numFmt w:val="bullet"/>
+      <w:lvlText w:val=""/>
+      <w:lvlJc w:val="left"/>
+      <w:pPr>
+        <w:tabs>
+          <w:tab w:val="num" w:pos="5040"/>
+        </w:tabs>
+        <w:ind w:left="5040" w:hanging="360"/>
+      </w:pPr>
+      <w:rPr>
+        <w:rFonts w:ascii="Wingdings" w:hAnsi="Wingdings" w:hint="default"/>
+        <w:sz w:val="20"/>
+      </w:rPr>
+    </w:lvl>
+    <w:lvl w:ilvl="7" w:tentative="1">
+      <w:start w:val="1"/>
+      <w:numFmt w:val="bullet"/>
+      <w:lvlText w:val=""/>
+      <w:lvlJc w:val="left"/>
+      <w:pPr>
+        <w:tabs>
+          <w:tab w:val="num" w:pos="5760"/>
+        </w:tabs>
+        <w:ind w:left="5760" w:hanging="360"/>
+      </w:pPr>
+      <w:rPr>
+        <w:rFonts w:ascii="Wingdings" w:hAnsi="Wingdings" w:hint="default"/>
+        <w:sz w:val="20"/>
+      </w:rPr>
+    </w:lvl>
+    <w:lvl w:ilvl="8" w:tentative="1">
+      <w:start w:val="1"/>
+      <w:numFmt w:val="bullet"/>
+      <w:lvlText w:val=""/>
+      <w:lvlJc w:val="left"/>
+      <w:pPr>
+        <w:tabs>
+          <w:tab w:val="num" w:pos="6480"/>
+        </w:tabs>
+        <w:ind w:left="6480" w:hanging="360"/>
+      </w:pPr>
+      <w:rPr>
+        <w:rFonts w:ascii="Wingdings" w:hAnsi="Wingdings" w:hint="default"/>
+        <w:sz w:val="20"/>
+      </w:rPr>
+    </w:lvl>
+  </w:abstractNum>
+  <w:abstractNum w:abstractNumId="25" w15:restartNumberingAfterBreak="0">
+    <w:nsid w:val="6E3D5826"/>
+    <w:multiLevelType w:val="multilevel"/>
+    <w:tmpl w:val="E230CA1A"/>
+    <w:lvl w:ilvl="0">
+      <w:start w:val="1"/>
+      <w:numFmt w:val="bullet"/>
+      <w:lvlText w:val=""/>
+      <w:lvlJc w:val="left"/>
+      <w:pPr>
+        <w:tabs>
+          <w:tab w:val="num" w:pos="720"/>
+        </w:tabs>
+        <w:ind w:left="720" w:hanging="360"/>
+      </w:pPr>
+      <w:rPr>
+        <w:rFonts w:ascii="Symbol" w:hAnsi="Symbol" w:hint="default"/>
+        <w:sz w:val="20"/>
+      </w:rPr>
+    </w:lvl>
+    <w:lvl w:ilvl="1" w:tentative="1">
+      <w:start w:val="1"/>
+      <w:numFmt w:val="bullet"/>
+      <w:lvlText w:val="o"/>
+      <w:lvlJc w:val="left"/>
+      <w:pPr>
+        <w:tabs>
+          <w:tab w:val="num" w:pos="1440"/>
+        </w:tabs>
+        <w:ind w:left="1440" w:hanging="360"/>
+      </w:pPr>
+      <w:rPr>
+        <w:rFonts w:ascii="Courier New" w:hAnsi="Courier New" w:hint="default"/>
+        <w:sz w:val="20"/>
+      </w:rPr>
+    </w:lvl>
+    <w:lvl w:ilvl="2" w:tentative="1">
+      <w:start w:val="1"/>
+      <w:numFmt w:val="bullet"/>
+      <w:lvlText w:val=""/>
+      <w:lvlJc w:val="left"/>
+      <w:pPr>
+        <w:tabs>
+          <w:tab w:val="num" w:pos="2160"/>
+        </w:tabs>
+        <w:ind w:left="2160" w:hanging="360"/>
+      </w:pPr>
+      <w:rPr>
+        <w:rFonts w:ascii="Wingdings" w:hAnsi="Wingdings" w:hint="default"/>
+        <w:sz w:val="20"/>
+      </w:rPr>
+    </w:lvl>
+    <w:lvl w:ilvl="3" w:tentative="1">
+      <w:start w:val="1"/>
+      <w:numFmt w:val="bullet"/>
+      <w:lvlText w:val=""/>
+      <w:lvlJc w:val="left"/>
+      <w:pPr>
+        <w:tabs>
+          <w:tab w:val="num" w:pos="2880"/>
+        </w:tabs>
+        <w:ind w:left="2880" w:hanging="360"/>
+      </w:pPr>
+      <w:rPr>
+        <w:rFonts w:ascii="Wingdings" w:hAnsi="Wingdings" w:hint="default"/>
+        <w:sz w:val="20"/>
+      </w:rPr>
+    </w:lvl>
+    <w:lvl w:ilvl="4" w:tentative="1">
+      <w:start w:val="1"/>
+      <w:numFmt w:val="bullet"/>
+      <w:lvlText w:val=""/>
+      <w:lvlJc w:val="left"/>
+      <w:pPr>
+        <w:tabs>
+          <w:tab w:val="num" w:pos="3600"/>
+        </w:tabs>
+        <w:ind w:left="3600" w:hanging="360"/>
+      </w:pPr>
+      <w:rPr>
+        <w:rFonts w:ascii="Wingdings" w:hAnsi="Wingdings" w:hint="default"/>
+        <w:sz w:val="20"/>
+      </w:rPr>
+    </w:lvl>
+    <w:lvl w:ilvl="5" w:tentative="1">
+      <w:start w:val="1"/>
+      <w:numFmt w:val="bullet"/>
+      <w:lvlText w:val=""/>
+      <w:lvlJc w:val="left"/>
+      <w:pPr>
+        <w:tabs>
+          <w:tab w:val="num" w:pos="4320"/>
+        </w:tabs>
+        <w:ind w:left="4320" w:hanging="360"/>
+      </w:pPr>
+      <w:rPr>
+        <w:rFonts w:ascii="Wingdings" w:hAnsi="Wingdings" w:hint="default"/>
+        <w:sz w:val="20"/>
+      </w:rPr>
+    </w:lvl>
+    <w:lvl w:ilvl="6" w:tentative="1">
+      <w:start w:val="1"/>
+      <w:numFmt w:val="bullet"/>
+      <w:lvlText w:val=""/>
+      <w:lvlJc w:val="left"/>
+      <w:pPr>
+        <w:tabs>
+          <w:tab w:val="num" w:pos="5040"/>
+        </w:tabs>
+        <w:ind w:left="5040" w:hanging="360"/>
+      </w:pPr>
+      <w:rPr>
+        <w:rFonts w:ascii="Wingdings" w:hAnsi="Wingdings" w:hint="default"/>
+        <w:sz w:val="20"/>
+      </w:rPr>
+    </w:lvl>
+    <w:lvl w:ilvl="7" w:tentative="1">
+      <w:start w:val="1"/>
+      <w:numFmt w:val="bullet"/>
+      <w:lvlText w:val=""/>
+      <w:lvlJc w:val="left"/>
+      <w:pPr>
+        <w:tabs>
+          <w:tab w:val="num" w:pos="5760"/>
+        </w:tabs>
+        <w:ind w:left="5760" w:hanging="360"/>
+      </w:pPr>
+      <w:rPr>
+        <w:rFonts w:ascii="Wingdings" w:hAnsi="Wingdings" w:hint="default"/>
+        <w:sz w:val="20"/>
+      </w:rPr>
+    </w:lvl>
+    <w:lvl w:ilvl="8" w:tentative="1">
+      <w:start w:val="1"/>
+      <w:numFmt w:val="bullet"/>
+      <w:lvlText w:val=""/>
+      <w:lvlJc w:val="left"/>
+      <w:pPr>
+        <w:tabs>
+          <w:tab w:val="num" w:pos="6480"/>
+        </w:tabs>
+        <w:ind w:left="6480" w:hanging="360"/>
+      </w:pPr>
+      <w:rPr>
+        <w:rFonts w:ascii="Wingdings" w:hAnsi="Wingdings" w:hint="default"/>
+        <w:sz w:val="20"/>
+      </w:rPr>
+    </w:lvl>
+  </w:abstractNum>
+  <w:abstractNum w:abstractNumId="26" w15:restartNumberingAfterBreak="0">
+    <w:nsid w:val="6FD76B19"/>
+    <w:multiLevelType w:val="multilevel"/>
+    <w:tmpl w:val="7F36B5D0"/>
+    <w:lvl w:ilvl="0">
+      <w:start w:val="1"/>
+      <w:numFmt w:val="decimal"/>
+      <w:lvlText w:val="%1."/>
+      <w:lvlJc w:val="left"/>
+      <w:pPr>
+        <w:tabs>
+          <w:tab w:val="num" w:pos="720"/>
+        </w:tabs>
+        <w:ind w:left="720" w:hanging="360"/>
+      </w:pPr>
+    </w:lvl>
+    <w:lvl w:ilvl="1" w:tentative="1">
+      <w:start w:val="1"/>
+      <w:numFmt w:val="decimal"/>
+      <w:lvlText w:val="%2."/>
+      <w:lvlJc w:val="left"/>
+      <w:pPr>
+        <w:tabs>
+          <w:tab w:val="num" w:pos="1440"/>
+        </w:tabs>
+        <w:ind w:left="1440" w:hanging="360"/>
+      </w:pPr>
+    </w:lvl>
+    <w:lvl w:ilvl="2" w:tentative="1">
+      <w:start w:val="1"/>
+      <w:numFmt w:val="decimal"/>
+      <w:lvlText w:val="%3."/>
+      <w:lvlJc w:val="left"/>
+      <w:pPr>
+        <w:tabs>
+          <w:tab w:val="num" w:pos="2160"/>
+        </w:tabs>
+        <w:ind w:left="2160" w:hanging="360"/>
+      </w:pPr>
+    </w:lvl>
+    <w:lvl w:ilvl="3" w:tentative="1">
+      <w:start w:val="1"/>
+      <w:numFmt w:val="decimal"/>
+      <w:lvlText w:val="%4."/>
+      <w:lvlJc w:val="left"/>
+      <w:pPr>
+        <w:tabs>
+          <w:tab w:val="num" w:pos="2880"/>
+        </w:tabs>
+        <w:ind w:left="2880" w:hanging="360"/>
+      </w:pPr>
+    </w:lvl>
+    <w:lvl w:ilvl="4" w:tentative="1">
+      <w:start w:val="1"/>
+      <w:numFmt w:val="decimal"/>
+      <w:lvlText w:val="%5."/>
+      <w:lvlJc w:val="left"/>
+      <w:pPr>
+        <w:tabs>
+          <w:tab w:val="num" w:pos="3600"/>
+        </w:tabs>
+        <w:ind w:left="3600" w:hanging="360"/>
+      </w:pPr>
+    </w:lvl>
+    <w:lvl w:ilvl="5" w:tentative="1">
+      <w:start w:val="1"/>
+      <w:numFmt w:val="decimal"/>
+      <w:lvlText w:val="%6."/>
+      <w:lvlJc w:val="left"/>
+      <w:pPr>
+        <w:tabs>
+          <w:tab w:val="num" w:pos="4320"/>
+        </w:tabs>
+        <w:ind w:left="4320" w:hanging="360"/>
+      </w:pPr>
+    </w:lvl>
+    <w:lvl w:ilvl="6" w:tentative="1">
+      <w:start w:val="1"/>
+      <w:numFmt w:val="decimal"/>
+      <w:lvlText w:val="%7."/>
+      <w:lvlJc w:val="left"/>
+      <w:pPr>
+        <w:tabs>
+          <w:tab w:val="num" w:pos="5040"/>
+        </w:tabs>
+        <w:ind w:left="5040" w:hanging="360"/>
+      </w:pPr>
+    </w:lvl>
+    <w:lvl w:ilvl="7" w:tentative="1">
+      <w:start w:val="1"/>
+      <w:numFmt w:val="decimal"/>
+      <w:lvlText w:val="%8."/>
+      <w:lvlJc w:val="left"/>
+      <w:pPr>
+        <w:tabs>
+          <w:tab w:val="num" w:pos="5760"/>
+        </w:tabs>
+        <w:ind w:left="5760" w:hanging="360"/>
+      </w:pPr>
+    </w:lvl>
+    <w:lvl w:ilvl="8" w:tentative="1">
+      <w:start w:val="1"/>
+      <w:numFmt w:val="decimal"/>
+      <w:lvlText w:val="%9."/>
+      <w:lvlJc w:val="left"/>
+      <w:pPr>
+        <w:tabs>
+          <w:tab w:val="num" w:pos="6480"/>
+        </w:tabs>
+        <w:ind w:left="6480" w:hanging="360"/>
+      </w:pPr>
+    </w:lvl>
+  </w:abstractNum>
+  <w:abstractNum w:abstractNumId="27" w15:restartNumberingAfterBreak="0">
+    <w:nsid w:val="70512215"/>
+    <w:multiLevelType w:val="multilevel"/>
+    <w:tmpl w:val="91CCB84A"/>
+    <w:lvl w:ilvl="0">
+      <w:start w:val="1"/>
+      <w:numFmt w:val="bullet"/>
+      <w:lvlText w:val=""/>
+      <w:lvlJc w:val="left"/>
+      <w:pPr>
+        <w:tabs>
+          <w:tab w:val="num" w:pos="720"/>
+        </w:tabs>
+        <w:ind w:left="720" w:hanging="360"/>
+      </w:pPr>
+      <w:rPr>
+        <w:rFonts w:ascii="Symbol" w:hAnsi="Symbol" w:hint="default"/>
+        <w:sz w:val="20"/>
+      </w:rPr>
+    </w:lvl>
+    <w:lvl w:ilvl="1" w:tentative="1">
+      <w:start w:val="1"/>
+      <w:numFmt w:val="bullet"/>
+      <w:lvlText w:val="o"/>
+      <w:lvlJc w:val="left"/>
+      <w:pPr>
+        <w:tabs>
+          <w:tab w:val="num" w:pos="1440"/>
+        </w:tabs>
+        <w:ind w:left="1440" w:hanging="360"/>
+      </w:pPr>
+      <w:rPr>
+        <w:rFonts w:ascii="Courier New" w:hAnsi="Courier New" w:hint="default"/>
+        <w:sz w:val="20"/>
+      </w:rPr>
+    </w:lvl>
+    <w:lvl w:ilvl="2" w:tentative="1">
+      <w:start w:val="1"/>
+      <w:numFmt w:val="bullet"/>
+      <w:lvlText w:val=""/>
+      <w:lvlJc w:val="left"/>
+      <w:pPr>
+        <w:tabs>
+          <w:tab w:val="num" w:pos="2160"/>
+        </w:tabs>
+        <w:ind w:left="2160" w:hanging="360"/>
+      </w:pPr>
+      <w:rPr>
+        <w:rFonts w:ascii="Wingdings" w:hAnsi="Wingdings" w:hint="default"/>
+        <w:sz w:val="20"/>
+      </w:rPr>
+    </w:lvl>
+    <w:lvl w:ilvl="3" w:tentative="1">
+      <w:start w:val="1"/>
+      <w:numFmt w:val="bullet"/>
+      <w:lvlText w:val=""/>
+      <w:lvlJc w:val="left"/>
+      <w:pPr>
+        <w:tabs>
+          <w:tab w:val="num" w:pos="2880"/>
+        </w:tabs>
+        <w:ind w:left="2880" w:hanging="360"/>
+      </w:pPr>
+      <w:rPr>
+        <w:rFonts w:ascii="Wingdings" w:hAnsi="Wingdings" w:hint="default"/>
+        <w:sz w:val="20"/>
+      </w:rPr>
+    </w:lvl>
+    <w:lvl w:ilvl="4" w:tentative="1">
+      <w:start w:val="1"/>
+      <w:numFmt w:val="bullet"/>
+      <w:lvlText w:val=""/>
+      <w:lvlJc w:val="left"/>
+      <w:pPr>
+        <w:tabs>
+          <w:tab w:val="num" w:pos="3600"/>
+        </w:tabs>
+        <w:ind w:left="3600" w:hanging="360"/>
+      </w:pPr>
+      <w:rPr>
+        <w:rFonts w:ascii="Wingdings" w:hAnsi="Wingdings" w:hint="default"/>
+        <w:sz w:val="20"/>
+      </w:rPr>
+    </w:lvl>
+    <w:lvl w:ilvl="5" w:tentative="1">
+      <w:start w:val="1"/>
+      <w:numFmt w:val="bullet"/>
+      <w:lvlText w:val=""/>
+      <w:lvlJc w:val="left"/>
+      <w:pPr>
+        <w:tabs>
+          <w:tab w:val="num" w:pos="4320"/>
+        </w:tabs>
+        <w:ind w:left="4320" w:hanging="360"/>
+      </w:pPr>
+      <w:rPr>
+        <w:rFonts w:ascii="Wingdings" w:hAnsi="Wingdings" w:hint="default"/>
+        <w:sz w:val="20"/>
+      </w:rPr>
+    </w:lvl>
+    <w:lvl w:ilvl="6" w:tentative="1">
+      <w:start w:val="1"/>
+      <w:numFmt w:val="bullet"/>
+      <w:lvlText w:val=""/>
+      <w:lvlJc w:val="left"/>
+      <w:pPr>
+        <w:tabs>
+          <w:tab w:val="num" w:pos="5040"/>
+        </w:tabs>
+        <w:ind w:left="5040" w:hanging="360"/>
+      </w:pPr>
+      <w:rPr>
+        <w:rFonts w:ascii="Wingdings" w:hAnsi="Wingdings" w:hint="default"/>
+        <w:sz w:val="20"/>
+      </w:rPr>
+    </w:lvl>
+    <w:lvl w:ilvl="7" w:tentative="1">
+      <w:start w:val="1"/>
+      <w:numFmt w:val="bullet"/>
+      <w:lvlText w:val=""/>
+      <w:lvlJc w:val="left"/>
+      <w:pPr>
+        <w:tabs>
+          <w:tab w:val="num" w:pos="5760"/>
+        </w:tabs>
+        <w:ind w:left="5760" w:hanging="360"/>
+      </w:pPr>
+      <w:rPr>
+        <w:rFonts w:ascii="Wingdings" w:hAnsi="Wingdings" w:hint="default"/>
+        <w:sz w:val="20"/>
+      </w:rPr>
+    </w:lvl>
+    <w:lvl w:ilvl="8" w:tentative="1">
+      <w:start w:val="1"/>
+      <w:numFmt w:val="bullet"/>
+      <w:lvlText w:val=""/>
+      <w:lvlJc w:val="left"/>
+      <w:pPr>
+        <w:tabs>
+          <w:tab w:val="num" w:pos="6480"/>
+        </w:tabs>
+        <w:ind w:left="6480" w:hanging="360"/>
+      </w:pPr>
+      <w:rPr>
+        <w:rFonts w:ascii="Wingdings" w:hAnsi="Wingdings" w:hint="default"/>
+        <w:sz w:val="20"/>
+      </w:rPr>
+    </w:lvl>
+  </w:abstractNum>
+  <w:abstractNum w:abstractNumId="28" w15:restartNumberingAfterBreak="0">
+    <w:nsid w:val="73596210"/>
+    <w:multiLevelType w:val="multilevel"/>
+    <w:tmpl w:val="8E8E7CCC"/>
+    <w:lvl w:ilvl="0">
+      <w:start w:val="1"/>
+      <w:numFmt w:val="bullet"/>
+      <w:lvlText w:val=""/>
+      <w:lvlJc w:val="left"/>
+      <w:pPr>
+        <w:tabs>
+          <w:tab w:val="num" w:pos="720"/>
+        </w:tabs>
+        <w:ind w:left="720" w:hanging="360"/>
+      </w:pPr>
+      <w:rPr>
+        <w:rFonts w:ascii="Symbol" w:hAnsi="Symbol" w:hint="default"/>
+        <w:sz w:val="20"/>
+      </w:rPr>
+    </w:lvl>
+    <w:lvl w:ilvl="1">
+      <w:start w:val="1"/>
+      <w:numFmt w:val="decimal"/>
+      <w:lvlText w:val="%2."/>
+      <w:lvlJc w:val="left"/>
+      <w:pPr>
+        <w:tabs>
+          <w:tab w:val="num" w:pos="1440"/>
+        </w:tabs>
+        <w:ind w:left="1440" w:hanging="360"/>
+      </w:pPr>
+    </w:lvl>
+    <w:lvl w:ilvl="2" w:tentative="1">
+      <w:start w:val="1"/>
+      <w:numFmt w:val="bullet"/>
+      <w:lvlText w:val=""/>
+      <w:lvlJc w:val="left"/>
+      <w:pPr>
+        <w:tabs>
+          <w:tab w:val="num" w:pos="2160"/>
+        </w:tabs>
+        <w:ind w:left="2160" w:hanging="360"/>
+      </w:pPr>
+      <w:rPr>
+        <w:rFonts w:ascii="Wingdings" w:hAnsi="Wingdings" w:hint="default"/>
+        <w:sz w:val="20"/>
+      </w:rPr>
+    </w:lvl>
+    <w:lvl w:ilvl="3" w:tentative="1">
+      <w:start w:val="1"/>
+      <w:numFmt w:val="bullet"/>
+      <w:lvlText w:val=""/>
+      <w:lvlJc w:val="left"/>
+      <w:pPr>
+        <w:tabs>
+          <w:tab w:val="num" w:pos="2880"/>
+        </w:tabs>
+        <w:ind w:left="2880" w:hanging="360"/>
+      </w:pPr>
+      <w:rPr>
+        <w:rFonts w:ascii="Wingdings" w:hAnsi="Wingdings" w:hint="default"/>
+        <w:sz w:val="20"/>
+      </w:rPr>
+    </w:lvl>
+    <w:lvl w:ilvl="4" w:tentative="1">
+      <w:start w:val="1"/>
+      <w:numFmt w:val="bullet"/>
+      <w:lvlText w:val=""/>
+      <w:lvlJc w:val="left"/>
+      <w:pPr>
+        <w:tabs>
+          <w:tab w:val="num" w:pos="3600"/>
+        </w:tabs>
+        <w:ind w:left="3600" w:hanging="360"/>
+      </w:pPr>
+      <w:rPr>
+        <w:rFonts w:ascii="Wingdings" w:hAnsi="Wingdings" w:hint="default"/>
+        <w:sz w:val="20"/>
+      </w:rPr>
+    </w:lvl>
+    <w:lvl w:ilvl="5" w:tentative="1">
+      <w:start w:val="1"/>
+      <w:numFmt w:val="bullet"/>
+      <w:lvlText w:val=""/>
+      <w:lvlJc w:val="left"/>
+      <w:pPr>
+        <w:tabs>
+          <w:tab w:val="num" w:pos="4320"/>
+        </w:tabs>
+        <w:ind w:left="4320" w:hanging="360"/>
+      </w:pPr>
+      <w:rPr>
+        <w:rFonts w:ascii="Wingdings" w:hAnsi="Wingdings" w:hint="default"/>
+        <w:sz w:val="20"/>
+      </w:rPr>
+    </w:lvl>
+    <w:lvl w:ilvl="6" w:tentative="1">
+      <w:start w:val="1"/>
+      <w:numFmt w:val="bullet"/>
+      <w:lvlText w:val=""/>
+      <w:lvlJc w:val="left"/>
+      <w:pPr>
+        <w:tabs>
+          <w:tab w:val="num" w:pos="5040"/>
+        </w:tabs>
+        <w:ind w:left="5040" w:hanging="360"/>
+      </w:pPr>
+      <w:rPr>
+        <w:rFonts w:ascii="Wingdings" w:hAnsi="Wingdings" w:hint="default"/>
+        <w:sz w:val="20"/>
+      </w:rPr>
+    </w:lvl>
+    <w:lvl w:ilvl="7" w:tentative="1">
+      <w:start w:val="1"/>
+      <w:numFmt w:val="bullet"/>
+      <w:lvlText w:val=""/>
+      <w:lvlJc w:val="left"/>
+      <w:pPr>
+        <w:tabs>
+          <w:tab w:val="num" w:pos="5760"/>
+        </w:tabs>
+        <w:ind w:left="5760" w:hanging="360"/>
+      </w:pPr>
+      <w:rPr>
+        <w:rFonts w:ascii="Wingdings" w:hAnsi="Wingdings" w:hint="default"/>
+        <w:sz w:val="20"/>
+      </w:rPr>
+    </w:lvl>
+    <w:lvl w:ilvl="8" w:tentative="1">
+      <w:start w:val="1"/>
+      <w:numFmt w:val="bullet"/>
+      <w:lvlText w:val=""/>
+      <w:lvlJc w:val="left"/>
+      <w:pPr>
+        <w:tabs>
+          <w:tab w:val="num" w:pos="6480"/>
+        </w:tabs>
+        <w:ind w:left="6480" w:hanging="360"/>
+      </w:pPr>
+      <w:rPr>
+        <w:rFonts w:ascii="Wingdings" w:hAnsi="Wingdings" w:hint="default"/>
+        <w:sz w:val="20"/>
+      </w:rPr>
+    </w:lvl>
+  </w:abstractNum>
+  <w:abstractNum w:abstractNumId="29" w15:restartNumberingAfterBreak="0">
+    <w:nsid w:val="74AC3BD4"/>
+    <w:multiLevelType w:val="multilevel"/>
+    <w:tmpl w:val="D27091E2"/>
+    <w:lvl w:ilvl="0">
+      <w:start w:val="1"/>
+      <w:numFmt w:val="decimal"/>
+      <w:lvlText w:val="%1."/>
+      <w:lvlJc w:val="left"/>
+      <w:pPr>
+        <w:tabs>
+          <w:tab w:val="num" w:pos="720"/>
+        </w:tabs>
+        <w:ind w:left="720" w:hanging="360"/>
+      </w:pPr>
+    </w:lvl>
+    <w:lvl w:ilvl="1" w:tentative="1">
+      <w:start w:val="1"/>
+      <w:numFmt w:val="decimal"/>
+      <w:lvlText w:val="%2."/>
+      <w:lvlJc w:val="left"/>
+      <w:pPr>
+        <w:tabs>
+          <w:tab w:val="num" w:pos="1440"/>
+        </w:tabs>
+        <w:ind w:left="1440" w:hanging="360"/>
+      </w:pPr>
+    </w:lvl>
+    <w:lvl w:ilvl="2" w:tentative="1">
+      <w:start w:val="1"/>
+      <w:numFmt w:val="decimal"/>
+      <w:lvlText w:val="%3."/>
+      <w:lvlJc w:val="left"/>
+      <w:pPr>
+        <w:tabs>
+          <w:tab w:val="num" w:pos="2160"/>
+        </w:tabs>
+        <w:ind w:left="2160" w:hanging="360"/>
+      </w:pPr>
+    </w:lvl>
+    <w:lvl w:ilvl="3" w:tentative="1">
+      <w:start w:val="1"/>
+      <w:numFmt w:val="decimal"/>
+      <w:lvlText w:val="%4."/>
+      <w:lvlJc w:val="left"/>
+      <w:pPr>
+        <w:tabs>
+          <w:tab w:val="num" w:pos="2880"/>
+        </w:tabs>
+        <w:ind w:left="2880" w:hanging="360"/>
+      </w:pPr>
+    </w:lvl>
+    <w:lvl w:ilvl="4" w:tentative="1">
+      <w:start w:val="1"/>
+      <w:numFmt w:val="decimal"/>
+      <w:lvlText w:val="%5."/>
+      <w:lvlJc w:val="left"/>
+      <w:pPr>
+        <w:tabs>
+          <w:tab w:val="num" w:pos="3600"/>
+        </w:tabs>
+        <w:ind w:left="3600" w:hanging="360"/>
+      </w:pPr>
+    </w:lvl>
+    <w:lvl w:ilvl="5" w:tentative="1">
+      <w:start w:val="1"/>
+      <w:numFmt w:val="decimal"/>
+      <w:lvlText w:val="%6."/>
+      <w:lvlJc w:val="left"/>
+      <w:pPr>
+        <w:tabs>
+          <w:tab w:val="num" w:pos="4320"/>
+        </w:tabs>
+        <w:ind w:left="4320" w:hanging="360"/>
+      </w:pPr>
+    </w:lvl>
+    <w:lvl w:ilvl="6" w:tentative="1">
+      <w:start w:val="1"/>
+      <w:numFmt w:val="decimal"/>
+      <w:lvlText w:val="%7."/>
+      <w:lvlJc w:val="left"/>
+      <w:pPr>
+        <w:tabs>
+          <w:tab w:val="num" w:pos="5040"/>
+        </w:tabs>
+        <w:ind w:left="5040" w:hanging="360"/>
+      </w:pPr>
+    </w:lvl>
+    <w:lvl w:ilvl="7" w:tentative="1">
+      <w:start w:val="1"/>
+      <w:numFmt w:val="decimal"/>
+      <w:lvlText w:val="%8."/>
+      <w:lvlJc w:val="left"/>
+      <w:pPr>
+        <w:tabs>
+          <w:tab w:val="num" w:pos="5760"/>
+        </w:tabs>
+        <w:ind w:left="5760" w:hanging="360"/>
+      </w:pPr>
+    </w:lvl>
+    <w:lvl w:ilvl="8" w:tentative="1">
+      <w:start w:val="1"/>
+      <w:numFmt w:val="decimal"/>
+      <w:lvlText w:val="%9."/>
+      <w:lvlJc w:val="left"/>
+      <w:pPr>
+        <w:tabs>
+          <w:tab w:val="num" w:pos="6480"/>
+        </w:tabs>
+        <w:ind w:left="6480" w:hanging="360"/>
+      </w:pPr>
+    </w:lvl>
+  </w:abstractNum>
+  <w:abstractNum w:abstractNumId="30" w15:restartNumberingAfterBreak="0">
     <w:nsid w:val="74AF2173"/>
     <w:multiLevelType w:val="hybridMultilevel"/>
     <w:tmpl w:val="25FEEDC0"/>
@@ -12774,7 +17692,7 @@
       <w:lvlJc w:val="left"/>
     </w:lvl>
   </w:abstractNum>
-  <w:abstractNum w:abstractNumId="14" w15:restartNumberingAfterBreak="0">
+  <w:abstractNum w:abstractNumId="31" w15:restartNumberingAfterBreak="0">
     <w:nsid w:val="78F4059E"/>
     <w:multiLevelType w:val="multilevel"/>
     <w:tmpl w:val="80500958"/>
@@ -12887,62 +17805,265 @@
       </w:pPr>
     </w:lvl>
   </w:abstractNum>
+  <w:abstractNum w:abstractNumId="32" w15:restartNumberingAfterBreak="0">
+    <w:nsid w:val="7DF2787A"/>
+    <w:multiLevelType w:val="multilevel"/>
+    <w:tmpl w:val="50D09444"/>
+    <w:lvl w:ilvl="0">
+      <w:start w:val="1"/>
+      <w:numFmt w:val="bullet"/>
+      <w:lvlText w:val=""/>
+      <w:lvlJc w:val="left"/>
+      <w:pPr>
+        <w:tabs>
+          <w:tab w:val="num" w:pos="720"/>
+        </w:tabs>
+        <w:ind w:left="720" w:hanging="360"/>
+      </w:pPr>
+      <w:rPr>
+        <w:rFonts w:ascii="Symbol" w:hAnsi="Symbol" w:hint="default"/>
+        <w:sz w:val="20"/>
+      </w:rPr>
+    </w:lvl>
+    <w:lvl w:ilvl="1" w:tentative="1">
+      <w:start w:val="1"/>
+      <w:numFmt w:val="bullet"/>
+      <w:lvlText w:val="o"/>
+      <w:lvlJc w:val="left"/>
+      <w:pPr>
+        <w:tabs>
+          <w:tab w:val="num" w:pos="1440"/>
+        </w:tabs>
+        <w:ind w:left="1440" w:hanging="360"/>
+      </w:pPr>
+      <w:rPr>
+        <w:rFonts w:ascii="Courier New" w:hAnsi="Courier New" w:hint="default"/>
+        <w:sz w:val="20"/>
+      </w:rPr>
+    </w:lvl>
+    <w:lvl w:ilvl="2" w:tentative="1">
+      <w:start w:val="1"/>
+      <w:numFmt w:val="bullet"/>
+      <w:lvlText w:val=""/>
+      <w:lvlJc w:val="left"/>
+      <w:pPr>
+        <w:tabs>
+          <w:tab w:val="num" w:pos="2160"/>
+        </w:tabs>
+        <w:ind w:left="2160" w:hanging="360"/>
+      </w:pPr>
+      <w:rPr>
+        <w:rFonts w:ascii="Wingdings" w:hAnsi="Wingdings" w:hint="default"/>
+        <w:sz w:val="20"/>
+      </w:rPr>
+    </w:lvl>
+    <w:lvl w:ilvl="3" w:tentative="1">
+      <w:start w:val="1"/>
+      <w:numFmt w:val="bullet"/>
+      <w:lvlText w:val=""/>
+      <w:lvlJc w:val="left"/>
+      <w:pPr>
+        <w:tabs>
+          <w:tab w:val="num" w:pos="2880"/>
+        </w:tabs>
+        <w:ind w:left="2880" w:hanging="360"/>
+      </w:pPr>
+      <w:rPr>
+        <w:rFonts w:ascii="Wingdings" w:hAnsi="Wingdings" w:hint="default"/>
+        <w:sz w:val="20"/>
+      </w:rPr>
+    </w:lvl>
+    <w:lvl w:ilvl="4" w:tentative="1">
+      <w:start w:val="1"/>
+      <w:numFmt w:val="bullet"/>
+      <w:lvlText w:val=""/>
+      <w:lvlJc w:val="left"/>
+      <w:pPr>
+        <w:tabs>
+          <w:tab w:val="num" w:pos="3600"/>
+        </w:tabs>
+        <w:ind w:left="3600" w:hanging="360"/>
+      </w:pPr>
+      <w:rPr>
+        <w:rFonts w:ascii="Wingdings" w:hAnsi="Wingdings" w:hint="default"/>
+        <w:sz w:val="20"/>
+      </w:rPr>
+    </w:lvl>
+    <w:lvl w:ilvl="5" w:tentative="1">
+      <w:start w:val="1"/>
+      <w:numFmt w:val="bullet"/>
+      <w:lvlText w:val=""/>
+      <w:lvlJc w:val="left"/>
+      <w:pPr>
+        <w:tabs>
+          <w:tab w:val="num" w:pos="4320"/>
+        </w:tabs>
+        <w:ind w:left="4320" w:hanging="360"/>
+      </w:pPr>
+      <w:rPr>
+        <w:rFonts w:ascii="Wingdings" w:hAnsi="Wingdings" w:hint="default"/>
+        <w:sz w:val="20"/>
+      </w:rPr>
+    </w:lvl>
+    <w:lvl w:ilvl="6" w:tentative="1">
+      <w:start w:val="1"/>
+      <w:numFmt w:val="bullet"/>
+      <w:lvlText w:val=""/>
+      <w:lvlJc w:val="left"/>
+      <w:pPr>
+        <w:tabs>
+          <w:tab w:val="num" w:pos="5040"/>
+        </w:tabs>
+        <w:ind w:left="5040" w:hanging="360"/>
+      </w:pPr>
+      <w:rPr>
+        <w:rFonts w:ascii="Wingdings" w:hAnsi="Wingdings" w:hint="default"/>
+        <w:sz w:val="20"/>
+      </w:rPr>
+    </w:lvl>
+    <w:lvl w:ilvl="7" w:tentative="1">
+      <w:start w:val="1"/>
+      <w:numFmt w:val="bullet"/>
+      <w:lvlText w:val=""/>
+      <w:lvlJc w:val="left"/>
+      <w:pPr>
+        <w:tabs>
+          <w:tab w:val="num" w:pos="5760"/>
+        </w:tabs>
+        <w:ind w:left="5760" w:hanging="360"/>
+      </w:pPr>
+      <w:rPr>
+        <w:rFonts w:ascii="Wingdings" w:hAnsi="Wingdings" w:hint="default"/>
+        <w:sz w:val="20"/>
+      </w:rPr>
+    </w:lvl>
+    <w:lvl w:ilvl="8" w:tentative="1">
+      <w:start w:val="1"/>
+      <w:numFmt w:val="bullet"/>
+      <w:lvlText w:val=""/>
+      <w:lvlJc w:val="left"/>
+      <w:pPr>
+        <w:tabs>
+          <w:tab w:val="num" w:pos="6480"/>
+        </w:tabs>
+        <w:ind w:left="6480" w:hanging="360"/>
+      </w:pPr>
+      <w:rPr>
+        <w:rFonts w:ascii="Wingdings" w:hAnsi="Wingdings" w:hint="default"/>
+        <w:sz w:val="20"/>
+      </w:rPr>
+    </w:lvl>
+  </w:abstractNum>
   <w:num w:numId="1" w16cid:durableId="1899852196">
-    <w:abstractNumId w:val="10"/>
+    <w:abstractNumId w:val="15"/>
     <w:lvlOverride w:ilvl="0">
       <w:startOverride w:val="1"/>
     </w:lvlOverride>
   </w:num>
   <w:num w:numId="2" w16cid:durableId="1874422445">
-    <w:abstractNumId w:val="6"/>
+    <w:abstractNumId w:val="9"/>
     <w:lvlOverride w:ilvl="0">
       <w:startOverride w:val="1"/>
     </w:lvlOverride>
   </w:num>
   <w:num w:numId="3" w16cid:durableId="2051150754">
+    <w:abstractNumId w:val="1"/>
+  </w:num>
+  <w:num w:numId="4" w16cid:durableId="1816413829">
+    <w:abstractNumId w:val="9"/>
+  </w:num>
+  <w:num w:numId="5" w16cid:durableId="1339962113">
+    <w:abstractNumId w:val="4"/>
+  </w:num>
+  <w:num w:numId="6" w16cid:durableId="1464422101">
+    <w:abstractNumId w:val="17"/>
+  </w:num>
+  <w:num w:numId="7" w16cid:durableId="492380512">
+    <w:abstractNumId w:val="1"/>
+  </w:num>
+  <w:num w:numId="8" w16cid:durableId="48499005">
+    <w:abstractNumId w:val="30"/>
+  </w:num>
+  <w:num w:numId="9" w16cid:durableId="278345412">
+    <w:abstractNumId w:val="6"/>
+  </w:num>
+  <w:num w:numId="10" w16cid:durableId="981885744">
+    <w:abstractNumId w:val="12"/>
+  </w:num>
+  <w:num w:numId="11" w16cid:durableId="1493914566">
+    <w:abstractNumId w:val="14"/>
+  </w:num>
+  <w:num w:numId="12" w16cid:durableId="1037509573">
+    <w:abstractNumId w:val="2"/>
+  </w:num>
+  <w:num w:numId="13" w16cid:durableId="116028395">
+    <w:abstractNumId w:val="7"/>
+  </w:num>
+  <w:num w:numId="14" w16cid:durableId="1403943611">
+    <w:abstractNumId w:val="5"/>
+  </w:num>
+  <w:num w:numId="15" w16cid:durableId="1423255559">
+    <w:abstractNumId w:val="11"/>
+  </w:num>
+  <w:num w:numId="16" w16cid:durableId="1941180965">
+    <w:abstractNumId w:val="31"/>
+  </w:num>
+  <w:num w:numId="17" w16cid:durableId="235675875">
+    <w:abstractNumId w:val="19"/>
+  </w:num>
+  <w:num w:numId="18" w16cid:durableId="2072121475">
+    <w:abstractNumId w:val="25"/>
+  </w:num>
+  <w:num w:numId="19" w16cid:durableId="851535234">
+    <w:abstractNumId w:val="8"/>
+  </w:num>
+  <w:num w:numId="20" w16cid:durableId="1619877739">
+    <w:abstractNumId w:val="20"/>
+  </w:num>
+  <w:num w:numId="21" w16cid:durableId="359091654">
+    <w:abstractNumId w:val="21"/>
+  </w:num>
+  <w:num w:numId="22" w16cid:durableId="1570963644">
+    <w:abstractNumId w:val="3"/>
+  </w:num>
+  <w:num w:numId="23" w16cid:durableId="728766549">
+    <w:abstractNumId w:val="13"/>
+  </w:num>
+  <w:num w:numId="24" w16cid:durableId="48846176">
+    <w:abstractNumId w:val="10"/>
+  </w:num>
+  <w:num w:numId="25" w16cid:durableId="641813107">
+    <w:abstractNumId w:val="23"/>
+  </w:num>
+  <w:num w:numId="26" w16cid:durableId="2010908223">
+    <w:abstractNumId w:val="18"/>
+  </w:num>
+  <w:num w:numId="27" w16cid:durableId="1841382773">
     <w:abstractNumId w:val="0"/>
   </w:num>
-  <w:num w:numId="4" w16cid:durableId="1816413829">
-    <w:abstractNumId w:val="6"/>
+  <w:num w:numId="28" w16cid:durableId="1061362718">
+    <w:abstractNumId w:val="24"/>
   </w:num>
-  <w:num w:numId="5" w16cid:durableId="1339962113">
-    <w:abstractNumId w:val="2"/>
+  <w:num w:numId="29" w16cid:durableId="174267968">
+    <w:abstractNumId w:val="22"/>
   </w:num>
-  <w:num w:numId="6" w16cid:durableId="1464422101">
-    <w:abstractNumId w:val="11"/>
+  <w:num w:numId="30" w16cid:durableId="1035693152">
+    <w:abstractNumId w:val="27"/>
   </w:num>
-  <w:num w:numId="7" w16cid:durableId="492380512">
-    <w:abstractNumId w:val="0"/>
+  <w:num w:numId="31" w16cid:durableId="1218007614">
+    <w:abstractNumId w:val="32"/>
   </w:num>
-  <w:num w:numId="8" w16cid:durableId="48499005">
-    <w:abstractNumId w:val="13"/>
+  <w:num w:numId="32" w16cid:durableId="1793742446">
+    <w:abstractNumId w:val="16"/>
   </w:num>
-  <w:num w:numId="9" w16cid:durableId="278345412">
-    <w:abstractNumId w:val="4"/>
+  <w:num w:numId="33" w16cid:durableId="71318084">
+    <w:abstractNumId w:val="28"/>
   </w:num>
-  <w:num w:numId="10" w16cid:durableId="981885744">
-    <w:abstractNumId w:val="8"/>
+  <w:num w:numId="34" w16cid:durableId="393428879">
+    <w:abstractNumId w:val="29"/>
   </w:num>
-  <w:num w:numId="11" w16cid:durableId="1493914566">
-    <w:abstractNumId w:val="9"/>
-  </w:num>
-  <w:num w:numId="12" w16cid:durableId="1037509573">
-    <w:abstractNumId w:val="1"/>
-  </w:num>
-  <w:num w:numId="13" w16cid:durableId="116028395">
-    <w:abstractNumId w:val="5"/>
-  </w:num>
-  <w:num w:numId="14" w16cid:durableId="1403943611">
-    <w:abstractNumId w:val="3"/>
-  </w:num>
-  <w:num w:numId="15" w16cid:durableId="1423255559">
-    <w:abstractNumId w:val="7"/>
-  </w:num>
-  <w:num w:numId="16" w16cid:durableId="1941180965">
-    <w:abstractNumId w:val="14"/>
-  </w:num>
-  <w:num w:numId="17" w16cid:durableId="235675875">
-    <w:abstractNumId w:val="12"/>
+  <w:num w:numId="35" w16cid:durableId="1604872532">
+    <w:abstractNumId w:val="26"/>
   </w:num>
 </w:numbering>
 </file>
@@ -13616,6 +18737,23 @@
       <w:iCs/>
     </w:rPr>
   </w:style>
+  <w:style w:type="character" w:styleId="UnresolvedMention">
+    <w:name w:val="Unresolved Mention"/>
+    <w:basedOn w:val="DefaultParagraphFont"/>
+    <w:uiPriority w:val="99"/>
+    <w:semiHidden/>
+    <w:unhideWhenUsed/>
+    <w:rsid w:val="008B7F9B"/>
+    <w:rPr>
+      <w:color w:val="605E5C"/>
+      <w:shd w:val="clear" w:color="auto" w:fill="E1DFDD"/>
+    </w:rPr>
+  </w:style>
+  <w:style w:type="character" w:customStyle="1" w:styleId="math-inline">
+    <w:name w:val="math-inline"/>
+    <w:basedOn w:val="DefaultParagraphFont"/>
+    <w:rsid w:val="00D26926"/>
+  </w:style>
 </w:styles>
 </file>
 
@@ -13915,10 +19053,6 @@
 </file>
 
 <file path=customXml/item1.xml><?xml version="1.0" encoding="utf-8"?>
-<b:Sources xmlns:b="http://schemas.openxmlformats.org/officeDocument/2006/bibliography" xmlns="http://schemas.openxmlformats.org/officeDocument/2006/bibliography" SelectedStyle="\IEEE2006OfficeOnline.xsl" StyleName="IEEE" Version="2006"/>
-</file>
-
-<file path=customXml/item2.xml><?xml version="1.0" encoding="utf-8"?>
 <ct:contentTypeSchema xmlns:ct="http://schemas.microsoft.com/office/2006/metadata/contentType" xmlns:ma="http://schemas.microsoft.com/office/2006/metadata/properties/metaAttributes" ct:_="" ma:_="" ma:contentTypeName="Document" ma:contentTypeID="0x01010036E5EA13D6F2F84F9BC517CE9E4C4BFF" ma:contentTypeVersion="5" ma:contentTypeDescription="Create a new document." ma:contentTypeScope="" ma:versionID="2850e8dd263f469e3a805c317afb2a28">
   <xsd:schema xmlns:xsd="http://www.w3.org/2001/XMLSchema" xmlns:xs="http://www.w3.org/2001/XMLSchema" xmlns:p="http://schemas.microsoft.com/office/2006/metadata/properties" xmlns:ns3="4b2a99f4-f291-4565-9e12-70829312e583" targetNamespace="http://schemas.microsoft.com/office/2006/metadata/properties" ma:root="true" ma:fieldsID="6f5ceeeaad2698c1f3b638a6e1b43cad" ns3:_="">
     <xsd:import namespace="4b2a99f4-f291-4565-9e12-70829312e583"/>
@@ -14068,7 +19202,17 @@
 </ct:contentTypeSchema>
 </file>
 
+<file path=customXml/item2.xml><?xml version="1.0" encoding="utf-8"?>
+<b:Sources xmlns:b="http://schemas.openxmlformats.org/officeDocument/2006/bibliography" xmlns="http://schemas.openxmlformats.org/officeDocument/2006/bibliography" SelectedStyle="\IEEE2006OfficeOnline.xsl" StyleName="IEEE" Version="2006"/>
+</file>
+
 <file path=customXml/item3.xml><?xml version="1.0" encoding="utf-8"?>
+<p:properties xmlns:p="http://schemas.microsoft.com/office/2006/metadata/properties" xmlns:xsi="http://www.w3.org/2001/XMLSchema-instance" xmlns:pc="http://schemas.microsoft.com/office/infopath/2007/PartnerControls">
+  <documentManagement/>
+</p:properties>
+</file>
+
+<file path=customXml/item4.xml><?xml version="1.0" encoding="utf-8"?>
 <?mso-contentType ?>
 <FormTemplates xmlns="http://schemas.microsoft.com/sharepoint/v3/contenttype/forms">
   <Display>DocumentLibraryForm</Display>
@@ -14077,21 +19221,7 @@
 </FormTemplates>
 </file>
 
-<file path=customXml/item4.xml><?xml version="1.0" encoding="utf-8"?>
-<p:properties xmlns:p="http://schemas.microsoft.com/office/2006/metadata/properties" xmlns:xsi="http://www.w3.org/2001/XMLSchema-instance" xmlns:pc="http://schemas.microsoft.com/office/infopath/2007/PartnerControls">
-  <documentManagement/>
-</p:properties>
-</file>
-
 <file path=customXml/itemProps1.xml><?xml version="1.0" encoding="utf-8"?>
-<ds:datastoreItem xmlns:ds="http://schemas.openxmlformats.org/officeDocument/2006/customXml" ds:itemID="{850A105B-F3CC-4C31-865A-FEF126CB313A}">
-  <ds:schemaRefs>
-    <ds:schemaRef ds:uri="http://schemas.openxmlformats.org/officeDocument/2006/bibliography"/>
-  </ds:schemaRefs>
-</ds:datastoreItem>
-</file>
-
-<file path=customXml/itemProps2.xml><?xml version="1.0" encoding="utf-8"?>
 <ds:datastoreItem xmlns:ds="http://schemas.openxmlformats.org/officeDocument/2006/customXml" ds:itemID="{05013E2A-AD69-4EB8-B370-8E5D28CDC848}">
   <ds:schemaRefs>
     <ds:schemaRef ds:uri="http://schemas.microsoft.com/office/2006/metadata/contentType"/>
@@ -14109,19 +19239,27 @@
 </ds:datastoreItem>
 </file>
 
-<file path=customXml/itemProps3.xml><?xml version="1.0" encoding="utf-8"?>
-<ds:datastoreItem xmlns:ds="http://schemas.openxmlformats.org/officeDocument/2006/customXml" ds:itemID="{F2534D8B-EE7D-4963-8017-583E28F75505}">
+<file path=customXml/itemProps2.xml><?xml version="1.0" encoding="utf-8"?>
+<ds:datastoreItem xmlns:ds="http://schemas.openxmlformats.org/officeDocument/2006/customXml" ds:itemID="{850A105B-F3CC-4C31-865A-FEF126CB313A}">
   <ds:schemaRefs>
-    <ds:schemaRef ds:uri="http://schemas.microsoft.com/sharepoint/v3/contenttype/forms"/>
+    <ds:schemaRef ds:uri="http://schemas.openxmlformats.org/officeDocument/2006/bibliography"/>
   </ds:schemaRefs>
 </ds:datastoreItem>
 </file>
 
-<file path=customXml/itemProps4.xml><?xml version="1.0" encoding="utf-8"?>
+<file path=customXml/itemProps3.xml><?xml version="1.0" encoding="utf-8"?>
 <ds:datastoreItem xmlns:ds="http://schemas.openxmlformats.org/officeDocument/2006/customXml" ds:itemID="{34E1D5EF-215C-4254-8DE6-4AE38A4A9488}">
   <ds:schemaRefs>
     <ds:schemaRef ds:uri="http://schemas.microsoft.com/office/2006/metadata/properties"/>
     <ds:schemaRef ds:uri="http://schemas.microsoft.com/office/infopath/2007/PartnerControls"/>
   </ds:schemaRefs>
 </ds:datastoreItem>
+</file>
+
+<file path=customXml/itemProps4.xml><?xml version="1.0" encoding="utf-8"?>
+<ds:datastoreItem xmlns:ds="http://schemas.openxmlformats.org/officeDocument/2006/customXml" ds:itemID="{F2534D8B-EE7D-4963-8017-583E28F75505}">
+  <ds:schemaRefs>
+    <ds:schemaRef ds:uri="http://schemas.microsoft.com/sharepoint/v3/contenttype/forms"/>
+  </ds:schemaRefs>
+</ds:datastoreItem>
 </file>